--- a/doc/XbDiag_User_Manual.docx
+++ b/doc/XbDiag_User_Manual.docx
@@ -12,7 +12,6 @@
         <w:spacing w:after="160"/>
         <w:jc w:val="center"/>
       </w:pPr>
-      <w:proofErr w:type="spellStart"/>
       <w:r>
         <w:rPr>
           <w:b/>
@@ -23,7 +22,6 @@
         </w:rPr>
         <w:t>XbDiag</w:t>
       </w:r>
-      <w:proofErr w:type="spellEnd"/>
     </w:p>
     <w:p>
       <w:pPr>
@@ -72,35 +70,7 @@
         <w:rPr>
           <w:color w:val="555577"/>
         </w:rPr>
-        <w:t xml:space="preserve">Team </w:t>
-      </w:r>
-      <w:proofErr w:type="gramStart"/>
-      <w:r>
-        <w:rPr>
-          <w:color w:val="555577"/>
-        </w:rPr>
-        <w:t>Resurgent  ·</w:t>
-      </w:r>
-      <w:proofErr w:type="gramEnd"/>
-      <w:r>
-        <w:rPr>
-          <w:color w:val="555577"/>
-        </w:rPr>
-        <w:t xml:space="preserve">  </w:t>
-      </w:r>
-      <w:proofErr w:type="spellStart"/>
-      <w:r>
-        <w:rPr>
-          <w:color w:val="555577"/>
-        </w:rPr>
-        <w:t>Darkone</w:t>
-      </w:r>
-      <w:proofErr w:type="spellEnd"/>
-      <w:r>
-        <w:rPr>
-          <w:color w:val="555577"/>
-        </w:rPr>
-        <w:t xml:space="preserve"> Customs</w:t>
+        <w:t>Team Resurgent  ·  Darkone Customs</w:t>
       </w:r>
     </w:p>
     <w:p>
@@ -168,13 +138,6 @@
           <w:szCs w:val="20"/>
         </w:rPr>
         <w:t>Main Menu Navigation</w:t>
-      </w:r>
-      <w:r>
-        <w:rPr>
-          <w:color w:val="555577"/>
-          <w:sz w:val="20"/>
-          <w:szCs w:val="20"/>
-        </w:rPr>
         <w:tab/>
         <w:t>3</w:t>
       </w:r>
@@ -238,25 +201,7 @@
           <w:bCs/>
           <w:color w:val="0D1B3E"/>
         </w:rPr>
-        <w:t xml:space="preserve">03 — </w:t>
-      </w:r>
-      <w:proofErr w:type="spellStart"/>
-      <w:r>
-        <w:rPr>
-          <w:b/>
-          <w:bCs/>
-          <w:color w:val="0D1B3E"/>
-        </w:rPr>
-        <w:t>SMBus</w:t>
-      </w:r>
-      <w:proofErr w:type="spellEnd"/>
-      <w:r>
-        <w:rPr>
-          <w:b/>
-          <w:bCs/>
-          <w:color w:val="0D1B3E"/>
-        </w:rPr>
-        <w:t xml:space="preserve"> Scan</w:t>
+        <w:t>03 — SMBus Scan</w:t>
       </w:r>
       <w:r>
         <w:rPr>
@@ -486,18 +431,8 @@
           <w:bCs/>
           <w:color w:val="0D1B3E"/>
         </w:rPr>
-        <w:t xml:space="preserve">Automation — </w:t>
-      </w:r>
-      <w:proofErr w:type="spellStart"/>
-      <w:r>
-        <w:rPr>
-          <w:b/>
-          <w:bCs/>
-          <w:color w:val="0D1B3E"/>
-        </w:rPr>
-        <w:t>XbSet</w:t>
-      </w:r>
-      <w:proofErr w:type="spellEnd"/>
+        <w:t>Automation — XbSet</w:t>
+      </w:r>
       <w:r>
         <w:rPr>
           <w:color w:val="555577"/>
@@ -521,13 +456,6 @@
           <w:szCs w:val="20"/>
         </w:rPr>
         <w:t>The Automated Run Sequence</w:t>
-      </w:r>
-      <w:r>
-        <w:rPr>
-          <w:color w:val="555577"/>
-          <w:sz w:val="20"/>
-          <w:szCs w:val="20"/>
-        </w:rPr>
         <w:tab/>
         <w:t>22</w:t>
       </w:r>
@@ -547,13 +475,6 @@
           <w:szCs w:val="20"/>
         </w:rPr>
         <w:t>Settings Reference</w:t>
-      </w:r>
-      <w:r>
-        <w:rPr>
-          <w:color w:val="555577"/>
-          <w:sz w:val="20"/>
-          <w:szCs w:val="20"/>
-        </w:rPr>
         <w:tab/>
         <w:t>22</w:t>
       </w:r>
@@ -573,13 +494,6 @@
           <w:szCs w:val="20"/>
         </w:rPr>
         <w:t>Shutdown countdown</w:t>
-      </w:r>
-      <w:r>
-        <w:rPr>
-          <w:color w:val="555577"/>
-          <w:sz w:val="20"/>
-          <w:szCs w:val="20"/>
-        </w:rPr>
         <w:tab/>
         <w:t>23</w:t>
       </w:r>
@@ -599,13 +513,6 @@
           <w:szCs w:val="20"/>
         </w:rPr>
         <w:t>Settings screen controls</w:t>
-      </w:r>
-      <w:r>
-        <w:rPr>
-          <w:color w:val="555577"/>
-          <w:sz w:val="20"/>
-          <w:szCs w:val="20"/>
-        </w:rPr>
         <w:tab/>
         <w:t>23</w:t>
       </w:r>
@@ -623,18 +530,8 @@
           <w:bCs/>
           <w:color w:val="0D1B3E"/>
         </w:rPr>
-        <w:t xml:space="preserve">Files Saved by </w:t>
-      </w:r>
-      <w:proofErr w:type="spellStart"/>
-      <w:r>
-        <w:rPr>
-          <w:b/>
-          <w:bCs/>
-          <w:color w:val="0D1B3E"/>
-        </w:rPr>
-        <w:t>XbDiag</w:t>
-      </w:r>
-      <w:proofErr w:type="spellEnd"/>
+        <w:t>Files Saved by XbDiag</w:t>
+      </w:r>
       <w:r>
         <w:rPr>
           <w:color w:val="555577"/>
@@ -681,13 +578,6 @@
           <w:szCs w:val="20"/>
         </w:rPr>
         <w:t>Report header</w:t>
-      </w:r>
-      <w:r>
-        <w:rPr>
-          <w:color w:val="555577"/>
-          <w:sz w:val="20"/>
-          <w:szCs w:val="20"/>
-        </w:rPr>
         <w:tab/>
         <w:t>25</w:t>
       </w:r>
@@ -707,13 +597,6 @@
           <w:szCs w:val="20"/>
         </w:rPr>
         <w:t>System Info section</w:t>
-      </w:r>
-      <w:r>
-        <w:rPr>
-          <w:color w:val="555577"/>
-          <w:sz w:val="20"/>
-          <w:szCs w:val="20"/>
-        </w:rPr>
         <w:tab/>
         <w:t>25</w:t>
       </w:r>
@@ -733,13 +616,6 @@
           <w:szCs w:val="20"/>
         </w:rPr>
         <w:t>HDD Info section</w:t>
-      </w:r>
-      <w:r>
-        <w:rPr>
-          <w:color w:val="555577"/>
-          <w:sz w:val="20"/>
-          <w:szCs w:val="20"/>
-        </w:rPr>
         <w:tab/>
         <w:t>25</w:t>
       </w:r>
@@ -759,13 +635,6 @@
           <w:szCs w:val="20"/>
         </w:rPr>
         <w:t>RAM Test section</w:t>
-      </w:r>
-      <w:r>
-        <w:rPr>
-          <w:color w:val="555577"/>
-          <w:sz w:val="20"/>
-          <w:szCs w:val="20"/>
-        </w:rPr>
         <w:tab/>
         <w:t>26</w:t>
       </w:r>
@@ -785,13 +654,6 @@
           <w:szCs w:val="20"/>
         </w:rPr>
         <w:t>CPU Stress Test section</w:t>
-      </w:r>
-      <w:r>
-        <w:rPr>
-          <w:color w:val="555577"/>
-          <w:sz w:val="20"/>
-          <w:szCs w:val="20"/>
-        </w:rPr>
         <w:tab/>
         <w:t>26</w:t>
       </w:r>
@@ -811,13 +673,6 @@
           <w:szCs w:val="20"/>
         </w:rPr>
         <w:t>RAM Stress Test section</w:t>
-      </w:r>
-      <w:r>
-        <w:rPr>
-          <w:color w:val="555577"/>
-          <w:sz w:val="20"/>
-          <w:szCs w:val="20"/>
-        </w:rPr>
         <w:tab/>
         <w:t>27</w:t>
       </w:r>
@@ -837,13 +692,6 @@
           <w:szCs w:val="20"/>
         </w:rPr>
         <w:t>Multi-loop summary</w:t>
-      </w:r>
-      <w:r>
-        <w:rPr>
-          <w:color w:val="555577"/>
-          <w:sz w:val="20"/>
-          <w:szCs w:val="20"/>
-        </w:rPr>
         <w:tab/>
         <w:t>27</w:t>
       </w:r>
@@ -886,13 +734,6 @@
           <w:szCs w:val="20"/>
         </w:rPr>
         <w:t>Main Menu</w:t>
-      </w:r>
-      <w:r>
-        <w:rPr>
-          <w:color w:val="555577"/>
-          <w:sz w:val="20"/>
-          <w:szCs w:val="20"/>
-        </w:rPr>
         <w:tab/>
         <w:t>28</w:t>
       </w:r>
@@ -912,13 +753,6 @@
           <w:szCs w:val="20"/>
         </w:rPr>
         <w:t>System Info</w:t>
-      </w:r>
-      <w:r>
-        <w:rPr>
-          <w:color w:val="555577"/>
-          <w:sz w:val="20"/>
-          <w:szCs w:val="20"/>
-        </w:rPr>
         <w:tab/>
         <w:t>28</w:t>
       </w:r>
@@ -938,13 +772,6 @@
           <w:szCs w:val="20"/>
         </w:rPr>
         <w:t>Memory Test</w:t>
-      </w:r>
-      <w:r>
-        <w:rPr>
-          <w:color w:val="555577"/>
-          <w:sz w:val="20"/>
-          <w:szCs w:val="20"/>
-        </w:rPr>
         <w:tab/>
         <w:t>28</w:t>
       </w:r>
@@ -964,49 +791,25 @@
           <w:szCs w:val="20"/>
         </w:rPr>
         <w:t>About</w:t>
-      </w:r>
+        <w:tab/>
+        <w:t>28</w:t>
+      </w:r>
+    </w:p>
+    <w:p>
+      <w:pPr>
+        <w:tabs>
+          <w:tab w:val="right" w:leader="dot" w:pos="9360"/>
+        </w:tabs>
+        <w:spacing w:before="30"/>
+        <w:ind w:left="360"/>
+      </w:pPr>
       <w:r>
         <w:rPr>
           <w:color w:val="555577"/>
           <w:sz w:val="20"/>
           <w:szCs w:val="20"/>
         </w:rPr>
-        <w:tab/>
-        <w:t>28</w:t>
-      </w:r>
-    </w:p>
-    <w:p>
-      <w:pPr>
-        <w:tabs>
-          <w:tab w:val="right" w:leader="dot" w:pos="9360"/>
-        </w:tabs>
-        <w:spacing w:before="30"/>
-        <w:ind w:left="360"/>
-      </w:pPr>
-      <w:proofErr w:type="spellStart"/>
-      <w:r>
-        <w:rPr>
-          <w:color w:val="555577"/>
-          <w:sz w:val="20"/>
-          <w:szCs w:val="20"/>
-        </w:rPr>
-        <w:t>SMBus</w:t>
-      </w:r>
-      <w:proofErr w:type="spellEnd"/>
-      <w:r>
-        <w:rPr>
-          <w:color w:val="555577"/>
-          <w:sz w:val="20"/>
-          <w:szCs w:val="20"/>
-        </w:rPr>
-        <w:t xml:space="preserve"> Scan</w:t>
-      </w:r>
-      <w:r>
-        <w:rPr>
-          <w:color w:val="555577"/>
-          <w:sz w:val="20"/>
-          <w:szCs w:val="20"/>
-        </w:rPr>
+        <w:t>SMBus Scan</w:t>
         <w:tab/>
         <w:t>29</w:t>
       </w:r>
@@ -1026,13 +829,6 @@
           <w:szCs w:val="20"/>
         </w:rPr>
         <w:t>EEPROM Viewer</w:t>
-      </w:r>
-      <w:r>
-        <w:rPr>
-          <w:color w:val="555577"/>
-          <w:sz w:val="20"/>
-          <w:szCs w:val="20"/>
-        </w:rPr>
         <w:tab/>
         <w:t>29</w:t>
       </w:r>
@@ -1052,13 +848,6 @@
           <w:szCs w:val="20"/>
         </w:rPr>
         <w:t>Video Info</w:t>
-      </w:r>
-      <w:r>
-        <w:rPr>
-          <w:color w:val="555577"/>
-          <w:sz w:val="20"/>
-          <w:szCs w:val="20"/>
-        </w:rPr>
         <w:tab/>
         <w:t>29</w:t>
       </w:r>
@@ -1078,13 +867,6 @@
           <w:szCs w:val="20"/>
         </w:rPr>
         <w:t>HDD Info</w:t>
-      </w:r>
-      <w:r>
-        <w:rPr>
-          <w:color w:val="555577"/>
-          <w:sz w:val="20"/>
-          <w:szCs w:val="20"/>
-        </w:rPr>
         <w:tab/>
         <w:t>30</w:t>
       </w:r>
@@ -1104,13 +886,6 @@
           <w:szCs w:val="20"/>
         </w:rPr>
         <w:t>Controller Test</w:t>
-      </w:r>
-      <w:r>
-        <w:rPr>
-          <w:color w:val="555577"/>
-          <w:sz w:val="20"/>
-          <w:szCs w:val="20"/>
-        </w:rPr>
         <w:tab/>
         <w:t>30</w:t>
       </w:r>
@@ -1130,13 +905,6 @@
           <w:szCs w:val="20"/>
         </w:rPr>
         <w:t>Stress Test</w:t>
-      </w:r>
-      <w:r>
-        <w:rPr>
-          <w:color w:val="555577"/>
-          <w:sz w:val="20"/>
-          <w:szCs w:val="20"/>
-        </w:rPr>
         <w:tab/>
         <w:t>31</w:t>
       </w:r>
@@ -1156,13 +924,6 @@
           <w:szCs w:val="20"/>
         </w:rPr>
         <w:t>File Explorer</w:t>
-      </w:r>
-      <w:r>
-        <w:rPr>
-          <w:color w:val="555577"/>
-          <w:sz w:val="20"/>
-          <w:szCs w:val="20"/>
-        </w:rPr>
         <w:tab/>
         <w:t>31</w:t>
       </w:r>
@@ -1182,57 +943,25 @@
           <w:szCs w:val="20"/>
         </w:rPr>
         <w:t>Update Check</w:t>
-      </w:r>
+        <w:tab/>
+        <w:t>32</w:t>
+      </w:r>
+    </w:p>
+    <w:p>
+      <w:pPr>
+        <w:tabs>
+          <w:tab w:val="right" w:leader="dot" w:pos="9360"/>
+        </w:tabs>
+        <w:spacing w:before="30"/>
+        <w:ind w:left="360"/>
+      </w:pPr>
       <w:r>
         <w:rPr>
           <w:color w:val="555577"/>
           <w:sz w:val="20"/>
           <w:szCs w:val="20"/>
         </w:rPr>
-        <w:tab/>
-        <w:t>32</w:t>
-      </w:r>
-    </w:p>
-    <w:p>
-      <w:pPr>
-        <w:tabs>
-          <w:tab w:val="right" w:leader="dot" w:pos="9360"/>
-        </w:tabs>
-        <w:spacing w:before="30"/>
-        <w:ind w:left="360"/>
-      </w:pPr>
-      <w:r>
-        <w:rPr>
-          <w:color w:val="555577"/>
-          <w:sz w:val="20"/>
-          <w:szCs w:val="20"/>
-        </w:rPr>
-        <w:t>Automation (</w:t>
-      </w:r>
-      <w:proofErr w:type="spellStart"/>
-      <w:r>
-        <w:rPr>
-          <w:color w:val="555577"/>
-          <w:sz w:val="20"/>
-          <w:szCs w:val="20"/>
-        </w:rPr>
-        <w:t>XbSet</w:t>
-      </w:r>
-      <w:proofErr w:type="spellEnd"/>
-      <w:r>
-        <w:rPr>
-          <w:color w:val="555577"/>
-          <w:sz w:val="20"/>
-          <w:szCs w:val="20"/>
-        </w:rPr>
-        <w:t>)</w:t>
-      </w:r>
-      <w:r>
-        <w:rPr>
-          <w:color w:val="555577"/>
-          <w:sz w:val="20"/>
-          <w:szCs w:val="20"/>
-        </w:rPr>
+        <w:t>Automation (XbSet)</w:t>
         <w:tab/>
         <w:t>32</w:t>
       </w:r>
@@ -1280,13 +1009,8 @@
       <w:pPr>
         <w:spacing w:before="60" w:after="80"/>
       </w:pPr>
-      <w:proofErr w:type="spellStart"/>
-      <w:r>
-        <w:t>XbDiag</w:t>
-      </w:r>
-      <w:proofErr w:type="spellEnd"/>
-      <w:r>
-        <w:t xml:space="preserve"> is a diagnostic tool that runs directly on your original Xbox. It gives you a clear picture of what's happening inside your console — how hot it's running, whether the hard drive is healthy, whether your controllers are working properly, and much more.</w:t>
+      <w:r>
+        <w:t>XbDiag is a diagnostic tool that runs directly on your original Xbox. It gives you a clear picture of what's happening inside your console — how hot it's running, whether the hard drive is healthy, whether your controllers are working properly, and much more.</w:t>
       </w:r>
     </w:p>
     <w:p>
@@ -1294,23 +1018,7 @@
         <w:spacing w:before="60" w:after="80"/>
       </w:pPr>
       <w:r>
-        <w:t xml:space="preserve">You don't need any technical background to use it. Everything runs with your </w:t>
-      </w:r>
-      <w:proofErr w:type="gramStart"/>
-      <w:r>
-        <w:t>controller</w:t>
-      </w:r>
-      <w:proofErr w:type="gramEnd"/>
-      <w:r>
-        <w:t xml:space="preserve"> and all information is displayed in plain language on screen. Nothing in </w:t>
-      </w:r>
-      <w:proofErr w:type="spellStart"/>
-      <w:r>
-        <w:t>XbDiag</w:t>
-      </w:r>
-      <w:proofErr w:type="spellEnd"/>
-      <w:r>
-        <w:t xml:space="preserve"> changes your console's settings or data unless you specifically tell it to.</w:t>
+        <w:t>You don't need any technical background to use it. Everything runs with your controller and all information is displayed in plain language on screen. Nothing in XbDiag changes your console's settings or data unless you specifically tell it to.</w:t>
       </w:r>
     </w:p>
     <w:p>
@@ -1394,21 +1102,12 @@
             </w:tcMar>
           </w:tcPr>
           <w:p>
-            <w:proofErr w:type="spellStart"/>
-            <w:r>
-              <w:rPr>
-                <w:sz w:val="20"/>
-                <w:szCs w:val="20"/>
-              </w:rPr>
-              <w:t>XbDiag</w:t>
-            </w:r>
-            <w:proofErr w:type="spellEnd"/>
-            <w:r>
-              <w:rPr>
-                <w:sz w:val="20"/>
-                <w:szCs w:val="20"/>
-              </w:rPr>
-              <w:t xml:space="preserve"> is read-only by default. Just opening a module and looking at the results is completely safe — it won't modify anything on your Xbox.</w:t>
+            <w:r>
+              <w:rPr>
+                <w:sz w:val="20"/>
+                <w:szCs w:val="20"/>
+              </w:rPr>
+              <w:t>XbDiag is read-only by default. Just opening a module and looking at the results is completely safe — it won't modify anything on your Xbox.</w:t>
             </w:r>
           </w:p>
         </w:tc>
@@ -1435,15 +1134,7 @@
         <w:spacing w:before="60" w:after="80"/>
       </w:pPr>
       <w:r>
-        <w:t xml:space="preserve">When </w:t>
-      </w:r>
-      <w:proofErr w:type="spellStart"/>
-      <w:r>
-        <w:t>XbDiag</w:t>
-      </w:r>
-      <w:proofErr w:type="spellEnd"/>
-      <w:r>
-        <w:t xml:space="preserve"> starts you'll see the main menu — a numbered list of tools. Use the D-Pad to move between them, press A to open the one you want, and press Start to exit back to your dashboard.</w:t>
+        <w:t>When XbDiag starts you'll see the main menu — a numbered list of tools. Use the D-Pad to move between them, press A to open the one you want, and press Start to exit back to your dashboard.</w:t>
       </w:r>
     </w:p>
     <w:p>
@@ -1736,23 +1427,7 @@
                 <w:sz w:val="20"/>
                 <w:szCs w:val="20"/>
               </w:rPr>
-              <w:t xml:space="preserve">Exit </w:t>
-            </w:r>
-            <w:proofErr w:type="spellStart"/>
-            <w:r>
-              <w:rPr>
-                <w:sz w:val="20"/>
-                <w:szCs w:val="20"/>
-              </w:rPr>
-              <w:t>XbDiag</w:t>
-            </w:r>
-            <w:proofErr w:type="spellEnd"/>
-            <w:r>
-              <w:rPr>
-                <w:sz w:val="20"/>
-                <w:szCs w:val="20"/>
-              </w:rPr>
-              <w:t xml:space="preserve"> and return to your dashboard</w:t>
+              <w:t>Exit XbDiag and return to your dashboard</w:t>
             </w:r>
           </w:p>
         </w:tc>
@@ -1818,23 +1493,7 @@
                 <w:sz w:val="20"/>
                 <w:szCs w:val="20"/>
               </w:rPr>
-              <w:t>Open the Automation settings screen (</w:t>
-            </w:r>
-            <w:proofErr w:type="spellStart"/>
-            <w:r>
-              <w:rPr>
-                <w:sz w:val="20"/>
-                <w:szCs w:val="20"/>
-              </w:rPr>
-              <w:t>XbSet</w:t>
-            </w:r>
-            <w:proofErr w:type="spellEnd"/>
-            <w:r>
-              <w:rPr>
-                <w:sz w:val="20"/>
-                <w:szCs w:val="20"/>
-              </w:rPr>
-              <w:t>) directly</w:t>
+              <w:t>Open the Automation settings screen (XbSet) directly</w:t>
             </w:r>
           </w:p>
         </w:tc>
@@ -1926,55 +1585,7 @@
                 <w:sz w:val="20"/>
                 <w:szCs w:val="20"/>
               </w:rPr>
-              <w:t xml:space="preserve">If an automation settings file is found in the </w:t>
-            </w:r>
-            <w:proofErr w:type="spellStart"/>
-            <w:r>
-              <w:rPr>
-                <w:sz w:val="20"/>
-                <w:szCs w:val="20"/>
-              </w:rPr>
-              <w:t>XbDiag</w:t>
-            </w:r>
-            <w:proofErr w:type="spellEnd"/>
-            <w:r>
-              <w:rPr>
-                <w:sz w:val="20"/>
-                <w:szCs w:val="20"/>
-              </w:rPr>
-              <w:t xml:space="preserve"> folder when </w:t>
-            </w:r>
-            <w:proofErr w:type="spellStart"/>
-            <w:r>
-              <w:rPr>
-                <w:sz w:val="20"/>
-                <w:szCs w:val="20"/>
-              </w:rPr>
-              <w:t>XbDiag</w:t>
-            </w:r>
-            <w:proofErr w:type="spellEnd"/>
-            <w:r>
-              <w:rPr>
-                <w:sz w:val="20"/>
-                <w:szCs w:val="20"/>
-              </w:rPr>
-              <w:t xml:space="preserve"> starts, it will offer to run an automated diagnostic sequence automatically. See the section on Automation (</w:t>
-            </w:r>
-            <w:proofErr w:type="spellStart"/>
-            <w:r>
-              <w:rPr>
-                <w:sz w:val="20"/>
-                <w:szCs w:val="20"/>
-              </w:rPr>
-              <w:t>XbSet</w:t>
-            </w:r>
-            <w:proofErr w:type="spellEnd"/>
-            <w:r>
-              <w:rPr>
-                <w:sz w:val="20"/>
-                <w:szCs w:val="20"/>
-              </w:rPr>
-              <w:t>) for details.</w:t>
+              <w:t>If an automation settings file is found in the XbDiag folder when XbDiag starts, it will offer to run an automated diagnostic sequence automatically. See the section on Automation (XbSet) for details.</w:t>
             </w:r>
           </w:p>
         </w:tc>
@@ -2001,15 +1612,7 @@
         <w:spacing w:before="60" w:after="80"/>
       </w:pPr>
       <w:r>
-        <w:t xml:space="preserve">System Info gives you a full hardware snapshot of your Xbox </w:t>
-      </w:r>
-      <w:proofErr w:type="gramStart"/>
-      <w:r>
-        <w:t>in</w:t>
-      </w:r>
-      <w:proofErr w:type="gramEnd"/>
-      <w:r>
-        <w:t xml:space="preserve"> one screen. It reads everything when you open it — CPU type and speed, memory, board revision, video encoder, temperature, storage, and network. It's the first place to look when you want to understand exactly what hardware you're working with.</w:t>
+        <w:t>System Info gives you a full hardware snapshot of your Xbox in one screen. It reads everything when you open it — CPU type and speed, memory, board revision, video encoder, temperature, storage, and network. It's the first place to look when you want to understand exactly what hardware you're working with.</w:t>
       </w:r>
     </w:p>
     <w:p>
@@ -2147,23 +1750,7 @@
         <w:spacing w:before="60" w:after="80"/>
       </w:pPr>
       <w:r>
-        <w:t xml:space="preserve">System Info also gives you access to two BIOS-related tools via X and Y. These are advanced functions — the flash info panel (X) tells you about the flash chip installed on the board, and Y dumps a copy of the currently running BIOS as </w:t>
-      </w:r>
-      <w:proofErr w:type="spellStart"/>
-      <w:r>
-        <w:t>bios.bin</w:t>
-      </w:r>
-      <w:proofErr w:type="spellEnd"/>
-      <w:r>
-        <w:t xml:space="preserve"> in the </w:t>
-      </w:r>
-      <w:proofErr w:type="spellStart"/>
-      <w:r>
-        <w:t>XbDiag</w:t>
-      </w:r>
-      <w:proofErr w:type="spellEnd"/>
-      <w:r>
-        <w:t xml:space="preserve"> folder. The X button also gives access to a BIOS flash tool if your flash chip is writeable.</w:t>
+        <w:t>System Info also gives you access to two BIOS-related tools via X and Y. These are advanced functions — the flash info panel (X) tells you about the flash chip installed on the board, and Y dumps a copy of the currently running BIOS as bios.bin in the XbDiag folder. The X button also gives access to a BIOS flash tool if your flash chip is writeable.</w:t>
       </w:r>
     </w:p>
     <w:p>
@@ -2252,23 +1839,7 @@
                 <w:sz w:val="20"/>
                 <w:szCs w:val="20"/>
               </w:rPr>
-              <w:t xml:space="preserve">The </w:t>
-            </w:r>
-            <w:proofErr w:type="spellStart"/>
-            <w:r>
-              <w:rPr>
-                <w:sz w:val="20"/>
-                <w:szCs w:val="20"/>
-              </w:rPr>
-              <w:t>colour</w:t>
-            </w:r>
-            <w:proofErr w:type="spellEnd"/>
-            <w:r>
-              <w:rPr>
-                <w:sz w:val="20"/>
-                <w:szCs w:val="20"/>
-              </w:rPr>
-              <w:t xml:space="preserve"> bar along the bottom of the screen shows live CPU and GPU clock speeds. Green is normal, yellow is elevated, and red means the console is running very hot.</w:t>
+              <w:t>The colour bar along the bottom of the screen shows live CPU and GPU clock speeds. Green is normal, yellow is elevated, and red means the console is running very hot.</w:t>
             </w:r>
           </w:p>
         </w:tc>
@@ -2432,23 +2003,7 @@
                 <w:sz w:val="20"/>
                 <w:szCs w:val="20"/>
               </w:rPr>
-              <w:t xml:space="preserve">Export system info as sysinfo.txt in the </w:t>
-            </w:r>
-            <w:proofErr w:type="spellStart"/>
-            <w:r>
-              <w:rPr>
-                <w:sz w:val="20"/>
-                <w:szCs w:val="20"/>
-              </w:rPr>
-              <w:t>XbDiag</w:t>
-            </w:r>
-            <w:proofErr w:type="spellEnd"/>
-            <w:r>
-              <w:rPr>
-                <w:sz w:val="20"/>
-                <w:szCs w:val="20"/>
-              </w:rPr>
-              <w:t xml:space="preserve"> folder</w:t>
+              <w:t>Export system info as sysinfo.txt in the XbDiag folder</w:t>
             </w:r>
           </w:p>
         </w:tc>
@@ -2580,39 +2135,7 @@
                 <w:sz w:val="20"/>
                 <w:szCs w:val="20"/>
               </w:rPr>
-              <w:t xml:space="preserve">Dump the current BIOS as </w:t>
-            </w:r>
-            <w:proofErr w:type="spellStart"/>
-            <w:r>
-              <w:rPr>
-                <w:sz w:val="20"/>
-                <w:szCs w:val="20"/>
-              </w:rPr>
-              <w:t>bios.bin</w:t>
-            </w:r>
-            <w:proofErr w:type="spellEnd"/>
-            <w:r>
-              <w:rPr>
-                <w:sz w:val="20"/>
-                <w:szCs w:val="20"/>
-              </w:rPr>
-              <w:t xml:space="preserve"> in the </w:t>
-            </w:r>
-            <w:proofErr w:type="spellStart"/>
-            <w:r>
-              <w:rPr>
-                <w:sz w:val="20"/>
-                <w:szCs w:val="20"/>
-              </w:rPr>
-              <w:t>XbDiag</w:t>
-            </w:r>
-            <w:proofErr w:type="spellEnd"/>
-            <w:r>
-              <w:rPr>
-                <w:sz w:val="20"/>
-                <w:szCs w:val="20"/>
-              </w:rPr>
-              <w:t xml:space="preserve"> folder</w:t>
+              <w:t>Dump the current BIOS as bios.bin in the XbDiag folder</w:t>
             </w:r>
           </w:p>
         </w:tc>
@@ -2734,15 +2257,7 @@
         <w:spacing w:before="60" w:after="80"/>
       </w:pPr>
       <w:r>
-        <w:t xml:space="preserve">The screen shows a grid of memory banks. Green means that bank passed cleanly. Red means errors were found. Persistent errors in the same bank across multiple runs typically mean that RAM </w:t>
-      </w:r>
-      <w:proofErr w:type="gramStart"/>
-      <w:r>
-        <w:t>chip is</w:t>
-      </w:r>
-      <w:proofErr w:type="gramEnd"/>
-      <w:r>
-        <w:t xml:space="preserve"> failing.</w:t>
+        <w:t>The screen shows a grid of memory banks. Green means that bank passed cleanly. Red means errors were found. Persistent errors in the same bank across multiple runs typically mean that RAM chip is failing.</w:t>
       </w:r>
     </w:p>
     <w:p>
@@ -3193,23 +2708,7 @@
                 <w:sz w:val="20"/>
                 <w:szCs w:val="20"/>
               </w:rPr>
-              <w:t xml:space="preserve">Export results as ramresult.csv in the </w:t>
-            </w:r>
-            <w:proofErr w:type="spellStart"/>
-            <w:r>
-              <w:rPr>
-                <w:sz w:val="20"/>
-                <w:szCs w:val="20"/>
-              </w:rPr>
-              <w:t>XbDiag</w:t>
-            </w:r>
-            <w:proofErr w:type="spellEnd"/>
-            <w:r>
-              <w:rPr>
-                <w:sz w:val="20"/>
-                <w:szCs w:val="20"/>
-              </w:rPr>
-              <w:t xml:space="preserve"> folder (available after a test completes)</w:t>
+              <w:t>Export results as ramresult.csv in the XbDiag folder (available after a test completes)</w:t>
             </w:r>
           </w:p>
         </w:tc>
@@ -3336,21 +2835,12 @@
             </w:tcMar>
           </w:tcPr>
           <w:p>
-            <w:proofErr w:type="gramStart"/>
-            <w:r>
-              <w:rPr>
-                <w:sz w:val="20"/>
-                <w:szCs w:val="20"/>
-              </w:rPr>
-              <w:t>Abort</w:t>
-            </w:r>
-            <w:proofErr w:type="gramEnd"/>
-            <w:r>
-              <w:rPr>
-                <w:sz w:val="20"/>
-                <w:szCs w:val="20"/>
-              </w:rPr>
-              <w:t xml:space="preserve"> the current test / close chip help / return to the main menu</w:t>
+            <w:r>
+              <w:rPr>
+                <w:sz w:val="20"/>
+                <w:szCs w:val="20"/>
+              </w:rPr>
+              <w:t>Abort the current test / close chip help / return to the main menu</w:t>
             </w:r>
           </w:p>
         </w:tc>
@@ -3411,21 +2901,12 @@
             </w:tcMar>
           </w:tcPr>
           <w:p>
-            <w:proofErr w:type="gramStart"/>
-            <w:r>
-              <w:rPr>
-                <w:sz w:val="20"/>
-                <w:szCs w:val="20"/>
-              </w:rPr>
-              <w:t>Abort</w:t>
-            </w:r>
-            <w:proofErr w:type="gramEnd"/>
-            <w:r>
-              <w:rPr>
-                <w:sz w:val="20"/>
-                <w:szCs w:val="20"/>
-              </w:rPr>
-              <w:t xml:space="preserve"> the current test / return to the main menu</w:t>
+            <w:r>
+              <w:rPr>
+                <w:sz w:val="20"/>
+                <w:szCs w:val="20"/>
+              </w:rPr>
+              <w:t>Abort the current test / return to the main menu</w:t>
             </w:r>
           </w:p>
         </w:tc>
@@ -3443,15 +2924,7 @@
       <w:bookmarkStart w:id="3" w:name="smbus"/>
       <w:r>
         <w:lastRenderedPageBreak/>
-        <w:t xml:space="preserve">03 — </w:t>
-      </w:r>
-      <w:proofErr w:type="spellStart"/>
-      <w:r>
-        <w:t>SMBus</w:t>
-      </w:r>
-      <w:proofErr w:type="spellEnd"/>
-      <w:r>
-        <w:t xml:space="preserve"> Scan</w:t>
+        <w:t>03 — SMBus Scan</w:t>
       </w:r>
       <w:bookmarkEnd w:id="3"/>
     </w:p>
@@ -3460,15 +2933,7 @@
         <w:spacing w:before="60" w:after="80"/>
       </w:pPr>
       <w:r>
-        <w:t xml:space="preserve">The </w:t>
-      </w:r>
-      <w:proofErr w:type="spellStart"/>
-      <w:r>
-        <w:t>SMBus</w:t>
-      </w:r>
-      <w:proofErr w:type="spellEnd"/>
-      <w:r>
-        <w:t xml:space="preserve"> is an internal communication bus your Xbox uses to talk to hardware chips — the temperature sensor, the fan controller, the clock generator, and others. This tool scans all possible addresses on the bus and shows you which devices responded, what they are, and (for known devices) what their registers contain.</w:t>
+        <w:t>The SMBus is an internal communication bus your Xbox uses to talk to hardware chips — the temperature sensor, the fan controller, the clock generator, and others. This tool scans all possible addresses on the bus and shows you which devices responded, what they are, and (for known devices) what their registers contain.</w:t>
       </w:r>
     </w:p>
     <w:p>
@@ -3557,23 +3022,7 @@
                 <w:sz w:val="20"/>
                 <w:szCs w:val="20"/>
               </w:rPr>
-              <w:t xml:space="preserve">A warning screen appears before the scan starts, because probing certain addresses can cause unusual </w:t>
-            </w:r>
-            <w:proofErr w:type="spellStart"/>
-            <w:r>
-              <w:rPr>
-                <w:sz w:val="20"/>
-                <w:szCs w:val="20"/>
-              </w:rPr>
-              <w:t>behaviour</w:t>
-            </w:r>
-            <w:proofErr w:type="spellEnd"/>
-            <w:r>
-              <w:rPr>
-                <w:sz w:val="20"/>
-                <w:szCs w:val="20"/>
-              </w:rPr>
-              <w:t xml:space="preserve"> on some modded consoles. Press A to continue or B to cancel.</w:t>
+              <w:t>A warning screen appears before the scan starts, because probing certain addresses can cause unusual behaviour on some modded consoles. Press A to continue or B to cancel.</w:t>
             </w:r>
           </w:p>
         </w:tc>
@@ -3589,15 +3038,7 @@
         <w:spacing w:before="60" w:after="80"/>
       </w:pPr>
       <w:r>
-        <w:t xml:space="preserve">Results are displayed as a 2D address grid — use all four D-Pad directions to navigate it. Landing on a known device shows the chip name and pressing A opens a register panel. Landing </w:t>
-      </w:r>
-      <w:proofErr w:type="gramStart"/>
-      <w:r>
-        <w:t>on</w:t>
-      </w:r>
-      <w:proofErr w:type="gramEnd"/>
-      <w:r>
-        <w:t xml:space="preserve"> a reserved address shows Y as an option to one-shot probe it.</w:t>
+        <w:t>Results are displayed as a 2D address grid — use all four D-Pad directions to navigate it. Landing on a known device shows the chip name and pressing A opens a register panel. Landing on a reserved address shows Y as an option to one-shot probe it.</w:t>
       </w:r>
     </w:p>
     <w:p>
@@ -3824,17 +3265,8 @@
                 <w:sz w:val="20"/>
                 <w:szCs w:val="20"/>
               </w:rPr>
-              <w:t xml:space="preserve">Confirm the scan warning / open register panel for a known device that </w:t>
-            </w:r>
-            <w:proofErr w:type="spellStart"/>
-            <w:r>
-              <w:rPr>
-                <w:sz w:val="20"/>
-                <w:szCs w:val="20"/>
-              </w:rPr>
-              <w:t>ACK'd</w:t>
-            </w:r>
-            <w:proofErr w:type="spellEnd"/>
+              <w:t>Confirm the scan warning / open register panel for a known device that ACK'd</w:t>
+            </w:r>
           </w:p>
         </w:tc>
       </w:tr>
@@ -3899,23 +3331,7 @@
                 <w:sz w:val="20"/>
                 <w:szCs w:val="20"/>
               </w:rPr>
-              <w:t xml:space="preserve">Re-scan the </w:t>
-            </w:r>
-            <w:proofErr w:type="spellStart"/>
-            <w:r>
-              <w:rPr>
-                <w:sz w:val="20"/>
-                <w:szCs w:val="20"/>
-              </w:rPr>
-              <w:t>SMBus</w:t>
-            </w:r>
-            <w:proofErr w:type="spellEnd"/>
-            <w:r>
-              <w:rPr>
-                <w:sz w:val="20"/>
-                <w:szCs w:val="20"/>
-              </w:rPr>
-              <w:t xml:space="preserve"> (available at any point on the results screen)</w:t>
+              <w:t>Re-scan the SMBus (available at any point on the results screen)</w:t>
             </w:r>
           </w:p>
         </w:tc>
@@ -4219,23 +3635,7 @@
                 <w:sz w:val="20"/>
                 <w:szCs w:val="20"/>
               </w:rPr>
-              <w:t xml:space="preserve">Re-scan the </w:t>
-            </w:r>
-            <w:proofErr w:type="spellStart"/>
-            <w:r>
-              <w:rPr>
-                <w:sz w:val="20"/>
-                <w:szCs w:val="20"/>
-              </w:rPr>
-              <w:t>SMBus</w:t>
-            </w:r>
-            <w:proofErr w:type="spellEnd"/>
-            <w:r>
-              <w:rPr>
-                <w:sz w:val="20"/>
-                <w:szCs w:val="20"/>
-              </w:rPr>
-              <w:t xml:space="preserve"> and return to the address grid</w:t>
+              <w:t>Re-scan the SMBus and return to the address grid</w:t>
             </w:r>
           </w:p>
         </w:tc>
@@ -4354,15 +3754,7 @@
         <w:spacing w:before="40" w:after="40"/>
       </w:pPr>
       <w:r>
-        <w:t xml:space="preserve">Idle (no load): </w:t>
-      </w:r>
-      <w:proofErr w:type="gramStart"/>
-      <w:r>
-        <w:t>typically</w:t>
-      </w:r>
-      <w:proofErr w:type="gramEnd"/>
-      <w:r>
-        <w:t xml:space="preserve"> 40–55°C on the CPU</w:t>
+        <w:t>Idle (no load): typically 40–55°C on the CPU</w:t>
       </w:r>
     </w:p>
     <w:p>
@@ -4490,23 +3882,7 @@
                 <w:sz w:val="20"/>
                 <w:szCs w:val="20"/>
               </w:rPr>
-              <w:t xml:space="preserve">The sensor chip address and poll rate are shown in the bottom </w:t>
-            </w:r>
-            <w:proofErr w:type="gramStart"/>
-            <w:r>
-              <w:rPr>
-                <w:sz w:val="20"/>
-                <w:szCs w:val="20"/>
-              </w:rPr>
-              <w:t>bar</w:t>
-            </w:r>
-            <w:proofErr w:type="gramEnd"/>
-            <w:r>
-              <w:rPr>
-                <w:sz w:val="20"/>
-                <w:szCs w:val="20"/>
-              </w:rPr>
-              <w:t xml:space="preserve"> so you know exactly which chip is being read.</w:t>
+              <w:t>The sensor chip address and poll rate are shown in the bottom bar so you know exactly which chip is being read.</w:t>
             </w:r>
           </w:p>
         </w:tc>
@@ -4829,23 +4205,7 @@
         <w:spacing w:before="60" w:after="80"/>
       </w:pPr>
       <w:r>
-        <w:t xml:space="preserve">The EEPROM is a small chip on your Xbox's motherboard that stores important information tied to that specific console — serial number, region, MAC address, the hard drive lock keys, and dashboard settings like video mode, audio, language, and </w:t>
-      </w:r>
-      <w:proofErr w:type="spellStart"/>
-      <w:r>
-        <w:t>timezone</w:t>
-      </w:r>
-      <w:proofErr w:type="spellEnd"/>
-      <w:r>
-        <w:t xml:space="preserve">. </w:t>
-      </w:r>
-      <w:proofErr w:type="spellStart"/>
-      <w:r>
-        <w:t>XbDiag</w:t>
-      </w:r>
-      <w:proofErr w:type="spellEnd"/>
-      <w:r>
-        <w:t xml:space="preserve"> gives you five different views into this data: Decoded, Hex, Settings Editor, Repair, and Restore.</w:t>
+        <w:t>The EEPROM is a small chip on your Xbox's motherboard that stores important information tied to that specific console — serial number, region, MAC address, the hard drive lock keys, and dashboard settings like video mode, audio, language, and timezone. XbDiag gives you five different views into this data: Decoded, Hex, Settings Editor, Repair, and Restore.</w:t>
       </w:r>
     </w:p>
     <w:p>
@@ -4958,15 +4318,7 @@
         <w:spacing w:before="60" w:after="80"/>
       </w:pPr>
       <w:r>
-        <w:t xml:space="preserve">The default view when you open the module. Shows all EEPROM fields in plain readable form — serial number, MAC address, video standard, audio settings, language, </w:t>
-      </w:r>
-      <w:proofErr w:type="spellStart"/>
-      <w:r>
-        <w:t>timezone</w:t>
-      </w:r>
-      <w:proofErr w:type="spellEnd"/>
-      <w:r>
-        <w:t>, parental controls, game and DVD region, and the security section fields. Two columns are shown: the field name with its raw hex value on the left, and the human-readable interpretation on the right. Scroll through the list with D-Pad Up/Down.</w:t>
+        <w:t>The default view when you open the module. Shows all EEPROM fields in plain readable form — serial number, MAC address, video standard, audio settings, language, timezone, parental controls, game and DVD region, and the security section fields. Two columns are shown: the field name with its raw hex value on the left, and the human-readable interpretation on the right. Scroll through the list with D-Pad Up/Down.</w:t>
       </w:r>
     </w:p>
     <w:p>
@@ -5193,39 +4545,7 @@
                 <w:sz w:val="20"/>
                 <w:szCs w:val="20"/>
               </w:rPr>
-              <w:t xml:space="preserve">Save a 256-byte raw EEPROM backup as </w:t>
-            </w:r>
-            <w:proofErr w:type="spellStart"/>
-            <w:r>
-              <w:rPr>
-                <w:sz w:val="20"/>
-                <w:szCs w:val="20"/>
-              </w:rPr>
-              <w:t>eeprom.bin</w:t>
-            </w:r>
-            <w:proofErr w:type="spellEnd"/>
-            <w:r>
-              <w:rPr>
-                <w:sz w:val="20"/>
-                <w:szCs w:val="20"/>
-              </w:rPr>
-              <w:t xml:space="preserve"> in the </w:t>
-            </w:r>
-            <w:proofErr w:type="spellStart"/>
-            <w:r>
-              <w:rPr>
-                <w:sz w:val="20"/>
-                <w:szCs w:val="20"/>
-              </w:rPr>
-              <w:t>XbDiag</w:t>
-            </w:r>
-            <w:proofErr w:type="spellEnd"/>
-            <w:r>
-              <w:rPr>
-                <w:sz w:val="20"/>
-                <w:szCs w:val="20"/>
-              </w:rPr>
-              <w:t xml:space="preserve"> folder</w:t>
+              <w:t>Save a 256-byte raw EEPROM backup as eeprom.bin in the XbDiag folder</w:t>
             </w:r>
           </w:p>
         </w:tc>
@@ -5489,39 +4809,7 @@
                 <w:sz w:val="20"/>
                 <w:szCs w:val="20"/>
               </w:rPr>
-              <w:t xml:space="preserve">Open the Restore tool (only shown when </w:t>
-            </w:r>
-            <w:proofErr w:type="spellStart"/>
-            <w:r>
-              <w:rPr>
-                <w:sz w:val="20"/>
-                <w:szCs w:val="20"/>
-              </w:rPr>
-              <w:t>eeprom.bin</w:t>
-            </w:r>
-            <w:proofErr w:type="spellEnd"/>
-            <w:r>
-              <w:rPr>
-                <w:sz w:val="20"/>
-                <w:szCs w:val="20"/>
-              </w:rPr>
-              <w:t xml:space="preserve"> exists in the </w:t>
-            </w:r>
-            <w:proofErr w:type="spellStart"/>
-            <w:r>
-              <w:rPr>
-                <w:sz w:val="20"/>
-                <w:szCs w:val="20"/>
-              </w:rPr>
-              <w:t>XbDiag</w:t>
-            </w:r>
-            <w:proofErr w:type="spellEnd"/>
-            <w:r>
-              <w:rPr>
-                <w:sz w:val="20"/>
-                <w:szCs w:val="20"/>
-              </w:rPr>
-              <w:t xml:space="preserve"> folder)</w:t>
+              <w:t>Open the Restore tool (only shown when eeprom.bin exists in the XbDiag folder)</w:t>
             </w:r>
           </w:p>
         </w:tc>
@@ -5838,39 +5126,7 @@
                 <w:sz w:val="20"/>
                 <w:szCs w:val="20"/>
               </w:rPr>
-              <w:t xml:space="preserve">Save a 256-byte raw EEPROM backup as </w:t>
-            </w:r>
-            <w:proofErr w:type="spellStart"/>
-            <w:r>
-              <w:rPr>
-                <w:sz w:val="20"/>
-                <w:szCs w:val="20"/>
-              </w:rPr>
-              <w:t>eeprom.bin</w:t>
-            </w:r>
-            <w:proofErr w:type="spellEnd"/>
-            <w:r>
-              <w:rPr>
-                <w:sz w:val="20"/>
-                <w:szCs w:val="20"/>
-              </w:rPr>
-              <w:t xml:space="preserve"> in the </w:t>
-            </w:r>
-            <w:proofErr w:type="spellStart"/>
-            <w:r>
-              <w:rPr>
-                <w:sz w:val="20"/>
-                <w:szCs w:val="20"/>
-              </w:rPr>
-              <w:t>XbDiag</w:t>
-            </w:r>
-            <w:proofErr w:type="spellEnd"/>
-            <w:r>
-              <w:rPr>
-                <w:sz w:val="20"/>
-                <w:szCs w:val="20"/>
-              </w:rPr>
-              <w:t xml:space="preserve"> folder</w:t>
+              <w:t>Save a 256-byte raw EEPROM backup as eeprom.bin in the XbDiag folder</w:t>
             </w:r>
           </w:p>
         </w:tc>
@@ -6025,23 +5281,8 @@
       <w:pPr>
         <w:spacing w:before="60" w:after="80"/>
       </w:pPr>
-      <w:proofErr w:type="spellStart"/>
-      <w:proofErr w:type="gramStart"/>
-      <w:r>
-        <w:t>Lets</w:t>
-      </w:r>
-      <w:proofErr w:type="spellEnd"/>
-      <w:proofErr w:type="gramEnd"/>
-      <w:r>
-        <w:t xml:space="preserve"> you change your Xbox's dashboard settings stored in the EEPROM — things like video output mode, audio settings, game and DVD region, language, and </w:t>
-      </w:r>
-      <w:proofErr w:type="spellStart"/>
-      <w:r>
-        <w:t>timezone</w:t>
-      </w:r>
-      <w:proofErr w:type="spellEnd"/>
-      <w:r>
-        <w:t>. Changes are not written until you press A and confirm. The kernel handles re-encrypting the data and recalculating checksums automatically when you save.</w:t>
+      <w:r>
+        <w:t>Lets you change your Xbox's dashboard settings stored in the EEPROM — things like video output mode, audio settings, game and DVD region, language, and timezone. Changes are not written until you press A and confirm. The kernel handles re-encrypting the data and recalculating checksums automatically when you save.</w:t>
       </w:r>
     </w:p>
     <w:p>
@@ -6049,31 +5290,7 @@
         <w:spacing w:before="60" w:after="80"/>
       </w:pPr>
       <w:r>
-        <w:t xml:space="preserve">The editor has </w:t>
-      </w:r>
-      <w:proofErr w:type="gramStart"/>
-      <w:r>
-        <w:t>four tab</w:t>
-      </w:r>
-      <w:proofErr w:type="gramEnd"/>
-      <w:r>
-        <w:t xml:space="preserve"> pages — Video, Audio, Region, and Time — accessible with D-Pad Left/Right. Within each page, D-Pad Up/Down moves between fields, and X/Y changes the selected field's value. For the </w:t>
-      </w:r>
-      <w:proofErr w:type="spellStart"/>
-      <w:r>
-        <w:t>timezone</w:t>
-      </w:r>
-      <w:proofErr w:type="spellEnd"/>
-      <w:r>
-        <w:t xml:space="preserve"> page, X and Y cycle backwards and forwards through the full Xbox </w:t>
-      </w:r>
-      <w:proofErr w:type="spellStart"/>
-      <w:r>
-        <w:t>timezone</w:t>
-      </w:r>
-      <w:proofErr w:type="spellEnd"/>
-      <w:r>
-        <w:t xml:space="preserve"> list.</w:t>
+        <w:t>The editor has four tab pages — Video, Audio, Region, and Time — accessible with D-Pad Left/Right. Within each page, D-Pad Up/Down moves between fields, and X/Y changes the selected field's value. For the timezone page, X and Y cycle backwards and forwards through the full Xbox timezone list.</w:t>
       </w:r>
     </w:p>
     <w:p>
@@ -6656,23 +5873,7 @@
                 <w:sz w:val="20"/>
                 <w:szCs w:val="20"/>
               </w:rPr>
-              <w:t xml:space="preserve">The Settings Editor only touches user-section fields — video standard, audio flags, language, region, ratings, and </w:t>
-            </w:r>
-            <w:proofErr w:type="spellStart"/>
-            <w:r>
-              <w:rPr>
-                <w:sz w:val="20"/>
-                <w:szCs w:val="20"/>
-              </w:rPr>
-              <w:t>timezone</w:t>
-            </w:r>
-            <w:proofErr w:type="spellEnd"/>
-            <w:r>
-              <w:rPr>
-                <w:sz w:val="20"/>
-                <w:szCs w:val="20"/>
-              </w:rPr>
-              <w:t>. It never touches the security section (HMAC hash, confounder, HDD key) which would be dangerous to modify.</w:t>
+              <w:t>The Settings Editor only touches user-section fields — video standard, audio flags, language, region, ratings, and timezone. It never touches the security section (HMAC hash, confounder, HDD key) which would be dangerous to modify.</w:t>
             </w:r>
           </w:p>
         </w:tc>
@@ -6722,15 +5923,7 @@
         <w:spacing w:before="40" w:after="40"/>
       </w:pPr>
       <w:r>
-        <w:t>Factory checksum (</w:t>
-      </w:r>
-      <w:proofErr w:type="gramStart"/>
-      <w:r>
-        <w:t>0x30) —</w:t>
-      </w:r>
-      <w:proofErr w:type="gramEnd"/>
-      <w:r>
-        <w:t xml:space="preserve"> covers the serial number, MAC address, online key, and video standard. Repairable.</w:t>
+        <w:t>Factory checksum (0x30) — covers the serial number, MAC address, online key, and video standard. Repairable.</w:t>
       </w:r>
     </w:p>
     <w:p>
@@ -6743,23 +5936,7 @@
         <w:spacing w:before="40" w:after="40"/>
       </w:pPr>
       <w:r>
-        <w:t>User checksum (</w:t>
-      </w:r>
-      <w:proofErr w:type="gramStart"/>
-      <w:r>
-        <w:t>0x60) —</w:t>
-      </w:r>
-      <w:proofErr w:type="gramEnd"/>
-      <w:r>
-        <w:t xml:space="preserve"> covers </w:t>
-      </w:r>
-      <w:proofErr w:type="spellStart"/>
-      <w:r>
-        <w:t>timezone</w:t>
-      </w:r>
-      <w:proofErr w:type="spellEnd"/>
-      <w:r>
-        <w:t>, language, flags, and ratings. Repairable via the kernel.</w:t>
+        <w:t>User checksum (0x60) — covers timezone, language, flags, and ratings. Repairable via the kernel.</w:t>
       </w:r>
     </w:p>
     <w:p>
@@ -6772,15 +5949,7 @@
         <w:spacing w:before="40" w:after="40"/>
       </w:pPr>
       <w:r>
-        <w:t>Security hash (</w:t>
-      </w:r>
-      <w:proofErr w:type="gramStart"/>
-      <w:r>
-        <w:t>0x00) —</w:t>
-      </w:r>
-      <w:proofErr w:type="gramEnd"/>
-      <w:r>
-        <w:t xml:space="preserve"> HMAC-SHA1 over the encrypted security section. Detect only — cannot be repaired without per-version kernel crypto keys.</w:t>
+        <w:t>Security hash (0x00) — HMAC-SHA1 over the encrypted security section. Detect only — cannot be repaired without per-version kernel crypto keys.</w:t>
       </w:r>
     </w:p>
     <w:p>
@@ -6793,23 +5962,7 @@
         <w:spacing w:before="40" w:after="40"/>
       </w:pPr>
       <w:r>
-        <w:t xml:space="preserve">Video standard, video flags, audio flags, game region, DVD region, language, </w:t>
-      </w:r>
-      <w:proofErr w:type="spellStart"/>
-      <w:r>
-        <w:t>timezone</w:t>
-      </w:r>
-      <w:proofErr w:type="spellEnd"/>
-      <w:r>
-        <w:t xml:space="preserve">, game rating, movie rating, parental passcode — all repairable via the kernel's </w:t>
-      </w:r>
-      <w:proofErr w:type="spellStart"/>
-      <w:r>
-        <w:t>ExSaveNonVolatileSetting</w:t>
-      </w:r>
-      <w:proofErr w:type="spellEnd"/>
-      <w:r>
-        <w:t>.</w:t>
+        <w:t>Video standard, video flags, audio flags, game region, DVD region, language, timezone, game rating, movie rating, parental passcode — all repairable via the kernel's ExSaveNonVolatileSetting.</w:t>
       </w:r>
     </w:p>
     <w:p>
@@ -7168,23 +6321,7 @@
                 <w:sz w:val="20"/>
                 <w:szCs w:val="20"/>
               </w:rPr>
-              <w:t xml:space="preserve">After the repair </w:t>
-            </w:r>
-            <w:proofErr w:type="gramStart"/>
-            <w:r>
-              <w:rPr>
-                <w:sz w:val="20"/>
-                <w:szCs w:val="20"/>
-              </w:rPr>
-              <w:t>tool writes</w:t>
-            </w:r>
-            <w:proofErr w:type="gramEnd"/>
-            <w:r>
-              <w:rPr>
-                <w:sz w:val="20"/>
-                <w:szCs w:val="20"/>
-              </w:rPr>
-              <w:t xml:space="preserve"> changes, press A to re-scan and verify the results. The tool will confirm which fields were successfully repaired and whether any issues remain.</w:t>
+              <w:t>After the repair tool writes changes, press A to re-scan and verify the results. The tool will confirm which fields were successfully repaired and whether any issues remain.</w:t>
             </w:r>
           </w:p>
         </w:tc>
@@ -7200,23 +6337,7 @@
         <w:pStyle w:val="Heading3"/>
       </w:pPr>
       <w:r>
-        <w:t xml:space="preserve">Restore tool (White from Decoded view — only available when </w:t>
-      </w:r>
-      <w:proofErr w:type="spellStart"/>
-      <w:r>
-        <w:t>eeprom.bin</w:t>
-      </w:r>
-      <w:proofErr w:type="spellEnd"/>
-      <w:r>
-        <w:t xml:space="preserve"> exists in the </w:t>
-      </w:r>
-      <w:proofErr w:type="spellStart"/>
-      <w:r>
-        <w:t>XbDiag</w:t>
-      </w:r>
-      <w:proofErr w:type="spellEnd"/>
-      <w:r>
-        <w:t xml:space="preserve"> folder)</w:t>
+        <w:t>Restore tool (White from Decoded view — only available when eeprom.bin exists in the XbDiag folder)</w:t>
       </w:r>
     </w:p>
     <w:p>
@@ -7224,39 +6345,7 @@
         <w:spacing w:before="60" w:after="80"/>
       </w:pPr>
       <w:r>
-        <w:t xml:space="preserve">Restores the EEPROM from a previously saved </w:t>
-      </w:r>
-      <w:proofErr w:type="spellStart"/>
-      <w:r>
-        <w:t>eeprom.bin</w:t>
-      </w:r>
-      <w:proofErr w:type="spellEnd"/>
-      <w:r>
-        <w:t xml:space="preserve"> backup in the </w:t>
-      </w:r>
-      <w:proofErr w:type="spellStart"/>
-      <w:r>
-        <w:t>XbDiag</w:t>
-      </w:r>
-      <w:proofErr w:type="spellEnd"/>
-      <w:r>
-        <w:t xml:space="preserve"> folder. Before writing, </w:t>
-      </w:r>
-      <w:proofErr w:type="spellStart"/>
-      <w:r>
-        <w:t>XbDiag</w:t>
-      </w:r>
-      <w:proofErr w:type="spellEnd"/>
-      <w:r>
-        <w:t xml:space="preserve"> validates both the factory and user checksums in the backup file to make sure it isn't corrupt. A confirmation prompt is shown before any bytes are written. The restore writes all 256 bytes to the EEPROM chip directly via the </w:t>
-      </w:r>
-      <w:proofErr w:type="spellStart"/>
-      <w:r>
-        <w:t>SMBus</w:t>
-      </w:r>
-      <w:proofErr w:type="spellEnd"/>
-      <w:r>
-        <w:t>.</w:t>
+        <w:t>Restores the EEPROM from a previously saved eeprom.bin backup in the XbDiag folder. Before writing, XbDiag validates both the factory and user checksums in the backup file to make sure it isn't corrupt. A confirmation prompt is shown before any bytes are written. The restore writes all 256 bytes to the EEPROM chip directly via the SMBus.</w:t>
       </w:r>
     </w:p>
     <w:p>
@@ -7264,15 +6353,7 @@
         <w:spacing w:before="60" w:after="80"/>
       </w:pPr>
       <w:r>
-        <w:t xml:space="preserve">After a successful </w:t>
-      </w:r>
-      <w:proofErr w:type="gramStart"/>
-      <w:r>
-        <w:t>restore</w:t>
-      </w:r>
-      <w:proofErr w:type="gramEnd"/>
-      <w:r>
-        <w:t>, press A to re-scan the live EEPROM and confirm the data was written correctly.</w:t>
+        <w:t>After a successful restore, press A to re-scan the live EEPROM and confirm the data was written correctly.</w:t>
       </w:r>
     </w:p>
     <w:p>
@@ -7525,33 +6606,8 @@
                 <w:sz w:val="20"/>
                 <w:szCs w:val="20"/>
               </w:rPr>
-              <w:t xml:space="preserve">Confirm the </w:t>
-            </w:r>
-            <w:proofErr w:type="gramStart"/>
-            <w:r>
-              <w:rPr>
-                <w:sz w:val="20"/>
-                <w:szCs w:val="20"/>
-              </w:rPr>
-              <w:t>restore</w:t>
-            </w:r>
-            <w:proofErr w:type="gramEnd"/>
-            <w:r>
-              <w:rPr>
-                <w:sz w:val="20"/>
-                <w:szCs w:val="20"/>
-              </w:rPr>
-              <w:t xml:space="preserve"> (writes all 256 bytes to EEPROM) / Re-scan after </w:t>
-            </w:r>
-            <w:proofErr w:type="gramStart"/>
-            <w:r>
-              <w:rPr>
-                <w:sz w:val="20"/>
-                <w:szCs w:val="20"/>
-              </w:rPr>
-              <w:t>restore</w:t>
-            </w:r>
-            <w:proofErr w:type="gramEnd"/>
+              <w:t>Confirm the restore (writes all 256 bytes to EEPROM) / Re-scan after restore</w:t>
+            </w:r>
           </w:p>
         </w:tc>
       </w:tr>
@@ -7643,23 +6699,7 @@
         <w:spacing w:before="60" w:after="80"/>
       </w:pPr>
       <w:r>
-        <w:t xml:space="preserve">This screen shows how your Xbox is currently outputting video — the encoder chip, AV cable type, resolution, refresh rate, and </w:t>
-      </w:r>
-      <w:proofErr w:type="spellStart"/>
-      <w:r>
-        <w:t>colour</w:t>
-      </w:r>
-      <w:proofErr w:type="spellEnd"/>
-      <w:r>
-        <w:t xml:space="preserve"> depth. It also includes built-in video tests for </w:t>
-      </w:r>
-      <w:proofErr w:type="spellStart"/>
-      <w:r>
-        <w:t>colour</w:t>
-      </w:r>
-      <w:proofErr w:type="spellEnd"/>
-      <w:r>
-        <w:t xml:space="preserve"> calibration and mode testing.</w:t>
+        <w:t>This screen shows how your Xbox is currently outputting video — the encoder chip, AV cable type, resolution, refresh rate, and colour depth. It also includes built-in video tests for colour calibration and mode testing.</w:t>
       </w:r>
     </w:p>
     <w:p>
@@ -7671,13 +6711,8 @@
       <w:pPr>
         <w:pStyle w:val="Heading3"/>
       </w:pPr>
-      <w:proofErr w:type="spellStart"/>
-      <w:r>
-        <w:t>Colour</w:t>
-      </w:r>
-      <w:proofErr w:type="spellEnd"/>
-      <w:r>
-        <w:t xml:space="preserve"> bars</w:t>
+      <w:r>
+        <w:t>Colour bars</w:t>
       </w:r>
     </w:p>
     <w:p>
@@ -7685,31 +6720,7 @@
         <w:spacing w:before="60" w:after="80"/>
       </w:pPr>
       <w:r>
-        <w:t xml:space="preserve">Press X for NTSC </w:t>
-      </w:r>
-      <w:proofErr w:type="spellStart"/>
-      <w:r>
-        <w:t>colour</w:t>
-      </w:r>
-      <w:proofErr w:type="spellEnd"/>
-      <w:r>
-        <w:t xml:space="preserve"> bars or Y for PAL </w:t>
-      </w:r>
-      <w:proofErr w:type="spellStart"/>
-      <w:r>
-        <w:t>colour</w:t>
-      </w:r>
-      <w:proofErr w:type="spellEnd"/>
-      <w:r>
-        <w:t xml:space="preserve"> bars — static test patterns useful for checking that your TV is displaying </w:t>
-      </w:r>
-      <w:proofErr w:type="spellStart"/>
-      <w:r>
-        <w:t>colour</w:t>
-      </w:r>
-      <w:proofErr w:type="spellEnd"/>
-      <w:r>
-        <w:t xml:space="preserve"> correctly with the Xbox signal. Press B to exit back to the main Video Info screen.</w:t>
+        <w:t>Press X for NTSC colour bars or Y for PAL colour bars — static test patterns useful for checking that your TV is displaying colour correctly with the Xbox signal. Press B to exit back to the main Video Info screen.</w:t>
       </w:r>
     </w:p>
     <w:p>
@@ -7891,23 +6902,7 @@
                 <w:sz w:val="20"/>
                 <w:szCs w:val="20"/>
               </w:rPr>
-              <w:t xml:space="preserve">Display NTSC </w:t>
-            </w:r>
-            <w:proofErr w:type="spellStart"/>
-            <w:r>
-              <w:rPr>
-                <w:sz w:val="20"/>
-                <w:szCs w:val="20"/>
-              </w:rPr>
-              <w:t>colour</w:t>
-            </w:r>
-            <w:proofErr w:type="spellEnd"/>
-            <w:r>
-              <w:rPr>
-                <w:sz w:val="20"/>
-                <w:szCs w:val="20"/>
-              </w:rPr>
-              <w:t xml:space="preserve"> bars</w:t>
+              <w:t>Display NTSC colour bars</w:t>
             </w:r>
           </w:p>
         </w:tc>
@@ -7973,23 +6968,7 @@
                 <w:sz w:val="20"/>
                 <w:szCs w:val="20"/>
               </w:rPr>
-              <w:t xml:space="preserve">Display PAL </w:t>
-            </w:r>
-            <w:proofErr w:type="spellStart"/>
-            <w:r>
-              <w:rPr>
-                <w:sz w:val="20"/>
-                <w:szCs w:val="20"/>
-              </w:rPr>
-              <w:t>colour</w:t>
-            </w:r>
-            <w:proofErr w:type="spellEnd"/>
-            <w:r>
-              <w:rPr>
-                <w:sz w:val="20"/>
-                <w:szCs w:val="20"/>
-              </w:rPr>
-              <w:t xml:space="preserve"> bars</w:t>
+              <w:t>Display PAL colour bars</w:t>
             </w:r>
           </w:p>
         </w:tc>
@@ -8385,23 +7364,7 @@
                 <w:sz w:val="20"/>
                 <w:szCs w:val="20"/>
               </w:rPr>
-              <w:t xml:space="preserve">Exit </w:t>
-            </w:r>
-            <w:proofErr w:type="spellStart"/>
-            <w:r>
-              <w:rPr>
-                <w:sz w:val="20"/>
-                <w:szCs w:val="20"/>
-              </w:rPr>
-              <w:t>colour</w:t>
-            </w:r>
-            <w:proofErr w:type="spellEnd"/>
-            <w:r>
-              <w:rPr>
-                <w:sz w:val="20"/>
-                <w:szCs w:val="20"/>
-              </w:rPr>
-              <w:t xml:space="preserve"> bars / return to the main menu</w:t>
+              <w:t>Exit colour bars / return to the main menu</w:t>
             </w:r>
           </w:p>
         </w:tc>
@@ -8605,23 +7568,7 @@
                 <w:sz w:val="20"/>
                 <w:szCs w:val="20"/>
               </w:rPr>
-              <w:t xml:space="preserve">Export drive info as hddinfo.txt in the </w:t>
-            </w:r>
-            <w:proofErr w:type="spellStart"/>
-            <w:r>
-              <w:rPr>
-                <w:sz w:val="20"/>
-                <w:szCs w:val="20"/>
-              </w:rPr>
-              <w:t>XbDiag</w:t>
-            </w:r>
-            <w:proofErr w:type="spellEnd"/>
-            <w:r>
-              <w:rPr>
-                <w:sz w:val="20"/>
-                <w:szCs w:val="20"/>
-              </w:rPr>
-              <w:t xml:space="preserve"> folder</w:t>
+              <w:t>Export drive info as hddinfo.txt in the XbDiag folder</w:t>
             </w:r>
           </w:p>
         </w:tc>
@@ -9096,23 +8043,7 @@
                 <w:sz w:val="20"/>
                 <w:szCs w:val="20"/>
               </w:rPr>
-              <w:t xml:space="preserve">Save SMART data as smart.txt in the </w:t>
-            </w:r>
-            <w:proofErr w:type="spellStart"/>
-            <w:r>
-              <w:rPr>
-                <w:sz w:val="20"/>
-                <w:szCs w:val="20"/>
-              </w:rPr>
-              <w:t>XbDiag</w:t>
-            </w:r>
-            <w:proofErr w:type="spellEnd"/>
-            <w:r>
-              <w:rPr>
-                <w:sz w:val="20"/>
-                <w:szCs w:val="20"/>
-              </w:rPr>
-              <w:t xml:space="preserve"> folder</w:t>
+              <w:t>Save SMART data as smart.txt in the XbDiag folder</w:t>
             </w:r>
           </w:p>
         </w:tc>
@@ -9334,23 +8265,7 @@
         <w:spacing w:before="60" w:after="80"/>
       </w:pPr>
       <w:r>
-        <w:t xml:space="preserve">Runs a sequential read benchmark and shows average throughput in MB/s. When you press </w:t>
-      </w:r>
-      <w:proofErr w:type="gramStart"/>
-      <w:r>
-        <w:t>A</w:t>
-      </w:r>
-      <w:proofErr w:type="gramEnd"/>
-      <w:r>
-        <w:t xml:space="preserve"> you'll see a confirmation prompt before the benchmark </w:t>
-      </w:r>
-      <w:proofErr w:type="gramStart"/>
-      <w:r>
-        <w:t>actually starts</w:t>
-      </w:r>
-      <w:proofErr w:type="gramEnd"/>
-      <w:r>
-        <w:t xml:space="preserve"> — press A again to confirm or B to cancel. While the benchmark is running B will cancel it. Once complete, press A again to save the results.</w:t>
+        <w:t>Runs a sequential read benchmark and shows average throughput in MB/s. When you press A you'll see a confirmation prompt before the benchmark actually starts — press A again to confirm or B to cancel. While the benchmark is running B will cancel it. Once complete, press A again to save the results.</w:t>
       </w:r>
     </w:p>
     <w:tbl>
@@ -9864,23 +8779,7 @@
         <w:spacing w:before="60" w:after="80"/>
       </w:pPr>
       <w:r>
-        <w:t xml:space="preserve">Controller Test shows a live view of every input on any connected controller. The layout mirrors the physical shape of an Xbox controller — buttons, triggers, </w:t>
-      </w:r>
-      <w:proofErr w:type="spellStart"/>
-      <w:r>
-        <w:t>thumbsticks</w:t>
-      </w:r>
-      <w:proofErr w:type="spellEnd"/>
-      <w:r>
-        <w:t xml:space="preserve">, and D-Pad all update in real time as you press them. It's the tool to use when checking whether a button is sticking, a </w:t>
-      </w:r>
-      <w:proofErr w:type="spellStart"/>
-      <w:r>
-        <w:t>thumbstick</w:t>
-      </w:r>
-      <w:proofErr w:type="spellEnd"/>
-      <w:r>
-        <w:t xml:space="preserve"> is drifting, or a trigger isn't reading its full range.</w:t>
+        <w:t>Controller Test shows a live view of every input on any connected controller. The layout mirrors the physical shape of an Xbox controller — buttons, triggers, thumbsticks, and D-Pad all update in real time as you press them. It's the tool to use when checking whether a button is sticking, a thumbstick is drifting, or a trigger isn't reading its full range.</w:t>
       </w:r>
     </w:p>
     <w:p>
@@ -9922,15 +8821,7 @@
         <w:spacing w:before="60" w:after="80"/>
       </w:pPr>
       <w:r>
-        <w:t xml:space="preserve">Opens the rumble </w:t>
-      </w:r>
-      <w:proofErr w:type="spellStart"/>
-      <w:r>
-        <w:t>subcard</w:t>
-      </w:r>
-      <w:proofErr w:type="spellEnd"/>
-      <w:r>
-        <w:t>. Use the left and right triggers to independently control each motor's strength — the value shown (0–255) represents the motor power level. Press B to exit the rumble test and return to the main controller view.</w:t>
+        <w:t>Opens the rumble subcard. Use the left and right triggers to independently control each motor's strength — the value shown (0–255) represents the motor power level. Press B to exit the rumble test and return to the main controller view.</w:t>
       </w:r>
     </w:p>
     <w:p>
@@ -9969,15 +8860,7 @@
         <w:spacing w:before="40" w:after="40"/>
       </w:pPr>
       <w:r>
-        <w:t xml:space="preserve">Dead-Zone — plots both sticks on a circular graph so you can see exactly where the dead-zone boundary sits and whether the stick </w:t>
-      </w:r>
-      <w:proofErr w:type="spellStart"/>
-      <w:r>
-        <w:t>centres</w:t>
-      </w:r>
-      <w:proofErr w:type="spellEnd"/>
-      <w:r>
-        <w:t xml:space="preserve"> properly when released</w:t>
+        <w:t>Dead-Zone — plots both sticks on a circular graph so you can see exactly where the dead-zone boundary sits and whether the stick centres properly when released</w:t>
       </w:r>
     </w:p>
     <w:p>
@@ -10003,15 +8886,7 @@
         <w:spacing w:before="40" w:after="40"/>
       </w:pPr>
       <w:r>
-        <w:t xml:space="preserve">Drift — measures stick drift when you let go. Samples are taken over </w:t>
-      </w:r>
-      <w:proofErr w:type="gramStart"/>
-      <w:r>
-        <w:t>time</w:t>
-      </w:r>
-      <w:proofErr w:type="gramEnd"/>
-      <w:r>
-        <w:t xml:space="preserve"> and the average resting position is displayed. Press X to reset the samples and re-baseline</w:t>
+        <w:t>Drift — measures stick drift when you let go. Samples are taken over time and the average resting position is displayed. Press X to reset the samples and re-baseline</w:t>
       </w:r>
     </w:p>
     <w:p>
@@ -10581,23 +9456,7 @@
                 <w:sz w:val="20"/>
                 <w:szCs w:val="20"/>
               </w:rPr>
-              <w:t xml:space="preserve">Switch between the </w:t>
-            </w:r>
-            <w:proofErr w:type="gramStart"/>
-            <w:r>
-              <w:rPr>
-                <w:sz w:val="20"/>
-                <w:szCs w:val="20"/>
-              </w:rPr>
-              <w:t>four stick</w:t>
-            </w:r>
-            <w:proofErr w:type="gramEnd"/>
-            <w:r>
-              <w:rPr>
-                <w:sz w:val="20"/>
-                <w:szCs w:val="20"/>
-              </w:rPr>
-              <w:t xml:space="preserve"> test sub-tests</w:t>
+              <w:t>Switch between the four stick test sub-tests</w:t>
             </w:r>
           </w:p>
         </w:tc>
@@ -10955,7 +9814,7 @@
         <w:spacing w:before="60" w:after="80"/>
       </w:pPr>
       <w:r>
-        <w:t>The Stress Test deliberately pushes your Xbox hard to check stability under sustained load. It has two tabs — CPU and RAM — which you can switch between. Each runs a continuous heavy workload and graphs the results over time.</w:t>
+        <w:t>The Stress Test deliberately pushes your Xbox hard to check stability under sustained load. It has three tabs — CPU, RAM, and GPU — which you can switch between using Left/Right on the D-Pad. Each runs a continuous heavy workload and graphs or reports results over time.</w:t>
       </w:r>
     </w:p>
     <w:p>
@@ -11004,6 +9863,30 @@
       <w:pPr>
         <w:spacing w:after="80"/>
       </w:pPr>
+    </w:p>
+    <w:p>
+      <w:pPr>
+        <w:pStyle w:val="Heading3"/>
+      </w:pPr>
+      <w:r>
+        <w:t>GPU Stress Test</w:t>
+      </w:r>
+    </w:p>
+    <w:p>
+      <w:pPr>
+        <w:spacing w:before="60" w:after="80"/>
+      </w:pPr>
+      <w:r>
+        <w:t>Runs the Crystalline Grotto 3D scene as a continuous NV2A GPU workload. Each frame submits approximately 454,000 triangle draw calls across 16 DOT3 bump-map and cubemap reflection render passes, a textured cave mesh drawn three times, and 120 billboarded fog quads — pushing fill-rate, texture bandwidth, and vertex throughput simultaneously. The scene loops every 20 seconds until you abort.</w:t>
+      </w:r>
+    </w:p>
+    <w:p>
+      <w:pPr>
+        <w:spacing w:before="60" w:after="80"/>
+      </w:pPr>
+      <w:r>
+        <w:t>A live overlay at the bottom of the screen shows elapsed time, loop count, current FPS, peak FPS, minimum FPS, CPU temperature, and fan speed throughout the run. Requires crystal_n.dds, crystal_cube.dds, and rock.dds in the tex\ folder — these are included in the release package and installed automatically by the updater.</w:t>
+      </w:r>
     </w:p>
     <w:tbl>
       <w:tblPr>
@@ -11250,7 +10133,7 @@
                 <w:sz w:val="20"/>
                 <w:szCs w:val="20"/>
               </w:rPr>
-              <w:t>Switch between CPU and RAM stress test tabs</w:t>
+              <w:t>Switch between CPU, RAM, and GPU stress test tabs</w:t>
             </w:r>
           </w:p>
         </w:tc>
@@ -11430,15 +10313,7 @@
         <w:spacing w:before="60" w:after="80"/>
       </w:pPr>
       <w:r>
-        <w:t xml:space="preserve">D-Pad Up/Down to move. A to open a folder or drive. B to go up one level. At the </w:t>
-      </w:r>
-      <w:proofErr w:type="gramStart"/>
-      <w:r>
-        <w:t>top level</w:t>
-      </w:r>
-      <w:proofErr w:type="gramEnd"/>
-      <w:r>
-        <w:t xml:space="preserve"> pressing B returns to the main menu.</w:t>
+        <w:t>D-Pad Up/Down to move. A to open a folder or drive. B to go up one level. At the top level pressing B returns to the main menu.</w:t>
       </w:r>
     </w:p>
     <w:p>
@@ -11459,15 +10334,7 @@
         <w:spacing w:before="60" w:after="80"/>
       </w:pPr>
       <w:r>
-        <w:t xml:space="preserve">Mark files with Y — a checkmark appears and the cursor advances automatically. Once marked, press Black to copy or White to move. A destination picker opens where you navigate to the target folder. Press Black or White again to confirm the current folder as the </w:t>
-      </w:r>
-      <w:proofErr w:type="gramStart"/>
-      <w:r>
-        <w:t>destination, or</w:t>
-      </w:r>
-      <w:proofErr w:type="gramEnd"/>
-      <w:r>
-        <w:t xml:space="preserve"> press A to navigate deeper into subfolders. Press B to go up a level in the picker, or B at the root level to cancel.</w:t>
+        <w:t>Mark files with Y — a checkmark appears and the cursor advances automatically. Once marked, press Black to copy or White to move. A destination picker opens where you navigate to the target folder. Press Black or White again to confirm the current folder as the destination, or press A to navigate deeper into subfolders. Press B to go up a level in the picker, or B at the root level to cancel.</w:t>
       </w:r>
     </w:p>
     <w:p>
@@ -11509,15 +10376,7 @@
         <w:spacing w:before="60" w:after="80"/>
       </w:pPr>
       <w:r>
-        <w:t xml:space="preserve">Mark files with Y, then press B. A confirmation prompt appears showing how many items will be deleted — press B again to confirm, or </w:t>
-      </w:r>
-      <w:proofErr w:type="gramStart"/>
-      <w:r>
-        <w:t>Back</w:t>
-      </w:r>
-      <w:proofErr w:type="gramEnd"/>
-      <w:r>
-        <w:t xml:space="preserve"> to cancel.</w:t>
+        <w:t>Mark files with Y, then press B. A confirmation prompt appears showing how many items will be deleted — press B again to confirm, or Back to cancel.</w:t>
       </w:r>
     </w:p>
     <w:p>
@@ -11538,15 +10397,7 @@
         <w:spacing w:before="60" w:after="80"/>
       </w:pPr>
       <w:r>
-        <w:t xml:space="preserve">Navigate to any XBE file and press X to launch it. This is one-way — </w:t>
-      </w:r>
-      <w:proofErr w:type="spellStart"/>
-      <w:r>
-        <w:t>XbDiag</w:t>
-      </w:r>
-      <w:proofErr w:type="spellEnd"/>
-      <w:r>
-        <w:t xml:space="preserve"> does not return once another application starts. X is only available when no files are marked.</w:t>
+        <w:t>Navigate to any XBE file and press X to launch it. This is one-way — XbDiag does not return once another application starts. X is only available when no files are marked.</w:t>
       </w:r>
     </w:p>
     <w:p>
@@ -11567,23 +10418,7 @@
         <w:spacing w:before="60" w:after="80"/>
       </w:pPr>
       <w:r>
-        <w:t xml:space="preserve">Press Start to toggle the FTP server on or off. A status panel shows the server state and IP address. Connect from a PC with username </w:t>
-      </w:r>
-      <w:proofErr w:type="spellStart"/>
-      <w:r>
-        <w:t>xbox</w:t>
-      </w:r>
-      <w:proofErr w:type="spellEnd"/>
-      <w:r>
-        <w:t xml:space="preserve">, password </w:t>
-      </w:r>
-      <w:proofErr w:type="spellStart"/>
-      <w:r>
-        <w:t>xbox</w:t>
-      </w:r>
-      <w:proofErr w:type="spellEnd"/>
-      <w:r>
-        <w:t>, port 21. The FTP server and on-screen browser work simultaneously.</w:t>
+        <w:t>Press Start to toggle the FTP server on or off. A status panel shows the server state and IP address. Connect from a PC with username xbox, password xbox, port 21. The FTP server and on-screen browser work simultaneously.</w:t>
       </w:r>
     </w:p>
     <w:p>
@@ -11604,23 +10439,7 @@
         <w:spacing w:before="60" w:after="80"/>
       </w:pPr>
       <w:r>
-        <w:t>Press L3 (left stick click) or navigate to a .txt, .</w:t>
-      </w:r>
-      <w:proofErr w:type="spellStart"/>
-      <w:r>
-        <w:t>cfg</w:t>
-      </w:r>
-      <w:proofErr w:type="spellEnd"/>
-      <w:r>
-        <w:t>, .</w:t>
-      </w:r>
-      <w:proofErr w:type="spellStart"/>
-      <w:r>
-        <w:t>ini</w:t>
-      </w:r>
-      <w:proofErr w:type="spellEnd"/>
-      <w:r>
-        <w:t>, or .csv file to open it in the built-in viewer. Files larger than 512KB open in view-only mode with editing disabled. From the viewer:</w:t>
+        <w:t>Press L3 (left stick click) or navigate to a .txt, .cfg, .ini, or .csv file to open it in the built-in viewer. Files larger than 512KB open in view-only mode with editing disabled. From the viewer:</w:t>
       </w:r>
     </w:p>
     <w:p>
@@ -11646,15 +10465,7 @@
         <w:spacing w:before="40" w:after="40"/>
       </w:pPr>
       <w:r>
-        <w:t xml:space="preserve">Left </w:t>
-      </w:r>
-      <w:proofErr w:type="spellStart"/>
-      <w:r>
-        <w:t>thumbstick</w:t>
-      </w:r>
-      <w:proofErr w:type="spellEnd"/>
-      <w:r>
-        <w:t xml:space="preserve"> — navigate the on-screen keyboard</w:t>
+        <w:t>Left thumbstick — navigate the on-screen keyboard</w:t>
       </w:r>
     </w:p>
     <w:p>
@@ -11785,15 +10596,7 @@
         <w:spacing w:before="40" w:after="40"/>
       </w:pPr>
       <w:r>
-        <w:t xml:space="preserve">Y (after dismissing </w:t>
-      </w:r>
-      <w:proofErr w:type="gramStart"/>
-      <w:r>
-        <w:t>keyboard) —</w:t>
-      </w:r>
-      <w:proofErr w:type="gramEnd"/>
-      <w:r>
-        <w:t xml:space="preserve"> re-open the keyboard to continue editing</w:t>
+        <w:t>Y (after dismissing keyboard) — re-open the keyboard to continue editing</w:t>
       </w:r>
     </w:p>
     <w:p>
@@ -11860,23 +10663,7 @@
         <w:t>Create Skeleton Key</w:t>
       </w:r>
       <w:r>
-        <w:t xml:space="preserve"> — writes a Skeleton Key image to the MU. If the archive is not already </w:t>
-      </w:r>
-      <w:proofErr w:type="gramStart"/>
-      <w:r>
-        <w:t>cached</w:t>
-      </w:r>
-      <w:proofErr w:type="gramEnd"/>
-      <w:r>
-        <w:t xml:space="preserve"> on the drive, </w:t>
-      </w:r>
-      <w:proofErr w:type="spellStart"/>
-      <w:r>
-        <w:t>XbDiag</w:t>
-      </w:r>
-      <w:proofErr w:type="spellEnd"/>
-      <w:r>
-        <w:t xml:space="preserve"> will offer to download it from the update server first.</w:t>
+        <w:t xml:space="preserve"> — writes a Skeleton Key image to the MU. If the archive is not already cached on the drive, XbDiag will offer to download it from the update server first.</w:t>
       </w:r>
     </w:p>
     <w:p>
@@ -12336,23 +11123,7 @@
                 <w:sz w:val="20"/>
                 <w:szCs w:val="20"/>
               </w:rPr>
-              <w:t xml:space="preserve">Open </w:t>
-            </w:r>
-            <w:proofErr w:type="gramStart"/>
-            <w:r>
-              <w:rPr>
-                <w:sz w:val="20"/>
-                <w:szCs w:val="20"/>
-              </w:rPr>
-              <w:t>delete</w:t>
-            </w:r>
-            <w:proofErr w:type="gramEnd"/>
-            <w:r>
-              <w:rPr>
-                <w:sz w:val="20"/>
-                <w:szCs w:val="20"/>
-              </w:rPr>
-              <w:t xml:space="preserve"> confirmation prompt</w:t>
+              <w:t>Open delete confirmation prompt</w:t>
             </w:r>
           </w:p>
         </w:tc>
@@ -12418,23 +11189,7 @@
                 <w:sz w:val="20"/>
                 <w:szCs w:val="20"/>
               </w:rPr>
-              <w:t xml:space="preserve">Confirm </w:t>
-            </w:r>
-            <w:proofErr w:type="gramStart"/>
-            <w:r>
-              <w:rPr>
-                <w:sz w:val="20"/>
-                <w:szCs w:val="20"/>
-              </w:rPr>
-              <w:t>delete</w:t>
-            </w:r>
-            <w:proofErr w:type="gramEnd"/>
-            <w:r>
-              <w:rPr>
-                <w:sz w:val="20"/>
-                <w:szCs w:val="20"/>
-              </w:rPr>
-              <w:t xml:space="preserve"> all marked items</w:t>
+              <w:t>Confirm delete all marked items</w:t>
             </w:r>
           </w:p>
         </w:tc>
@@ -13227,23 +11982,7 @@
                 <w:sz w:val="20"/>
                 <w:szCs w:val="20"/>
               </w:rPr>
-              <w:t xml:space="preserve">Open MU Utilities card (Format / Skeleton Key / </w:t>
-            </w:r>
-            <w:proofErr w:type="gramStart"/>
-            <w:r>
-              <w:rPr>
-                <w:sz w:val="20"/>
-                <w:szCs w:val="20"/>
-              </w:rPr>
-              <w:t>ENDGAME) —</w:t>
-            </w:r>
-            <w:proofErr w:type="gramEnd"/>
-            <w:r>
-              <w:rPr>
-                <w:sz w:val="20"/>
-                <w:szCs w:val="20"/>
-              </w:rPr>
-              <w:t xml:space="preserve"> at drive root only</w:t>
+              <w:t>Open MU Utilities card (Format / Skeleton Key / ENDGAME) — at drive root only</w:t>
             </w:r>
           </w:p>
         </w:tc>
@@ -14446,15 +13185,7 @@
         <w:spacing w:before="60" w:after="80"/>
       </w:pPr>
       <w:r>
-        <w:t xml:space="preserve">This module checks whether a newer version of </w:t>
-      </w:r>
-      <w:proofErr w:type="spellStart"/>
-      <w:r>
-        <w:t>XbDiag</w:t>
-      </w:r>
-      <w:proofErr w:type="spellEnd"/>
-      <w:r>
-        <w:t xml:space="preserve"> is available and can download and install it automatically if one is found. Your Xbox needs to be connected to a network with internet access.</w:t>
+        <w:t>This module checks whether a newer version of XbDiag is available and can download and install it automatically if one is found. Your Xbox needs to be connected to a network with internet access.</w:t>
       </w:r>
     </w:p>
     <w:p>
@@ -14546,21 +13277,12 @@
             </w:tcMar>
           </w:tcPr>
           <w:p>
-            <w:proofErr w:type="spellStart"/>
-            <w:r>
-              <w:rPr>
-                <w:sz w:val="20"/>
-                <w:szCs w:val="20"/>
-              </w:rPr>
-              <w:t>XbDiag</w:t>
-            </w:r>
-            <w:proofErr w:type="spellEnd"/>
-            <w:r>
-              <w:rPr>
-                <w:sz w:val="20"/>
-                <w:szCs w:val="20"/>
-              </w:rPr>
-              <w:t xml:space="preserve"> also runs a silent background update check at startup. If a newer version is detected, it jumps straight to this screen automatically.</w:t>
+            <w:r>
+              <w:rPr>
+                <w:sz w:val="20"/>
+                <w:szCs w:val="20"/>
+              </w:rPr>
+              <w:t>XbDiag also runs a silent background update check at startup. If a newer version is detected, it jumps straight to this screen automatically.</w:t>
             </w:r>
           </w:p>
         </w:tc>
@@ -14641,13 +13363,8 @@
         <w:spacing w:before="40" w:after="40"/>
       </w:pPr>
       <w:r>
-        <w:t xml:space="preserve">Downloading — progress bar shows KB received. Wait for it to </w:t>
-      </w:r>
-      <w:proofErr w:type="gramStart"/>
-      <w:r>
-        <w:t>complete</w:t>
-      </w:r>
-      <w:proofErr w:type="gramEnd"/>
+        <w:t>Downloading — progress bar shows download then extraction progress. Wait for both to complete</w:t>
+      </w:r>
     </w:p>
     <w:p>
       <w:pPr>
@@ -14659,15 +13376,7 @@
         <w:spacing w:before="40" w:after="40"/>
       </w:pPr>
       <w:r>
-        <w:t xml:space="preserve">Download complete — press A to relaunch </w:t>
-      </w:r>
-      <w:proofErr w:type="spellStart"/>
-      <w:r>
-        <w:t>XbDiag</w:t>
-      </w:r>
-      <w:proofErr w:type="spellEnd"/>
-      <w:r>
-        <w:t xml:space="preserve"> with the new version</w:t>
+        <w:t>Download complete — press A to relaunch XbDiag with the new version</w:t>
       </w:r>
     </w:p>
     <w:p>
@@ -14907,23 +13616,7 @@
                 <w:sz w:val="20"/>
                 <w:szCs w:val="20"/>
               </w:rPr>
-              <w:t xml:space="preserve">Force </w:t>
-            </w:r>
-            <w:proofErr w:type="gramStart"/>
-            <w:r>
-              <w:rPr>
-                <w:sz w:val="20"/>
-                <w:szCs w:val="20"/>
-              </w:rPr>
-              <w:t>download</w:t>
-            </w:r>
-            <w:proofErr w:type="gramEnd"/>
-            <w:r>
-              <w:rPr>
-                <w:sz w:val="20"/>
-                <w:szCs w:val="20"/>
-              </w:rPr>
-              <w:t xml:space="preserve"> even when already up to date (shown as 'Download anyway')</w:t>
+              <w:t>Force download even when already up to date (shown as 'Download anyway')</w:t>
             </w:r>
           </w:p>
         </w:tc>
@@ -15016,31 +13709,7 @@
         <w:spacing w:before="60" w:after="80"/>
       </w:pPr>
       <w:r>
-        <w:t xml:space="preserve">The About screen shows the current version of </w:t>
-      </w:r>
-      <w:proofErr w:type="spellStart"/>
-      <w:r>
-        <w:t>XbDiag</w:t>
-      </w:r>
-      <w:proofErr w:type="spellEnd"/>
-      <w:r>
-        <w:t xml:space="preserve"> (read from the </w:t>
-      </w:r>
-      <w:proofErr w:type="spellStart"/>
-      <w:r>
-        <w:t>XbDiag</w:t>
-      </w:r>
-      <w:proofErr w:type="spellEnd"/>
-      <w:r>
-        <w:t xml:space="preserve"> folder at startup), a description of the application, hardware compatibility notes, and credits for Team Resurgent and </w:t>
-      </w:r>
-      <w:proofErr w:type="spellStart"/>
-      <w:r>
-        <w:t>Darkone</w:t>
-      </w:r>
-      <w:proofErr w:type="spellEnd"/>
-      <w:r>
-        <w:t xml:space="preserve"> Customs. A rotating ticker along the bottom cycles through original Xbox hardware trivia — you can manually step through it with X and Y.</w:t>
+        <w:t>The About screen shows the current version of XbDiag (read from the XbDiag folder at startup), a description of the application, hardware compatibility notes, and credits for Team Resurgent and Darkone Customs. A rotating ticker along the bottom cycles through original Xbox hardware trivia — you can manually step through it with X and Y.</w:t>
       </w:r>
     </w:p>
     <w:tbl>
@@ -15346,42 +14015,16 @@
       <w:bookmarkStart w:id="13" w:name="xbset"/>
       <w:r>
         <w:lastRenderedPageBreak/>
-        <w:t xml:space="preserve">Automation — </w:t>
-      </w:r>
-      <w:proofErr w:type="spellStart"/>
-      <w:r>
-        <w:t>XbSet</w:t>
+        <w:t>Automation — XbSet</w:t>
       </w:r>
       <w:bookmarkEnd w:id="13"/>
-      <w:proofErr w:type="spellEnd"/>
     </w:p>
     <w:p>
       <w:pPr>
         <w:spacing w:before="60" w:after="80"/>
       </w:pPr>
-      <w:proofErr w:type="spellStart"/>
-      <w:r>
-        <w:t>XbSet</w:t>
-      </w:r>
-      <w:proofErr w:type="spellEnd"/>
-      <w:r>
-        <w:t xml:space="preserve"> is </w:t>
-      </w:r>
-      <w:proofErr w:type="spellStart"/>
-      <w:r>
-        <w:t>XbDiag's</w:t>
-      </w:r>
-      <w:proofErr w:type="spellEnd"/>
-      <w:r>
-        <w:t xml:space="preserve"> automation system. Configure which diagnostic modules run automatically, in what order, and for how long — then let it run unattended. When finished, a full report is saved to the report file in the </w:t>
-      </w:r>
-      <w:proofErr w:type="spellStart"/>
-      <w:r>
-        <w:t>XbDiag</w:t>
-      </w:r>
-      <w:proofErr w:type="spellEnd"/>
-      <w:r>
-        <w:t xml:space="preserve"> folder on your hard drive.</w:t>
+      <w:r>
+        <w:t>XbSet is XbDiag's automation system. Configure which diagnostic modules run automatically, in what order, and for how long — then let it run unattended. When finished, a full report is saved to the report file in the XbDiag folder on your hard drive.</w:t>
       </w:r>
     </w:p>
     <w:p>
@@ -15478,39 +14121,7 @@
                 <w:sz w:val="20"/>
                 <w:szCs w:val="20"/>
               </w:rPr>
-              <w:t xml:space="preserve">If the settings file in the </w:t>
-            </w:r>
-            <w:proofErr w:type="spellStart"/>
-            <w:r>
-              <w:rPr>
-                <w:sz w:val="20"/>
-                <w:szCs w:val="20"/>
-              </w:rPr>
-              <w:t>XbDiag</w:t>
-            </w:r>
-            <w:proofErr w:type="spellEnd"/>
-            <w:r>
-              <w:rPr>
-                <w:sz w:val="20"/>
-                <w:szCs w:val="20"/>
-              </w:rPr>
-              <w:t xml:space="preserve"> folder exists when </w:t>
-            </w:r>
-            <w:proofErr w:type="spellStart"/>
-            <w:r>
-              <w:rPr>
-                <w:sz w:val="20"/>
-                <w:szCs w:val="20"/>
-              </w:rPr>
-              <w:t>XbDiag</w:t>
-            </w:r>
-            <w:proofErr w:type="spellEnd"/>
-            <w:r>
-              <w:rPr>
-                <w:sz w:val="20"/>
-                <w:szCs w:val="20"/>
-              </w:rPr>
-              <w:t xml:space="preserve"> starts, it will offer to run the automated sequence immediately from the main menu. Set everything up once and just boot the console to run a full diagnostic.</w:t>
+              <w:t>If the settings file in the XbDiag folder exists when XbDiag starts, it will offer to run the automated sequence immediately from the main menu. Set everything up once and just boot the console to run a full diagnostic.</w:t>
             </w:r>
           </w:p>
         </w:tc>
@@ -15537,15 +14148,7 @@
         <w:spacing w:before="60" w:after="80"/>
       </w:pPr>
       <w:r>
-        <w:t xml:space="preserve">Enabled modules always </w:t>
-      </w:r>
-      <w:proofErr w:type="gramStart"/>
-      <w:r>
-        <w:t>run</w:t>
-      </w:r>
-      <w:proofErr w:type="gramEnd"/>
-      <w:r>
-        <w:t xml:space="preserve"> in this fixed order:</w:t>
+        <w:t>Enabled modules always run in this fixed order:</w:t>
       </w:r>
     </w:p>
     <w:p>
@@ -15588,13 +14191,8 @@
         </w:numPr>
         <w:spacing w:before="40" w:after="40"/>
       </w:pPr>
-      <w:proofErr w:type="spellStart"/>
-      <w:r>
-        <w:t>SMBus</w:t>
-      </w:r>
-      <w:proofErr w:type="spellEnd"/>
-      <w:r>
-        <w:t xml:space="preserve"> Scan</w:t>
+      <w:r>
+        <w:t>SMBus Scan</w:t>
       </w:r>
     </w:p>
     <w:p>
@@ -15690,6 +14288,19 @@
     </w:p>
     <w:p>
       <w:pPr>
+        <w:pStyle w:val="ListParagraph"/>
+        <w:numPr>
+          <w:ilvl w:val="0"/>
+          <w:numId w:val="2"/>
+        </w:numPr>
+        <w:spacing w:before="40" w:after="40"/>
+      </w:pPr>
+      <w:r>
+        <w:t>GPU Stress Test (runs for the configured duration, once per loop)</w:t>
+      </w:r>
+    </w:p>
+    <w:p>
+      <w:pPr>
         <w:spacing w:after="80"/>
       </w:pPr>
     </w:p>
@@ -15698,23 +14309,7 @@
         <w:spacing w:before="60" w:after="80"/>
       </w:pPr>
       <w:r>
-        <w:t xml:space="preserve">A progress bar shows which step is running. Results are written </w:t>
-      </w:r>
-      <w:proofErr w:type="gramStart"/>
-      <w:r>
-        <w:t>to</w:t>
-      </w:r>
-      <w:proofErr w:type="gramEnd"/>
-      <w:r>
-        <w:t xml:space="preserve"> the report file in the </w:t>
-      </w:r>
-      <w:proofErr w:type="spellStart"/>
-      <w:r>
-        <w:t>XbDiag</w:t>
-      </w:r>
-      <w:proofErr w:type="spellEnd"/>
-      <w:r>
-        <w:t xml:space="preserve"> folder as each step completes. At the end the console shows a completion screen or shuts down, depending on your settings.</w:t>
+        <w:t>A progress bar shows which step is running. Results are written to the report file in the XbDiag folder as each step completes. At the end the console shows a completion screen or shuts down, depending on your settings.</w:t>
       </w:r>
     </w:p>
     <w:p>
@@ -15738,15 +14333,7 @@
         <w:spacing w:before="60" w:after="80"/>
       </w:pPr>
       <w:r>
-        <w:t xml:space="preserve">Use D-Pad Up/Down to move between settings. A </w:t>
-      </w:r>
-      <w:proofErr w:type="gramStart"/>
-      <w:r>
-        <w:t>toggles</w:t>
-      </w:r>
-      <w:proofErr w:type="gramEnd"/>
-      <w:r>
-        <w:t xml:space="preserve"> ON/OFF. D-Pad Left/Right adjusts numeric values.</w:t>
+        <w:t>Use D-Pad Up/Down to move between settings. A toggles ON/OFF. D-Pad Left/Right adjusts numeric values.</w:t>
       </w:r>
     </w:p>
     <w:p>
@@ -16124,23 +14711,7 @@
                 <w:sz w:val="19"/>
                 <w:szCs w:val="19"/>
               </w:rPr>
-              <w:t xml:space="preserve">Scan the </w:t>
-            </w:r>
-            <w:proofErr w:type="spellStart"/>
-            <w:r>
-              <w:rPr>
-                <w:sz w:val="19"/>
-                <w:szCs w:val="19"/>
-              </w:rPr>
-              <w:t>SMBus</w:t>
-            </w:r>
-            <w:proofErr w:type="spellEnd"/>
-            <w:r>
-              <w:rPr>
-                <w:sz w:val="19"/>
-                <w:szCs w:val="19"/>
-              </w:rPr>
-              <w:t xml:space="preserve"> for all chips</w:t>
+              <w:t>Scan the SMBus for all chips</w:t>
             </w:r>
           </w:p>
         </w:tc>
@@ -16787,21 +15358,12 @@
             </w:tcMar>
           </w:tcPr>
           <w:p>
-            <w:proofErr w:type="gramStart"/>
-            <w:r>
-              <w:rPr>
-                <w:sz w:val="19"/>
-                <w:szCs w:val="19"/>
-              </w:rPr>
-              <w:t>Hours</w:t>
-            </w:r>
-            <w:proofErr w:type="gramEnd"/>
-            <w:r>
-              <w:rPr>
-                <w:sz w:val="19"/>
-                <w:szCs w:val="19"/>
-              </w:rPr>
-              <w:t xml:space="preserve"> portion of CPU stress duration</w:t>
+            <w:r>
+              <w:rPr>
+                <w:sz w:val="19"/>
+                <w:szCs w:val="19"/>
+              </w:rPr>
+              <w:t>Hours portion of CPU stress duration</w:t>
             </w:r>
           </w:p>
         </w:tc>
@@ -17075,21 +15637,12 @@
             </w:tcMar>
           </w:tcPr>
           <w:p>
-            <w:proofErr w:type="gramStart"/>
-            <w:r>
-              <w:rPr>
-                <w:sz w:val="19"/>
-                <w:szCs w:val="19"/>
-              </w:rPr>
-              <w:t>Hours</w:t>
-            </w:r>
-            <w:proofErr w:type="gramEnd"/>
-            <w:r>
-              <w:rPr>
-                <w:sz w:val="19"/>
-                <w:szCs w:val="19"/>
-              </w:rPr>
-              <w:t xml:space="preserve"> portion of RAM stress duration</w:t>
+            <w:r>
+              <w:rPr>
+                <w:sz w:val="19"/>
+                <w:szCs w:val="19"/>
+              </w:rPr>
+              <w:t>Hours portion of RAM stress duration</w:t>
             </w:r>
           </w:p>
         </w:tc>
@@ -17204,6 +15757,285 @@
             </w:tcMar>
           </w:tcPr>
           <w:p>
+            <w:r>
+              <w:rPr>
+                <w:sz w:val="19"/>
+                <w:szCs w:val="19"/>
+              </w:rPr>
+              <w:t>0–59</w:t>
+            </w:r>
+          </w:p>
+        </w:tc>
+      </w:tr>
+      <w:tr w14:paraId="20GPU0001">
+        <w:tblPrEx>
+          <w:tblCellMar>
+            <w:top w:w="0" w:type="dxa"/>
+            <w:bottom w:w="0" w:type="dxa"/>
+          </w:tblCellMar>
+        </w:tblPrEx>
+        <w:tc>
+          <w:tcPr>
+            <w:tcW w:w="2400" w:type="dxa"/>
+            <w:tcBorders>
+              <w:top w:val="single" w:sz="4" w:space="0" w:color="BBCCDD"/>
+              <w:left w:val="single" w:sz="4" w:space="0" w:color="BBCCDD"/>
+              <w:bottom w:val="single" w:sz="4" w:space="0" w:color="BBCCDD"/>
+              <w:right w:val="single" w:sz="4" w:space="0" w:color="BBCCDD"/>
+            </w:tcBorders>
+            <w:shd w:val="clear" w:color="auto" w:fill="F0F7FC"/>
+            <w:tcMar>
+              <w:top w:w="80" w:type="dxa"/>
+              <w:left w:w="120" w:type="dxa"/>
+              <w:bottom w:w="80" w:type="dxa"/>
+              <w:right w:w="120" w:type="dxa"/>
+            </w:tcMar>
+          </w:tcPr>
+          <w:p w14:paraId="20GPU0002">
+            <w:r>
+              <w:rPr>
+                <w:rFonts w:ascii="Courier New" w:eastAsia="Courier New" w:hAnsi="Courier New" w:cs="Courier New"/>
+                <w:b/>
+                <w:bCs/>
+                <w:color w:val="0D1B3E"/>
+                <w:sz w:val="19"/>
+                <w:szCs w:val="19"/>
+              </w:rPr>
+              <w:t>GPU STRESS</w:t>
+            </w:r>
+          </w:p>
+        </w:tc>
+        <w:tc>
+          <w:tcPr>
+            <w:tcW w:w="4560" w:type="dxa"/>
+            <w:tcBorders>
+              <w:top w:val="single" w:sz="4" w:space="0" w:color="BBCCDD"/>
+              <w:left w:val="single" w:sz="4" w:space="0" w:color="BBCCDD"/>
+              <w:bottom w:val="single" w:sz="4" w:space="0" w:color="BBCCDD"/>
+              <w:right w:val="single" w:sz="4" w:space="0" w:color="BBCCDD"/>
+            </w:tcBorders>
+            <w:shd w:val="clear" w:color="auto" w:fill="F0F7FC"/>
+            <w:tcMar>
+              <w:top w:w="80" w:type="dxa"/>
+              <w:left w:w="120" w:type="dxa"/>
+              <w:bottom w:w="80" w:type="dxa"/>
+              <w:right w:w="120" w:type="dxa"/>
+            </w:tcMar>
+          </w:tcPr>
+          <w:p w14:paraId="20GPU0003">
+            <w:r>
+              <w:rPr>
+                <w:sz w:val="19"/>
+                <w:szCs w:val="19"/>
+              </w:rPr>
+              <w:t>Run GPU Crystalline Grotto stress test</w:t>
+            </w:r>
+          </w:p>
+        </w:tc>
+        <w:tc>
+          <w:tcPr>
+            <w:tcW w:w="2400" w:type="dxa"/>
+            <w:tcBorders>
+              <w:top w:val="single" w:sz="4" w:space="0" w:color="BBCCDD"/>
+              <w:left w:val="single" w:sz="4" w:space="0" w:color="BBCCDD"/>
+              <w:bottom w:val="single" w:sz="4" w:space="0" w:color="BBCCDD"/>
+              <w:right w:val="single" w:sz="4" w:space="0" w:color="BBCCDD"/>
+            </w:tcBorders>
+            <w:shd w:val="clear" w:color="auto" w:fill="F0F7FC"/>
+            <w:tcMar>
+              <w:top w:w="80" w:type="dxa"/>
+              <w:left w:w="120" w:type="dxa"/>
+              <w:bottom w:w="80" w:type="dxa"/>
+              <w:right w:w="120" w:type="dxa"/>
+            </w:tcMar>
+          </w:tcPr>
+          <w:p w14:paraId="20GPU0004">
+            <w:r>
+              <w:rPr>
+                <w:sz w:val="19"/>
+                <w:szCs w:val="19"/>
+              </w:rPr>
+              <w:t>ON / OFF</w:t>
+            </w:r>
+          </w:p>
+        </w:tc>
+      </w:tr>
+      <w:tr w14:paraId="20GPU0005">
+        <w:tblPrEx>
+          <w:tblCellMar>
+            <w:top w:w="0" w:type="dxa"/>
+            <w:bottom w:w="0" w:type="dxa"/>
+          </w:tblCellMar>
+        </w:tblPrEx>
+        <w:tc>
+          <w:tcPr>
+            <w:tcW w:w="2400" w:type="dxa"/>
+            <w:tcBorders>
+              <w:top w:val="single" w:sz="4" w:space="0" w:color="BBCCDD"/>
+              <w:left w:val="single" w:sz="4" w:space="0" w:color="BBCCDD"/>
+              <w:bottom w:val="single" w:sz="4" w:space="0" w:color="BBCCDD"/>
+              <w:right w:val="single" w:sz="4" w:space="0" w:color="BBCCDD"/>
+            </w:tcBorders>
+            <w:shd w:val="clear" w:color="auto" w:fill="F0F7FC"/>
+            <w:tcMar>
+              <w:top w:w="80" w:type="dxa"/>
+              <w:left w:w="120" w:type="dxa"/>
+              <w:bottom w:w="80" w:type="dxa"/>
+              <w:right w:w="120" w:type="dxa"/>
+            </w:tcMar>
+          </w:tcPr>
+          <w:p w14:paraId="20GPU0006">
+            <w:r>
+              <w:rPr>
+                <w:rFonts w:ascii="Courier New" w:eastAsia="Courier New" w:hAnsi="Courier New" w:cs="Courier New"/>
+                <w:b/>
+                <w:bCs/>
+                <w:color w:val="0D1B3E"/>
+                <w:sz w:val="19"/>
+                <w:szCs w:val="19"/>
+              </w:rPr>
+              <w:t>GPU HOURS</w:t>
+            </w:r>
+          </w:p>
+        </w:tc>
+        <w:tc>
+          <w:tcPr>
+            <w:tcW w:w="4560" w:type="dxa"/>
+            <w:tcBorders>
+              <w:top w:val="single" w:sz="4" w:space="0" w:color="BBCCDD"/>
+              <w:left w:val="single" w:sz="4" w:space="0" w:color="BBCCDD"/>
+              <w:bottom w:val="single" w:sz="4" w:space="0" w:color="BBCCDD"/>
+              <w:right w:val="single" w:sz="4" w:space="0" w:color="BBCCDD"/>
+            </w:tcBorders>
+            <w:shd w:val="clear" w:color="auto" w:fill="F0F7FC"/>
+            <w:tcMar>
+              <w:top w:w="80" w:type="dxa"/>
+              <w:left w:w="120" w:type="dxa"/>
+              <w:bottom w:w="80" w:type="dxa"/>
+              <w:right w:w="120" w:type="dxa"/>
+            </w:tcMar>
+          </w:tcPr>
+          <w:p w14:paraId="20GPU0007">
+            <w:r>
+              <w:rPr>
+                <w:sz w:val="19"/>
+                <w:szCs w:val="19"/>
+              </w:rPr>
+              <w:t>Hours portion of GPU stress duration</w:t>
+            </w:r>
+          </w:p>
+        </w:tc>
+        <w:tc>
+          <w:tcPr>
+            <w:tcW w:w="2400" w:type="dxa"/>
+            <w:tcBorders>
+              <w:top w:val="single" w:sz="4" w:space="0" w:color="BBCCDD"/>
+              <w:left w:val="single" w:sz="4" w:space="0" w:color="BBCCDD"/>
+              <w:bottom w:val="single" w:sz="4" w:space="0" w:color="BBCCDD"/>
+              <w:right w:val="single" w:sz="4" w:space="0" w:color="BBCCDD"/>
+            </w:tcBorders>
+            <w:shd w:val="clear" w:color="auto" w:fill="F0F7FC"/>
+            <w:tcMar>
+              <w:top w:w="80" w:type="dxa"/>
+              <w:left w:w="120" w:type="dxa"/>
+              <w:bottom w:w="80" w:type="dxa"/>
+              <w:right w:w="120" w:type="dxa"/>
+            </w:tcMar>
+          </w:tcPr>
+          <w:p w14:paraId="20GPU0008">
+            <w:r>
+              <w:rPr>
+                <w:sz w:val="19"/>
+                <w:szCs w:val="19"/>
+              </w:rPr>
+              <w:t>0–99</w:t>
+            </w:r>
+          </w:p>
+        </w:tc>
+      </w:tr>
+      <w:tr w14:paraId="20GPU0009">
+        <w:tblPrEx>
+          <w:tblCellMar>
+            <w:top w:w="0" w:type="dxa"/>
+            <w:bottom w:w="0" w:type="dxa"/>
+          </w:tblCellMar>
+        </w:tblPrEx>
+        <w:tc>
+          <w:tcPr>
+            <w:tcW w:w="2400" w:type="dxa"/>
+            <w:tcBorders>
+              <w:top w:val="single" w:sz="4" w:space="0" w:color="BBCCDD"/>
+              <w:left w:val="single" w:sz="4" w:space="0" w:color="BBCCDD"/>
+              <w:bottom w:val="single" w:sz="4" w:space="0" w:color="BBCCDD"/>
+              <w:right w:val="single" w:sz="4" w:space="0" w:color="BBCCDD"/>
+            </w:tcBorders>
+            <w:shd w:val="clear" w:color="auto" w:fill="F0F7FC"/>
+            <w:tcMar>
+              <w:top w:w="80" w:type="dxa"/>
+              <w:left w:w="120" w:type="dxa"/>
+              <w:bottom w:w="80" w:type="dxa"/>
+              <w:right w:w="120" w:type="dxa"/>
+            </w:tcMar>
+          </w:tcPr>
+          <w:p w14:paraId="20GPU000A">
+            <w:r>
+              <w:rPr>
+                <w:rFonts w:ascii="Courier New" w:eastAsia="Courier New" w:hAnsi="Courier New" w:cs="Courier New"/>
+                <w:b/>
+                <w:bCs/>
+                <w:color w:val="0D1B3E"/>
+                <w:sz w:val="19"/>
+                <w:szCs w:val="19"/>
+              </w:rPr>
+              <w:t>GPU MINS</w:t>
+            </w:r>
+          </w:p>
+        </w:tc>
+        <w:tc>
+          <w:tcPr>
+            <w:tcW w:w="4560" w:type="dxa"/>
+            <w:tcBorders>
+              <w:top w:val="single" w:sz="4" w:space="0" w:color="BBCCDD"/>
+              <w:left w:val="single" w:sz="4" w:space="0" w:color="BBCCDD"/>
+              <w:bottom w:val="single" w:sz="4" w:space="0" w:color="BBCCDD"/>
+              <w:right w:val="single" w:sz="4" w:space="0" w:color="BBCCDD"/>
+            </w:tcBorders>
+            <w:shd w:val="clear" w:color="auto" w:fill="F0F7FC"/>
+            <w:tcMar>
+              <w:top w:w="80" w:type="dxa"/>
+              <w:left w:w="120" w:type="dxa"/>
+              <w:bottom w:w="80" w:type="dxa"/>
+              <w:right w:w="120" w:type="dxa"/>
+            </w:tcMar>
+          </w:tcPr>
+          <w:p w14:paraId="20GPU000B">
+            <w:r>
+              <w:rPr>
+                <w:sz w:val="19"/>
+                <w:szCs w:val="19"/>
+              </w:rPr>
+              <w:t>Minutes portion of GPU stress duration</w:t>
+            </w:r>
+          </w:p>
+        </w:tc>
+        <w:tc>
+          <w:tcPr>
+            <w:tcW w:w="2400" w:type="dxa"/>
+            <w:tcBorders>
+              <w:top w:val="single" w:sz="4" w:space="0" w:color="BBCCDD"/>
+              <w:left w:val="single" w:sz="4" w:space="0" w:color="BBCCDD"/>
+              <w:bottom w:val="single" w:sz="4" w:space="0" w:color="BBCCDD"/>
+              <w:right w:val="single" w:sz="4" w:space="0" w:color="BBCCDD"/>
+            </w:tcBorders>
+            <w:shd w:val="clear" w:color="auto" w:fill="F0F7FC"/>
+            <w:tcMar>
+              <w:top w:w="80" w:type="dxa"/>
+              <w:left w:w="120" w:type="dxa"/>
+              <w:bottom w:w="80" w:type="dxa"/>
+              <w:right w:w="120" w:type="dxa"/>
+            </w:tcMar>
+          </w:tcPr>
+          <w:p w14:paraId="20GPU000C">
             <w:r>
               <w:rPr>
                 <w:sz w:val="19"/>
@@ -17515,15 +16347,7 @@
         <w:spacing w:before="60" w:after="80"/>
       </w:pPr>
       <w:r>
-        <w:t xml:space="preserve">If Shutdown After is ON, </w:t>
-      </w:r>
-      <w:proofErr w:type="spellStart"/>
-      <w:r>
-        <w:t>XbDiag</w:t>
-      </w:r>
-      <w:proofErr w:type="spellEnd"/>
-      <w:r>
-        <w:t xml:space="preserve"> shows a 30-second countdown after the run completes. Press B at any point during the countdown to cancel the shutdown and return to the menu instead.</w:t>
+        <w:t>If Shutdown After is ON, XbDiag shows a 30-second countdown after the run completes. Press B at any point during the countdown to cancel the shutdown and return to the menu instead.</w:t>
       </w:r>
     </w:p>
     <w:p>
@@ -17893,23 +16717,7 @@
                 <w:sz w:val="20"/>
                 <w:szCs w:val="20"/>
               </w:rPr>
-              <w:t xml:space="preserve">Save the current settings to the settings file in the </w:t>
-            </w:r>
-            <w:proofErr w:type="spellStart"/>
-            <w:r>
-              <w:rPr>
-                <w:sz w:val="20"/>
-                <w:szCs w:val="20"/>
-              </w:rPr>
-              <w:t>XbDiag</w:t>
-            </w:r>
-            <w:proofErr w:type="spellEnd"/>
-            <w:r>
-              <w:rPr>
-                <w:sz w:val="20"/>
-                <w:szCs w:val="20"/>
-              </w:rPr>
-              <w:t xml:space="preserve"> folder</w:t>
+              <w:t>Save the current settings to the settings file in the XbDiag folder</w:t>
             </w:r>
           </w:p>
         </w:tc>
@@ -17975,23 +16783,7 @@
                 <w:sz w:val="20"/>
                 <w:szCs w:val="20"/>
               </w:rPr>
-              <w:t xml:space="preserve">Delete the saved settings file from the </w:t>
-            </w:r>
-            <w:proofErr w:type="spellStart"/>
-            <w:r>
-              <w:rPr>
-                <w:sz w:val="20"/>
-                <w:szCs w:val="20"/>
-              </w:rPr>
-              <w:t>XbDiag</w:t>
-            </w:r>
-            <w:proofErr w:type="spellEnd"/>
-            <w:r>
-              <w:rPr>
-                <w:sz w:val="20"/>
-                <w:szCs w:val="20"/>
-              </w:rPr>
-              <w:t xml:space="preserve"> folder</w:t>
+              <w:t>Delete the saved settings file from the XbDiag folder</w:t>
             </w:r>
           </w:p>
         </w:tc>
@@ -18167,45 +16959,16 @@
       <w:bookmarkStart w:id="14" w:name="savedfiles"/>
       <w:r>
         <w:lastRenderedPageBreak/>
-        <w:t xml:space="preserve">Files Saved by </w:t>
-      </w:r>
-      <w:proofErr w:type="spellStart"/>
-      <w:r>
-        <w:t>XbDiag</w:t>
+        <w:t>Files Saved by XbDiag</w:t>
       </w:r>
       <w:bookmarkEnd w:id="14"/>
-      <w:proofErr w:type="spellEnd"/>
     </w:p>
     <w:p>
       <w:pPr>
         <w:spacing w:before="60" w:after="80"/>
       </w:pPr>
       <w:r>
-        <w:t xml:space="preserve">Several modules in </w:t>
-      </w:r>
-      <w:proofErr w:type="spellStart"/>
-      <w:r>
-        <w:t>XbDiag</w:t>
-      </w:r>
-      <w:proofErr w:type="spellEnd"/>
-      <w:r>
-        <w:t xml:space="preserve"> can save files to the folder </w:t>
-      </w:r>
-      <w:proofErr w:type="spellStart"/>
-      <w:r>
-        <w:t>XbDiag</w:t>
-      </w:r>
-      <w:proofErr w:type="spellEnd"/>
-      <w:r>
-        <w:t xml:space="preserve"> is running from. Here is a complete reference of every file that </w:t>
-      </w:r>
-      <w:proofErr w:type="spellStart"/>
-      <w:r>
-        <w:t>XbDiag</w:t>
-      </w:r>
-      <w:proofErr w:type="spellEnd"/>
-      <w:r>
-        <w:t xml:space="preserve"> can create, what triggers the save, and what the file contains.</w:t>
+        <w:t>Several modules in XbDiag can save files to the folder XbDiag is running from. Here is a complete reference of every file that XbDiag can create, what triggers the save, and what the file contains.</w:t>
       </w:r>
     </w:p>
     <w:p>
@@ -18361,7 +17124,6 @@
             </w:tcMar>
           </w:tcPr>
           <w:p>
-            <w:proofErr w:type="spellStart"/>
             <w:r>
               <w:rPr>
                 <w:rFonts w:ascii="Courier New" w:eastAsia="Courier New" w:hAnsi="Courier New" w:cs="Courier New"/>
@@ -18373,7 +17135,6 @@
               </w:rPr>
               <w:t>eeprom.bin</w:t>
             </w:r>
-            <w:proofErr w:type="spellEnd"/>
           </w:p>
         </w:tc>
         <w:tc>
@@ -18921,7 +17682,6 @@
             </w:tcMar>
           </w:tcPr>
           <w:p>
-            <w:proofErr w:type="spellStart"/>
             <w:r>
               <w:rPr>
                 <w:rFonts w:ascii="Courier New" w:eastAsia="Courier New" w:hAnsi="Courier New" w:cs="Courier New"/>
@@ -18933,7 +17693,6 @@
               </w:rPr>
               <w:t>bios.bin</w:t>
             </w:r>
-            <w:proofErr w:type="spellEnd"/>
           </w:p>
         </w:tc>
         <w:tc>
@@ -19016,7 +17775,6 @@
             </w:tcMar>
           </w:tcPr>
           <w:p>
-            <w:proofErr w:type="spellStart"/>
             <w:r>
               <w:rPr>
                 <w:rFonts w:ascii="Courier New" w:eastAsia="Courier New" w:hAnsi="Courier New" w:cs="Courier New"/>
@@ -19028,7 +17786,6 @@
               </w:rPr>
               <w:t>XbDiag.set</w:t>
             </w:r>
-            <w:proofErr w:type="spellEnd"/>
           </w:p>
         </w:tc>
         <w:tc>
@@ -19054,23 +17811,7 @@
                 <w:sz w:val="19"/>
                 <w:szCs w:val="19"/>
               </w:rPr>
-              <w:t>Automation (</w:t>
-            </w:r>
-            <w:proofErr w:type="spellStart"/>
-            <w:r>
-              <w:rPr>
-                <w:sz w:val="19"/>
-                <w:szCs w:val="19"/>
-              </w:rPr>
-              <w:t>XbSet</w:t>
-            </w:r>
-            <w:proofErr w:type="spellEnd"/>
-            <w:r>
-              <w:rPr>
-                <w:sz w:val="19"/>
-                <w:szCs w:val="19"/>
-              </w:rPr>
-              <w:t>)</w:t>
+              <w:t>Automation (XbSet)</w:t>
             </w:r>
           </w:p>
         </w:tc>
@@ -19097,23 +17838,7 @@
                 <w:sz w:val="19"/>
                 <w:szCs w:val="19"/>
               </w:rPr>
-              <w:t xml:space="preserve">Saved automation settings. Created when you press Y in the </w:t>
-            </w:r>
-            <w:proofErr w:type="spellStart"/>
-            <w:r>
-              <w:rPr>
-                <w:sz w:val="19"/>
-                <w:szCs w:val="19"/>
-              </w:rPr>
-              <w:t>XbSet</w:t>
-            </w:r>
-            <w:proofErr w:type="spellEnd"/>
-            <w:r>
-              <w:rPr>
-                <w:sz w:val="19"/>
-                <w:szCs w:val="19"/>
-              </w:rPr>
-              <w:t xml:space="preserve"> settings screen.</w:t>
+              <w:t>Saved automation settings. Created when you press Y in the XbSet settings screen.</w:t>
             </w:r>
           </w:p>
         </w:tc>
@@ -19179,23 +17904,7 @@
                 <w:sz w:val="19"/>
                 <w:szCs w:val="19"/>
               </w:rPr>
-              <w:t>Automation (</w:t>
-            </w:r>
-            <w:proofErr w:type="spellStart"/>
-            <w:r>
-              <w:rPr>
-                <w:sz w:val="19"/>
-                <w:szCs w:val="19"/>
-              </w:rPr>
-              <w:t>XbSet</w:t>
-            </w:r>
-            <w:proofErr w:type="spellEnd"/>
-            <w:r>
-              <w:rPr>
-                <w:sz w:val="19"/>
-                <w:szCs w:val="19"/>
-              </w:rPr>
-              <w:t>)</w:t>
+              <w:t>Automation (XbSet)</w:t>
             </w:r>
           </w:p>
         </w:tc>
@@ -19252,7 +17961,6 @@
             </w:tcMar>
           </w:tcPr>
           <w:p>
-            <w:proofErr w:type="spellStart"/>
             <w:r>
               <w:rPr>
                 <w:rFonts w:ascii="Courier New" w:eastAsia="Courier New" w:hAnsi="Courier New" w:cs="Courier New"/>
@@ -19264,7 +17972,6 @@
               </w:rPr>
               <w:t>SK.xba</w:t>
             </w:r>
-            <w:proofErr w:type="spellEnd"/>
           </w:p>
         </w:tc>
         <w:tc>
@@ -19317,23 +18024,7 @@
                 <w:sz w:val="19"/>
                 <w:szCs w:val="19"/>
               </w:rPr>
-              <w:t>Skeleton Key archive. Downloaded from the update server on first use and cached at \resources\</w:t>
-            </w:r>
-            <w:proofErr w:type="spellStart"/>
-            <w:r>
-              <w:rPr>
-                <w:sz w:val="19"/>
-                <w:szCs w:val="19"/>
-              </w:rPr>
-              <w:t>SK.xba</w:t>
-            </w:r>
-            <w:proofErr w:type="spellEnd"/>
-            <w:r>
-              <w:rPr>
-                <w:sz w:val="19"/>
-                <w:szCs w:val="19"/>
-              </w:rPr>
-              <w:t xml:space="preserve"> for subsequent MU writes.</w:t>
+              <w:t>Skeleton Key archive. Downloaded from the update server on first use and cached at \resources\SK.xba for subsequent MU writes.</w:t>
             </w:r>
           </w:p>
         </w:tc>
@@ -19363,7 +18054,6 @@
             </w:tcMar>
           </w:tcPr>
           <w:p>
-            <w:proofErr w:type="spellStart"/>
             <w:r>
               <w:rPr>
                 <w:rFonts w:ascii="Courier New" w:eastAsia="Courier New" w:hAnsi="Courier New" w:cs="Courier New"/>
@@ -19375,7 +18065,6 @@
               </w:rPr>
               <w:t>ENDGAME.xba</w:t>
             </w:r>
-            <w:proofErr w:type="spellEnd"/>
           </w:p>
         </w:tc>
         <w:tc>
@@ -19428,23 +18117,7 @@
                 <w:sz w:val="19"/>
                 <w:szCs w:val="19"/>
               </w:rPr>
-              <w:t>ENDGAME archive. Downloaded from the update server on first use and cached at \resources\</w:t>
-            </w:r>
-            <w:proofErr w:type="spellStart"/>
-            <w:r>
-              <w:rPr>
-                <w:sz w:val="19"/>
-                <w:szCs w:val="19"/>
-              </w:rPr>
-              <w:t>ENDGAME.xba</w:t>
-            </w:r>
-            <w:proofErr w:type="spellEnd"/>
-            <w:r>
-              <w:rPr>
-                <w:sz w:val="19"/>
-                <w:szCs w:val="19"/>
-              </w:rPr>
-              <w:t xml:space="preserve"> for subsequent MU writes.</w:t>
+              <w:t>ENDGAME archive. Downloaded from the update server on first use and cached at \resources\ENDGAME.xba for subsequent MU writes.</w:t>
             </w:r>
           </w:p>
         </w:tc>
@@ -19536,23 +18209,7 @@
                 <w:sz w:val="20"/>
                 <w:szCs w:val="20"/>
               </w:rPr>
-              <w:t xml:space="preserve">All files are saved to the same folder </w:t>
-            </w:r>
-            <w:proofErr w:type="spellStart"/>
-            <w:r>
-              <w:rPr>
-                <w:sz w:val="20"/>
-                <w:szCs w:val="20"/>
-              </w:rPr>
-              <w:t>XbDiag</w:t>
-            </w:r>
-            <w:proofErr w:type="spellEnd"/>
-            <w:r>
-              <w:rPr>
-                <w:sz w:val="20"/>
-                <w:szCs w:val="20"/>
-              </w:rPr>
-              <w:t xml:space="preserve"> is running from. You can retrieve any of these files from a PC using the built-in FTP server in the File Explorer module — press Start to enable it, then connect at the IP address shown. Make sure you have enough free space before saving large files like BIOS dumps.</w:t>
+              <w:t>All files are saved to the same folder XbDiag is running from. You can retrieve any of these files from a PC using the built-in FTP server in the File Explorer module — press Start to enable it, then connect at the IP address shown. Make sure you have enough free space before saving large files like BIOS dumps.</w:t>
             </w:r>
           </w:p>
         </w:tc>
@@ -19568,14 +18225,9 @@
         <w:pStyle w:val="Heading1"/>
       </w:pPr>
       <w:bookmarkStart w:id="15" w:name="reports"/>
-      <w:proofErr w:type="gramStart"/>
       <w:r>
         <w:lastRenderedPageBreak/>
-        <w:t>Report</w:t>
-      </w:r>
-      <w:proofErr w:type="gramEnd"/>
-      <w:r>
-        <w:t xml:space="preserve"> Samples</w:t>
+        <w:t>Report Samples</w:t>
       </w:r>
       <w:bookmarkEnd w:id="15"/>
     </w:p>
@@ -19584,15 +18236,7 @@
         <w:spacing w:before="60" w:after="80"/>
       </w:pPr>
       <w:r>
-        <w:t xml:space="preserve">When an automated run completes, the report file in the </w:t>
-      </w:r>
-      <w:proofErr w:type="spellStart"/>
-      <w:r>
-        <w:t>XbDiag</w:t>
-      </w:r>
-      <w:proofErr w:type="spellEnd"/>
-      <w:r>
-        <w:t xml:space="preserve"> folder contains a full diagnostic report. Below are representative samples showing what each section looks like. Your actual values will differ — these are examples only.</w:t>
+        <w:t>When an automated run completes, the report file in the XbDiag folder contains a full diagnostic report. Below are representative samples showing what each section looks like. Your actual values will differ — these are examples only.</w:t>
       </w:r>
     </w:p>
     <w:p>
@@ -19669,7 +18313,6 @@
             </w:tcMar>
           </w:tcPr>
           <w:p>
-            <w:proofErr w:type="spellStart"/>
             <w:r>
               <w:rPr>
                 <w:rFonts w:ascii="Courier New" w:eastAsia="Courier New" w:hAnsi="Courier New" w:cs="Courier New"/>
@@ -19677,9 +18320,10 @@
                 <w:sz w:val="18"/>
                 <w:szCs w:val="18"/>
               </w:rPr>
-              <w:t>XbDiag</w:t>
-            </w:r>
-            <w:proofErr w:type="spellEnd"/>
+              <w:t>XbDiag Automated Diagnostic Report</w:t>
+            </w:r>
+          </w:p>
+          <w:p>
             <w:r>
               <w:rPr>
                 <w:rFonts w:ascii="Courier New" w:eastAsia="Courier New" w:hAnsi="Courier New" w:cs="Courier New"/>
@@ -19687,9 +18331,10 @@
                 <w:sz w:val="18"/>
                 <w:szCs w:val="18"/>
               </w:rPr>
-              <w:t xml:space="preserve"> Automated Diagnostic Report</w:t>
-            </w:r>
-          </w:p>
+              <w:t>====================================</w:t>
+            </w:r>
+          </w:p>
+          <w:p/>
           <w:p>
             <w:r>
               <w:rPr>
@@ -19698,10 +18343,9 @@
                 <w:sz w:val="18"/>
                 <w:szCs w:val="18"/>
               </w:rPr>
-              <w:t>====================================</w:t>
-            </w:r>
-          </w:p>
-          <w:p/>
+              <w:t>CPU stress duration: 30m</w:t>
+            </w:r>
+          </w:p>
           <w:p>
             <w:r>
               <w:rPr>
@@ -19710,18 +18354,17 @@
                 <w:sz w:val="18"/>
                 <w:szCs w:val="18"/>
               </w:rPr>
-              <w:t>CPU stress duration: 30m</w:t>
-            </w:r>
-          </w:p>
-          <w:p>
-            <w:r>
-              <w:rPr>
-                <w:rFonts w:ascii="Courier New" w:eastAsia="Courier New" w:hAnsi="Courier New" w:cs="Courier New"/>
-                <w:color w:val="00FF88"/>
+              <w:t>RAM stress duration: 30m</w:t>
+            </w:r>
+          </w:p>
+          <w:p>
+            <w:r>
+              <w:rPr>
+                <w:rFonts w:ascii="Courier New" w:eastAsia="Courier New" w:hAnsi="Courier New" w:cs="Courier New"/>
                 <w:sz w:val="18"/>
                 <w:szCs w:val="18"/>
               </w:rPr>
-              <w:t>RAM stress duration: 30m</w:t>
+              <w:t>GPU stress duration: 30m</w:t>
             </w:r>
           </w:p>
           <w:p>
@@ -19944,9 +18587,10 @@
                 <w:sz w:val="18"/>
                 <w:szCs w:val="18"/>
               </w:rPr>
-              <w:t xml:space="preserve">Modchip:       </w:t>
-            </w:r>
-            <w:proofErr w:type="spellStart"/>
+              <w:t>Modchip:       Xecuter 2.6 CE</w:t>
+            </w:r>
+          </w:p>
+          <w:p>
             <w:r>
               <w:rPr>
                 <w:rFonts w:ascii="Courier New" w:eastAsia="Courier New" w:hAnsi="Courier New" w:cs="Courier New"/>
@@ -19954,9 +18598,10 @@
                 <w:sz w:val="18"/>
                 <w:szCs w:val="18"/>
               </w:rPr>
-              <w:t>Xecuter</w:t>
-            </w:r>
-            <w:proofErr w:type="spellEnd"/>
+              <w:t>HD Mod:        None</w:t>
+            </w:r>
+          </w:p>
+          <w:p>
             <w:r>
               <w:rPr>
                 <w:rFonts w:ascii="Courier New" w:eastAsia="Courier New" w:hAnsi="Courier New" w:cs="Courier New"/>
@@ -19964,7 +18609,7 @@
                 <w:sz w:val="18"/>
                 <w:szCs w:val="18"/>
               </w:rPr>
-              <w:t xml:space="preserve"> 2.6 CE</w:t>
+              <w:t>Encoder:       Conexant CX25871</w:t>
             </w:r>
           </w:p>
           <w:p>
@@ -19975,7 +18620,7 @@
                 <w:sz w:val="18"/>
                 <w:szCs w:val="18"/>
               </w:rPr>
-              <w:t>HD Mod:        None</w:t>
+              <w:t>AV Pack:       HDTV</w:t>
             </w:r>
           </w:p>
           <w:p>
@@ -19986,7 +18631,7 @@
                 <w:sz w:val="18"/>
                 <w:szCs w:val="18"/>
               </w:rPr>
-              <w:t>Encoder:       Conexant CX25871</w:t>
+              <w:t>Temp CPU:      52 C</w:t>
             </w:r>
           </w:p>
           <w:p>
@@ -19997,7 +18642,7 @@
                 <w:sz w:val="18"/>
                 <w:szCs w:val="18"/>
               </w:rPr>
-              <w:t>AV Pack:       HDTV</w:t>
+              <w:t>Temp Ambient:  38 C</w:t>
             </w:r>
           </w:p>
           <w:p>
@@ -20008,7 +18653,7 @@
                 <w:sz w:val="18"/>
                 <w:szCs w:val="18"/>
               </w:rPr>
-              <w:t>Temp CPU:      52 C</w:t>
+              <w:t>HDD Model:     WDC WD80EB</w:t>
             </w:r>
           </w:p>
           <w:p>
@@ -20019,9 +18664,10 @@
                 <w:sz w:val="18"/>
                 <w:szCs w:val="18"/>
               </w:rPr>
-              <w:t>Temp Ambient</w:t>
-            </w:r>
-            <w:proofErr w:type="gramStart"/>
+              <w:t>HDD Size:      80 GB</w:t>
+            </w:r>
+          </w:p>
+          <w:p>
             <w:r>
               <w:rPr>
                 <w:rFonts w:ascii="Courier New" w:eastAsia="Courier New" w:hAnsi="Courier New" w:cs="Courier New"/>
@@ -20029,9 +18675,10 @@
                 <w:sz w:val="18"/>
                 <w:szCs w:val="18"/>
               </w:rPr>
-              <w:t>:  38</w:t>
-            </w:r>
-            <w:proofErr w:type="gramEnd"/>
+              <w:t>HDD UDMA:      UDMA 5</w:t>
+            </w:r>
+          </w:p>
+          <w:p>
             <w:r>
               <w:rPr>
                 <w:rFonts w:ascii="Courier New" w:eastAsia="Courier New" w:hAnsi="Courier New" w:cs="Courier New"/>
@@ -20039,83 +18686,8 @@
                 <w:sz w:val="18"/>
                 <w:szCs w:val="18"/>
               </w:rPr>
-              <w:t xml:space="preserve"> C</w:t>
-            </w:r>
-          </w:p>
-          <w:p>
-            <w:r>
-              <w:rPr>
-                <w:rFonts w:ascii="Courier New" w:eastAsia="Courier New" w:hAnsi="Courier New" w:cs="Courier New"/>
-                <w:color w:val="00FF88"/>
-                <w:sz w:val="18"/>
-                <w:szCs w:val="18"/>
-              </w:rPr>
-              <w:t>HDD Model:     WDC WD80EB</w:t>
-            </w:r>
-          </w:p>
-          <w:p>
-            <w:r>
-              <w:rPr>
-                <w:rFonts w:ascii="Courier New" w:eastAsia="Courier New" w:hAnsi="Courier New" w:cs="Courier New"/>
-                <w:color w:val="00FF88"/>
-                <w:sz w:val="18"/>
-                <w:szCs w:val="18"/>
-              </w:rPr>
-              <w:t>HDD Size:      80 GB</w:t>
-            </w:r>
-          </w:p>
-          <w:p>
-            <w:r>
-              <w:rPr>
-                <w:rFonts w:ascii="Courier New" w:eastAsia="Courier New" w:hAnsi="Courier New" w:cs="Courier New"/>
-                <w:color w:val="00FF88"/>
-                <w:sz w:val="18"/>
-                <w:szCs w:val="18"/>
-              </w:rPr>
-              <w:t>HDD UDMA:      UDMA 5</w:t>
-            </w:r>
-          </w:p>
-          <w:p>
-            <w:r>
-              <w:rPr>
-                <w:rFonts w:ascii="Courier New" w:eastAsia="Courier New" w:hAnsi="Courier New" w:cs="Courier New"/>
-                <w:color w:val="00FF88"/>
-                <w:sz w:val="18"/>
-                <w:szCs w:val="18"/>
-              </w:rPr>
-              <w:t xml:space="preserve">MAC:           </w:t>
-            </w:r>
-            <w:proofErr w:type="gramStart"/>
-            <w:r>
-              <w:rPr>
-                <w:rFonts w:ascii="Courier New" w:eastAsia="Courier New" w:hAnsi="Courier New" w:cs="Courier New"/>
-                <w:color w:val="00FF88"/>
-                <w:sz w:val="18"/>
-                <w:szCs w:val="18"/>
-              </w:rPr>
-              <w:t>00:50:F2:AB</w:t>
-            </w:r>
-            <w:proofErr w:type="gramEnd"/>
-            <w:r>
-              <w:rPr>
-                <w:rFonts w:ascii="Courier New" w:eastAsia="Courier New" w:hAnsi="Courier New" w:cs="Courier New"/>
-                <w:color w:val="00FF88"/>
-                <w:sz w:val="18"/>
-                <w:szCs w:val="18"/>
-              </w:rPr>
-              <w:t>:</w:t>
-            </w:r>
-            <w:proofErr w:type="gramStart"/>
-            <w:r>
-              <w:rPr>
-                <w:rFonts w:ascii="Courier New" w:eastAsia="Courier New" w:hAnsi="Courier New" w:cs="Courier New"/>
-                <w:color w:val="00FF88"/>
-                <w:sz w:val="18"/>
-                <w:szCs w:val="18"/>
-              </w:rPr>
-              <w:t>CD:EF</w:t>
-            </w:r>
-            <w:proofErr w:type="gramEnd"/>
+              <w:t>MAC:           00:50:F2:AB:CD:EF</w:t>
+            </w:r>
           </w:p>
           <w:p>
             <w:r>
@@ -20246,9 +18818,10 @@
                 <w:sz w:val="18"/>
                 <w:szCs w:val="18"/>
               </w:rPr>
-              <w:t>Drive Model</w:t>
-            </w:r>
-            <w:proofErr w:type="gramStart"/>
+              <w:t>Drive Model:  WDC WD800BB-00CAA0</w:t>
+            </w:r>
+          </w:p>
+          <w:p>
             <w:r>
               <w:rPr>
                 <w:rFonts w:ascii="Courier New" w:eastAsia="Courier New" w:hAnsi="Courier New" w:cs="Courier New"/>
@@ -20256,9 +18829,10 @@
                 <w:sz w:val="18"/>
                 <w:szCs w:val="18"/>
               </w:rPr>
-              <w:t>:  WDC</w:t>
-            </w:r>
-            <w:proofErr w:type="gramEnd"/>
+              <w:t>Drive Serial: WD-WMA8C1234567</w:t>
+            </w:r>
+          </w:p>
+          <w:p>
             <w:r>
               <w:rPr>
                 <w:rFonts w:ascii="Courier New" w:eastAsia="Courier New" w:hAnsi="Courier New" w:cs="Courier New"/>
@@ -20266,7 +18840,7 @@
                 <w:sz w:val="18"/>
                 <w:szCs w:val="18"/>
               </w:rPr>
-              <w:t xml:space="preserve"> WD800BB-00CAA0</w:t>
+              <w:t>Capacity:     80 GB</w:t>
             </w:r>
           </w:p>
           <w:p>
@@ -20277,7 +18851,7 @@
                 <w:sz w:val="18"/>
                 <w:szCs w:val="18"/>
               </w:rPr>
-              <w:t>Drive Serial: WD-WMA8C1234567</w:t>
+              <w:t>Interface:    UDMA 5</w:t>
             </w:r>
           </w:p>
           <w:p>
@@ -20288,7 +18862,7 @@
                 <w:sz w:val="18"/>
                 <w:szCs w:val="18"/>
               </w:rPr>
-              <w:t>Capacity:     80 GB</w:t>
+              <w:t>Type:         5400 RPM</w:t>
             </w:r>
           </w:p>
           <w:p>
@@ -20299,7 +18873,7 @@
                 <w:sz w:val="18"/>
                 <w:szCs w:val="18"/>
               </w:rPr>
-              <w:t>Interface:    UDMA 5</w:t>
+              <w:t>Seq Read:     27.4 MB/s</w:t>
             </w:r>
           </w:p>
           <w:p>
@@ -20310,7 +18884,7 @@
                 <w:sz w:val="18"/>
                 <w:szCs w:val="18"/>
               </w:rPr>
-              <w:t>Type:         5400 RPM</w:t>
+              <w:t>FS Write:     18.2 MB/s</w:t>
             </w:r>
           </w:p>
           <w:p>
@@ -20321,7 +18895,7 @@
                 <w:sz w:val="18"/>
                 <w:szCs w:val="18"/>
               </w:rPr>
-              <w:t>Seq Read:     27.4 MB/s</w:t>
+              <w:t>Raw Write:    21.0 MB/s</w:t>
             </w:r>
           </w:p>
           <w:p>
@@ -20332,7 +18906,7 @@
                 <w:sz w:val="18"/>
                 <w:szCs w:val="18"/>
               </w:rPr>
-              <w:t>FS Write:     18.2 MB/s</w:t>
+              <w:t>Cache Read:   1024.0 MB/s</w:t>
             </w:r>
           </w:p>
           <w:p>
@@ -20343,41 +18917,8 @@
                 <w:sz w:val="18"/>
                 <w:szCs w:val="18"/>
               </w:rPr>
-              <w:t>Raw Write:    21.0 MB/s</w:t>
-            </w:r>
-          </w:p>
-          <w:p>
-            <w:r>
-              <w:rPr>
-                <w:rFonts w:ascii="Courier New" w:eastAsia="Courier New" w:hAnsi="Courier New" w:cs="Courier New"/>
-                <w:color w:val="00FF88"/>
-                <w:sz w:val="18"/>
-                <w:szCs w:val="18"/>
-              </w:rPr>
-              <w:t>Cache Read:   1024.0 MB/s</w:t>
-            </w:r>
-          </w:p>
-          <w:p>
-            <w:r>
-              <w:rPr>
-                <w:rFonts w:ascii="Courier New" w:eastAsia="Courier New" w:hAnsi="Courier New" w:cs="Courier New"/>
-                <w:color w:val="00FF88"/>
-                <w:sz w:val="18"/>
-                <w:szCs w:val="18"/>
-              </w:rPr>
-              <w:t xml:space="preserve">Seek Time:    14.2 </w:t>
-            </w:r>
-            <w:proofErr w:type="spellStart"/>
-            <w:r>
-              <w:rPr>
-                <w:rFonts w:ascii="Courier New" w:eastAsia="Courier New" w:hAnsi="Courier New" w:cs="Courier New"/>
-                <w:color w:val="00FF88"/>
-                <w:sz w:val="18"/>
-                <w:szCs w:val="18"/>
-              </w:rPr>
-              <w:t>ms</w:t>
-            </w:r>
-            <w:proofErr w:type="spellEnd"/>
+              <w:t>Seek Time:    14.2 ms</w:t>
+            </w:r>
           </w:p>
         </w:tc>
       </w:tr>
@@ -20489,7 +19030,6 @@
             </w:r>
           </w:p>
           <w:p>
-            <w:proofErr w:type="spellStart"/>
             <w:r>
               <w:rPr>
                 <w:rFonts w:ascii="Courier New" w:eastAsia="Courier New" w:hAnsi="Courier New" w:cs="Courier New"/>
@@ -20497,9 +19037,10 @@
                 <w:sz w:val="18"/>
                 <w:szCs w:val="18"/>
               </w:rPr>
-              <w:t>XbDiag</w:t>
-            </w:r>
-            <w:proofErr w:type="spellEnd"/>
+              <w:t>XbDiag RAM Test Result</w:t>
+            </w:r>
+          </w:p>
+          <w:p>
             <w:r>
               <w:rPr>
                 <w:rFonts w:ascii="Courier New" w:eastAsia="Courier New" w:hAnsi="Courier New" w:cs="Courier New"/>
@@ -20507,7 +19048,7 @@
                 <w:sz w:val="18"/>
                 <w:szCs w:val="18"/>
               </w:rPr>
-              <w:t xml:space="preserve"> RAM Test Result</w:t>
+              <w:t>Test Type,Quick</w:t>
             </w:r>
           </w:p>
           <w:p>
@@ -20518,10 +19059,10 @@
                 <w:sz w:val="18"/>
                 <w:szCs w:val="18"/>
               </w:rPr>
-              <w:t xml:space="preserve">Test </w:t>
-            </w:r>
-            <w:proofErr w:type="spellStart"/>
-            <w:proofErr w:type="gramStart"/>
+              <w:t>Total Banks,4</w:t>
+            </w:r>
+          </w:p>
+          <w:p>
             <w:r>
               <w:rPr>
                 <w:rFonts w:ascii="Courier New" w:eastAsia="Courier New" w:hAnsi="Courier New" w:cs="Courier New"/>
@@ -20529,10 +19070,8 @@
                 <w:sz w:val="18"/>
                 <w:szCs w:val="18"/>
               </w:rPr>
-              <w:t>Type,Quick</w:t>
-            </w:r>
-            <w:proofErr w:type="spellEnd"/>
-            <w:proofErr w:type="gramEnd"/>
+              <w:t>Total Chunks,64</w:t>
+            </w:r>
           </w:p>
           <w:p>
             <w:r>
@@ -20542,7 +19081,7 @@
                 <w:sz w:val="18"/>
                 <w:szCs w:val="18"/>
               </w:rPr>
-              <w:t>Total Banks,4</w:t>
+              <w:t>Bank,Chunk,Start MB,End MB,State,Errors</w:t>
             </w:r>
           </w:p>
           <w:p>
@@ -20553,12 +19092,10 @@
                 <w:sz w:val="18"/>
                 <w:szCs w:val="18"/>
               </w:rPr>
-              <w:t>Total Chunks,64</w:t>
-            </w:r>
-          </w:p>
-          <w:p>
-            <w:proofErr w:type="spellStart"/>
-            <w:proofErr w:type="gramStart"/>
+              <w:t>0,0,0,1,PASS,0</w:t>
+            </w:r>
+          </w:p>
+          <w:p>
             <w:r>
               <w:rPr>
                 <w:rFonts w:ascii="Courier New" w:eastAsia="Courier New" w:hAnsi="Courier New" w:cs="Courier New"/>
@@ -20566,9 +19103,10 @@
                 <w:sz w:val="18"/>
                 <w:szCs w:val="18"/>
               </w:rPr>
-              <w:t>Bank,Chunk</w:t>
-            </w:r>
-            <w:proofErr w:type="gramEnd"/>
+              <w:t>0,1,1,2,PASS,0</w:t>
+            </w:r>
+          </w:p>
+          <w:p>
             <w:r>
               <w:rPr>
                 <w:rFonts w:ascii="Courier New" w:eastAsia="Courier New" w:hAnsi="Courier New" w:cs="Courier New"/>
@@ -20576,9 +19114,10 @@
                 <w:sz w:val="18"/>
                 <w:szCs w:val="18"/>
               </w:rPr>
-              <w:t>,Start</w:t>
-            </w:r>
-            <w:proofErr w:type="spellEnd"/>
+              <w:t>1,0,16,17,PASS,0</w:t>
+            </w:r>
+          </w:p>
+          <w:p>
             <w:r>
               <w:rPr>
                 <w:rFonts w:ascii="Courier New" w:eastAsia="Courier New" w:hAnsi="Courier New" w:cs="Courier New"/>
@@ -20586,10 +19125,11 @@
                 <w:sz w:val="18"/>
                 <w:szCs w:val="18"/>
               </w:rPr>
-              <w:t xml:space="preserve"> </w:t>
-            </w:r>
-            <w:proofErr w:type="spellStart"/>
-            <w:proofErr w:type="gramStart"/>
+              <w:t>...</w:t>
+            </w:r>
+          </w:p>
+          <w:p/>
+          <w:p>
             <w:r>
               <w:rPr>
                 <w:rFonts w:ascii="Courier New" w:eastAsia="Courier New" w:hAnsi="Courier New" w:cs="Courier New"/>
@@ -20597,10 +19137,10 @@
                 <w:sz w:val="18"/>
                 <w:szCs w:val="18"/>
               </w:rPr>
-              <w:t>MB,End</w:t>
-            </w:r>
-            <w:proofErr w:type="spellEnd"/>
-            <w:proofErr w:type="gramEnd"/>
+              <w:t>--- Summary ---</w:t>
+            </w:r>
+          </w:p>
+          <w:p>
             <w:r>
               <w:rPr>
                 <w:rFonts w:ascii="Courier New" w:eastAsia="Courier New" w:hAnsi="Courier New" w:cs="Courier New"/>
@@ -20608,10 +19148,10 @@
                 <w:sz w:val="18"/>
                 <w:szCs w:val="18"/>
               </w:rPr>
-              <w:t xml:space="preserve"> </w:t>
-            </w:r>
-            <w:proofErr w:type="spellStart"/>
-            <w:proofErr w:type="gramStart"/>
+              <w:t>Total Chunks,64</w:t>
+            </w:r>
+          </w:p>
+          <w:p>
             <w:r>
               <w:rPr>
                 <w:rFonts w:ascii="Courier New" w:eastAsia="Courier New" w:hAnsi="Courier New" w:cs="Courier New"/>
@@ -20619,9 +19159,10 @@
                 <w:sz w:val="18"/>
                 <w:szCs w:val="18"/>
               </w:rPr>
-              <w:t>MB,State</w:t>
-            </w:r>
-            <w:proofErr w:type="gramEnd"/>
+              <w:t>Passed,64</w:t>
+            </w:r>
+          </w:p>
+          <w:p>
             <w:r>
               <w:rPr>
                 <w:rFonts w:ascii="Courier New" w:eastAsia="Courier New" w:hAnsi="Courier New" w:cs="Courier New"/>
@@ -20629,9 +19170,8 @@
                 <w:sz w:val="18"/>
                 <w:szCs w:val="18"/>
               </w:rPr>
-              <w:t>,Errors</w:t>
-            </w:r>
-            <w:proofErr w:type="spellEnd"/>
+              <w:t>Failed,0</w:t>
+            </w:r>
           </w:p>
           <w:p>
             <w:r>
@@ -20641,9 +19181,10 @@
                 <w:sz w:val="18"/>
                 <w:szCs w:val="18"/>
               </w:rPr>
-              <w:t>0,0,0,</w:t>
-            </w:r>
-            <w:proofErr w:type="gramStart"/>
+              <w:t>Total Errors,0</w:t>
+            </w:r>
+          </w:p>
+          <w:p>
             <w:r>
               <w:rPr>
                 <w:rFonts w:ascii="Courier New" w:eastAsia="Courier New" w:hAnsi="Courier New" w:cs="Courier New"/>
@@ -20651,171 +19192,8 @@
                 <w:sz w:val="18"/>
                 <w:szCs w:val="18"/>
               </w:rPr>
-              <w:t>1,PASS</w:t>
-            </w:r>
-            <w:proofErr w:type="gramEnd"/>
-            <w:r>
-              <w:rPr>
-                <w:rFonts w:ascii="Courier New" w:eastAsia="Courier New" w:hAnsi="Courier New" w:cs="Courier New"/>
-                <w:color w:val="00FF88"/>
-                <w:sz w:val="18"/>
-                <w:szCs w:val="18"/>
-              </w:rPr>
-              <w:t>,0</w:t>
-            </w:r>
-          </w:p>
-          <w:p>
-            <w:r>
-              <w:rPr>
-                <w:rFonts w:ascii="Courier New" w:eastAsia="Courier New" w:hAnsi="Courier New" w:cs="Courier New"/>
-                <w:color w:val="00FF88"/>
-                <w:sz w:val="18"/>
-                <w:szCs w:val="18"/>
-              </w:rPr>
-              <w:t>0,1,1,</w:t>
-            </w:r>
-            <w:proofErr w:type="gramStart"/>
-            <w:r>
-              <w:rPr>
-                <w:rFonts w:ascii="Courier New" w:eastAsia="Courier New" w:hAnsi="Courier New" w:cs="Courier New"/>
-                <w:color w:val="00FF88"/>
-                <w:sz w:val="18"/>
-                <w:szCs w:val="18"/>
-              </w:rPr>
-              <w:t>2,PASS</w:t>
-            </w:r>
-            <w:proofErr w:type="gramEnd"/>
-            <w:r>
-              <w:rPr>
-                <w:rFonts w:ascii="Courier New" w:eastAsia="Courier New" w:hAnsi="Courier New" w:cs="Courier New"/>
-                <w:color w:val="00FF88"/>
-                <w:sz w:val="18"/>
-                <w:szCs w:val="18"/>
-              </w:rPr>
-              <w:t>,0</w:t>
-            </w:r>
-          </w:p>
-          <w:p>
-            <w:r>
-              <w:rPr>
-                <w:rFonts w:ascii="Courier New" w:eastAsia="Courier New" w:hAnsi="Courier New" w:cs="Courier New"/>
-                <w:color w:val="00FF88"/>
-                <w:sz w:val="18"/>
-                <w:szCs w:val="18"/>
-              </w:rPr>
-              <w:t>1,0,16,</w:t>
-            </w:r>
-            <w:proofErr w:type="gramStart"/>
-            <w:r>
-              <w:rPr>
-                <w:rFonts w:ascii="Courier New" w:eastAsia="Courier New" w:hAnsi="Courier New" w:cs="Courier New"/>
-                <w:color w:val="00FF88"/>
-                <w:sz w:val="18"/>
-                <w:szCs w:val="18"/>
-              </w:rPr>
-              <w:t>17,PASS</w:t>
-            </w:r>
-            <w:proofErr w:type="gramEnd"/>
-            <w:r>
-              <w:rPr>
-                <w:rFonts w:ascii="Courier New" w:eastAsia="Courier New" w:hAnsi="Courier New" w:cs="Courier New"/>
-                <w:color w:val="00FF88"/>
-                <w:sz w:val="18"/>
-                <w:szCs w:val="18"/>
-              </w:rPr>
-              <w:t>,0</w:t>
-            </w:r>
-          </w:p>
-          <w:p>
-            <w:r>
-              <w:rPr>
-                <w:rFonts w:ascii="Courier New" w:eastAsia="Courier New" w:hAnsi="Courier New" w:cs="Courier New"/>
-                <w:color w:val="00FF88"/>
-                <w:sz w:val="18"/>
-                <w:szCs w:val="18"/>
-              </w:rPr>
-              <w:t>...</w:t>
-            </w:r>
-          </w:p>
-          <w:p/>
-          <w:p>
-            <w:r>
-              <w:rPr>
-                <w:rFonts w:ascii="Courier New" w:eastAsia="Courier New" w:hAnsi="Courier New" w:cs="Courier New"/>
-                <w:color w:val="00FF88"/>
-                <w:sz w:val="18"/>
-                <w:szCs w:val="18"/>
-              </w:rPr>
-              <w:t>--- Summary ---</w:t>
-            </w:r>
-          </w:p>
-          <w:p>
-            <w:r>
-              <w:rPr>
-                <w:rFonts w:ascii="Courier New" w:eastAsia="Courier New" w:hAnsi="Courier New" w:cs="Courier New"/>
-                <w:color w:val="00FF88"/>
-                <w:sz w:val="18"/>
-                <w:szCs w:val="18"/>
-              </w:rPr>
-              <w:t>Total Chunks,64</w:t>
-            </w:r>
-          </w:p>
-          <w:p>
-            <w:r>
-              <w:rPr>
-                <w:rFonts w:ascii="Courier New" w:eastAsia="Courier New" w:hAnsi="Courier New" w:cs="Courier New"/>
-                <w:color w:val="00FF88"/>
-                <w:sz w:val="18"/>
-                <w:szCs w:val="18"/>
-              </w:rPr>
-              <w:t>Passed,64</w:t>
-            </w:r>
-          </w:p>
-          <w:p>
-            <w:r>
-              <w:rPr>
-                <w:rFonts w:ascii="Courier New" w:eastAsia="Courier New" w:hAnsi="Courier New" w:cs="Courier New"/>
-                <w:color w:val="00FF88"/>
-                <w:sz w:val="18"/>
-                <w:szCs w:val="18"/>
-              </w:rPr>
-              <w:t>Failed,0</w:t>
-            </w:r>
-          </w:p>
-          <w:p>
-            <w:r>
-              <w:rPr>
-                <w:rFonts w:ascii="Courier New" w:eastAsia="Courier New" w:hAnsi="Courier New" w:cs="Courier New"/>
-                <w:color w:val="00FF88"/>
-                <w:sz w:val="18"/>
-                <w:szCs w:val="18"/>
-              </w:rPr>
-              <w:t>Total Errors,0</w:t>
-            </w:r>
-          </w:p>
-          <w:p>
-            <w:r>
-              <w:rPr>
-                <w:rFonts w:ascii="Courier New" w:eastAsia="Courier New" w:hAnsi="Courier New" w:cs="Courier New"/>
-                <w:color w:val="00FF88"/>
-                <w:sz w:val="18"/>
-                <w:szCs w:val="18"/>
-              </w:rPr>
-              <w:t xml:space="preserve">Overall </w:t>
-            </w:r>
-            <w:proofErr w:type="spellStart"/>
-            <w:proofErr w:type="gramStart"/>
-            <w:r>
-              <w:rPr>
-                <w:rFonts w:ascii="Courier New" w:eastAsia="Courier New" w:hAnsi="Courier New" w:cs="Courier New"/>
-                <w:color w:val="00FF88"/>
-                <w:sz w:val="18"/>
-                <w:szCs w:val="18"/>
-              </w:rPr>
-              <w:t>Result,PASS</w:t>
-            </w:r>
-            <w:proofErr w:type="spellEnd"/>
-            <w:proofErr w:type="gramEnd"/>
+              <w:t>Overall Result,PASS</w:t>
+            </w:r>
           </w:p>
         </w:tc>
       </w:tr>
@@ -20945,9 +19323,10 @@
                 <w:sz w:val="18"/>
                 <w:szCs w:val="18"/>
               </w:rPr>
-              <w:t xml:space="preserve">CPU Temp range: 54 </w:t>
-            </w:r>
-            <w:proofErr w:type="gramStart"/>
+              <w:t>CPU Temp range: 54 C  -&gt;  71 C</w:t>
+            </w:r>
+          </w:p>
+          <w:p>
             <w:r>
               <w:rPr>
                 <w:rFonts w:ascii="Courier New" w:eastAsia="Courier New" w:hAnsi="Courier New" w:cs="Courier New"/>
@@ -20955,9 +19334,10 @@
                 <w:sz w:val="18"/>
                 <w:szCs w:val="18"/>
               </w:rPr>
-              <w:t>C  -&gt;  71</w:t>
-            </w:r>
-            <w:proofErr w:type="gramEnd"/>
+              <w:t>Fan Speed range:46%  -&gt;  78%</w:t>
+            </w:r>
+          </w:p>
+          <w:p>
             <w:r>
               <w:rPr>
                 <w:rFonts w:ascii="Courier New" w:eastAsia="Courier New" w:hAnsi="Courier New" w:cs="Courier New"/>
@@ -20965,7 +19345,7 @@
                 <w:sz w:val="18"/>
                 <w:szCs w:val="18"/>
               </w:rPr>
-              <w:t xml:space="preserve"> C</w:t>
+              <w:t>Final Load:     98%</w:t>
             </w:r>
           </w:p>
           <w:p>
@@ -20976,61 +19356,8 @@
                 <w:sz w:val="18"/>
                 <w:szCs w:val="18"/>
               </w:rPr>
-              <w:t>Fan Speed range:46</w:t>
-            </w:r>
-            <w:proofErr w:type="gramStart"/>
-            <w:r>
-              <w:rPr>
-                <w:rFonts w:ascii="Courier New" w:eastAsia="Courier New" w:hAnsi="Courier New" w:cs="Courier New"/>
-                <w:color w:val="00FF88"/>
-                <w:sz w:val="18"/>
-                <w:szCs w:val="18"/>
-              </w:rPr>
-              <w:t>%  -&gt;  78</w:t>
-            </w:r>
-            <w:proofErr w:type="gramEnd"/>
-            <w:r>
-              <w:rPr>
-                <w:rFonts w:ascii="Courier New" w:eastAsia="Courier New" w:hAnsi="Courier New" w:cs="Courier New"/>
-                <w:color w:val="00FF88"/>
-                <w:sz w:val="18"/>
-                <w:szCs w:val="18"/>
-              </w:rPr>
-              <w:t>%</w:t>
-            </w:r>
-          </w:p>
-          <w:p>
-            <w:r>
-              <w:rPr>
-                <w:rFonts w:ascii="Courier New" w:eastAsia="Courier New" w:hAnsi="Courier New" w:cs="Courier New"/>
-                <w:color w:val="00FF88"/>
-                <w:sz w:val="18"/>
-                <w:szCs w:val="18"/>
-              </w:rPr>
-              <w:t>Final Load:     98%</w:t>
-            </w:r>
-          </w:p>
-          <w:p>
-            <w:r>
-              <w:rPr>
-                <w:rFonts w:ascii="Courier New" w:eastAsia="Courier New" w:hAnsi="Courier New" w:cs="Courier New"/>
-                <w:color w:val="00FF88"/>
-                <w:sz w:val="18"/>
-                <w:szCs w:val="18"/>
-              </w:rPr>
-              <w:t>Thermal Abort</w:t>
-            </w:r>
-            <w:proofErr w:type="gramStart"/>
-            <w:r>
-              <w:rPr>
-                <w:rFonts w:ascii="Courier New" w:eastAsia="Courier New" w:hAnsi="Courier New" w:cs="Courier New"/>
-                <w:color w:val="00FF88"/>
-                <w:sz w:val="18"/>
-                <w:szCs w:val="18"/>
-              </w:rPr>
-              <w:t>:  No</w:t>
-            </w:r>
-            <w:proofErr w:type="gramEnd"/>
+              <w:t>Thermal Abort:  No</w:t>
+            </w:r>
           </w:p>
           <w:p>
             <w:r>
@@ -21196,9 +19523,10 @@
                 <w:sz w:val="18"/>
                 <w:szCs w:val="18"/>
               </w:rPr>
-              <w:t>Total Errors</w:t>
-            </w:r>
-            <w:proofErr w:type="gramStart"/>
+              <w:t>Total Errors:  0</w:t>
+            </w:r>
+          </w:p>
+          <w:p>
             <w:r>
               <w:rPr>
                 <w:rFonts w:ascii="Courier New" w:eastAsia="Courier New" w:hAnsi="Courier New" w:cs="Courier New"/>
@@ -21206,18 +19534,6 @@
                 <w:sz w:val="18"/>
                 <w:szCs w:val="18"/>
               </w:rPr>
-              <w:t>:  0</w:t>
-            </w:r>
-            <w:proofErr w:type="gramEnd"/>
-          </w:p>
-          <w:p>
-            <w:r>
-              <w:rPr>
-                <w:rFonts w:ascii="Courier New" w:eastAsia="Courier New" w:hAnsi="Courier New" w:cs="Courier New"/>
-                <w:color w:val="00FF88"/>
-                <w:sz w:val="18"/>
-                <w:szCs w:val="18"/>
-              </w:rPr>
               <w:t>Result:        PASS</w:t>
             </w:r>
           </w:p>
@@ -21229,7 +19545,7 @@
         <w:spacing w:after="80"/>
       </w:pPr>
     </w:p>
-    <w:p>
+    <w:p w14:paraId="30GPU0001">
       <w:pPr>
         <w:pStyle w:val="Heading2"/>
         <w:pBdr>
@@ -21237,26 +19553,18 @@
         </w:pBdr>
       </w:pPr>
       <w:r>
-        <w:t>Multi-loop summary</w:t>
-      </w:r>
-    </w:p>
-    <w:p>
-      <w:pPr>
-        <w:spacing w:before="60" w:after="80"/>
-      </w:pPr>
-      <w:r>
-        <w:t xml:space="preserve">When STRESS LOOPS is set to more than 1, a summary section is added at the end of the report </w:t>
-      </w:r>
-      <w:proofErr w:type="spellStart"/>
-      <w:r>
-        <w:t>totalling</w:t>
-      </w:r>
-      <w:proofErr w:type="spellEnd"/>
-      <w:r>
-        <w:t xml:space="preserve"> results across all loops.</w:t>
-      </w:r>
-    </w:p>
-    <w:p>
+        <w:t>GPU Stress Test section</w:t>
+      </w:r>
+    </w:p>
+    <w:p w14:paraId="30GPU0002">
+      <w:pPr>
+        <w:spacing w:before="60" w:after="60"/>
+      </w:pPr>
+      <w:r>
+        <w:t>Shows scene loop count, peak FPS, minimum FPS, and a pass/warning/fail result.</w:t>
+      </w:r>
+    </w:p>
+    <w:p w14:paraId="30GPU0003">
       <w:pPr>
         <w:spacing w:after="60"/>
       </w:pPr>
@@ -21281,7 +19589,7 @@
       <w:tblGrid>
         <w:gridCol w:w="9360"/>
       </w:tblGrid>
-      <w:tr>
+      <w:tr w14:paraId="30GPU0004">
         <w:tblPrEx>
           <w:tblCellMar>
             <w:top w:w="0" w:type="dxa"/>
@@ -21305,7 +19613,7 @@
               <w:right w:w="200" w:type="dxa"/>
             </w:tcMar>
           </w:tcPr>
-          <w:p>
+          <w:p w14:paraId="30GPU0005">
             <w:r>
               <w:rPr>
                 <w:rFonts w:ascii="Courier New" w:eastAsia="Courier New" w:hAnsi="Courier New" w:cs="Courier New"/>
@@ -21316,7 +19624,7 @@
               <w:t>------------------------------------------------------------</w:t>
             </w:r>
           </w:p>
-          <w:p>
+          <w:p w14:paraId="30GPU0006">
             <w:r>
               <w:rPr>
                 <w:rFonts w:ascii="Courier New" w:eastAsia="Courier New" w:hAnsi="Courier New" w:cs="Courier New"/>
@@ -21324,10 +19632,10 @@
                 <w:sz w:val="18"/>
                 <w:szCs w:val="18"/>
               </w:rPr>
-              <w:t>STRESS SUMMARY</w:t>
-            </w:r>
-          </w:p>
-          <w:p>
+              <w:t>GPU STRESS TEST - Loop 1 / 2</w:t>
+            </w:r>
+          </w:p>
+          <w:p w14:paraId="30GPU0007">
             <w:r>
               <w:rPr>
                 <w:rFonts w:ascii="Courier New" w:eastAsia="Courier New" w:hAnsi="Courier New" w:cs="Courier New"/>
@@ -21338,7 +19646,7 @@
               <w:t>------------------------------------------------------------</w:t>
             </w:r>
           </w:p>
-          <w:p>
+          <w:p w14:paraId="30GPU0008">
             <w:r>
               <w:rPr>
                 <w:rFonts w:ascii="Courier New" w:eastAsia="Courier New" w:hAnsi="Courier New" w:cs="Courier New"/>
@@ -21346,10 +19654,10 @@
                 <w:sz w:val="18"/>
                 <w:szCs w:val="18"/>
               </w:rPr>
-              <w:t>Total loops:         2</w:t>
-            </w:r>
-          </w:p>
-          <w:p>
+              <w:t>Duration:      30m 0s</w:t>
+            </w:r>
+          </w:p>
+          <w:p w14:paraId="30GPU0009">
             <w:r>
               <w:rPr>
                 <w:rFonts w:ascii="Courier New" w:eastAsia="Courier New" w:hAnsi="Courier New" w:cs="Courier New"/>
@@ -21357,9 +19665,10 @@
                 <w:sz w:val="18"/>
                 <w:szCs w:val="18"/>
               </w:rPr>
-              <w:t xml:space="preserve">CPU temp range:      54 </w:t>
-            </w:r>
-            <w:proofErr w:type="gramStart"/>
+              <w:t>Scene loops:   7</w:t>
+            </w:r>
+          </w:p>
+          <w:p w14:paraId="30GPU000A">
             <w:r>
               <w:rPr>
                 <w:rFonts w:ascii="Courier New" w:eastAsia="Courier New" w:hAnsi="Courier New" w:cs="Courier New"/>
@@ -21367,9 +19676,10 @@
                 <w:sz w:val="18"/>
                 <w:szCs w:val="18"/>
               </w:rPr>
-              <w:t>C  -&gt;  72</w:t>
-            </w:r>
-            <w:proofErr w:type="gramEnd"/>
+              <w:t>Peak FPS:      58 fps</w:t>
+            </w:r>
+          </w:p>
+          <w:p w14:paraId="30GPU000B">
             <w:r>
               <w:rPr>
                 <w:rFonts w:ascii="Courier New" w:eastAsia="Courier New" w:hAnsi="Courier New" w:cs="Courier New"/>
@@ -21377,10 +19687,10 @@
                 <w:sz w:val="18"/>
                 <w:szCs w:val="18"/>
               </w:rPr>
-              <w:t xml:space="preserve"> C</w:t>
-            </w:r>
-          </w:p>
-          <w:p>
+              <w:t>Min FPS:       42 fps</w:t>
+            </w:r>
+          </w:p>
+          <w:p w14:paraId="30GPU000C">
             <w:r>
               <w:rPr>
                 <w:rFonts w:ascii="Courier New" w:eastAsia="Courier New" w:hAnsi="Courier New" w:cs="Courier New"/>
@@ -21388,9 +19698,85 @@
                 <w:sz w:val="18"/>
                 <w:szCs w:val="18"/>
               </w:rPr>
-              <w:t>CPU avg peak temp:   71 C</w:t>
-            </w:r>
-          </w:p>
+              <w:t>Result:        PASS</w:t>
+            </w:r>
+          </w:p>
+        </w:tc>
+      </w:tr>
+    </w:tbl>
+    <w:p w14:paraId="30GPU000D">
+      <w:pPr>
+        <w:spacing w:after="80"/>
+      </w:pPr>
+    </w:p>
+    <w:p>
+      <w:pPr>
+        <w:pStyle w:val="Heading2"/>
+        <w:pBdr>
+          <w:bottom w:val="single" w:sz="6" w:space="4" w:color="00ADEF"/>
+        </w:pBdr>
+      </w:pPr>
+      <w:r>
+        <w:t>Multi-loop summary</w:t>
+      </w:r>
+    </w:p>
+    <w:p>
+      <w:pPr>
+        <w:spacing w:before="60" w:after="80"/>
+      </w:pPr>
+      <w:r>
+        <w:t>When STRESS LOOPS is set to more than 1, a summary section is added at the end of the report totalling results across all loops.</w:t>
+      </w:r>
+    </w:p>
+    <w:p>
+      <w:pPr>
+        <w:spacing w:after="60"/>
+      </w:pPr>
+    </w:p>
+    <w:tbl>
+      <w:tblPr>
+        <w:tblW w:w="9360" w:type="dxa"/>
+        <w:tblBorders>
+          <w:top w:val="single" w:sz="4" w:space="0" w:color="auto"/>
+          <w:left w:val="single" w:sz="4" w:space="0" w:color="auto"/>
+          <w:bottom w:val="single" w:sz="4" w:space="0" w:color="auto"/>
+          <w:right w:val="single" w:sz="4" w:space="0" w:color="auto"/>
+          <w:insideH w:val="single" w:sz="4" w:space="0" w:color="auto"/>
+          <w:insideV w:val="single" w:sz="4" w:space="0" w:color="auto"/>
+        </w:tblBorders>
+        <w:tblCellMar>
+          <w:left w:w="10" w:type="dxa"/>
+          <w:right w:w="10" w:type="dxa"/>
+        </w:tblCellMar>
+        <w:tblLook w:val="04A0" w:firstRow="1" w:lastRow="0" w:firstColumn="1" w:lastColumn="0" w:noHBand="0" w:noVBand="1"/>
+      </w:tblPr>
+      <w:tblGrid>
+        <w:gridCol w:w="9360"/>
+      </w:tblGrid>
+      <w:tr>
+        <w:tblPrEx>
+          <w:tblCellMar>
+            <w:top w:w="0" w:type="dxa"/>
+            <w:bottom w:w="0" w:type="dxa"/>
+          </w:tblCellMar>
+        </w:tblPrEx>
+        <w:tc>
+          <w:tcPr>
+            <w:tcW w:w="9360" w:type="dxa"/>
+            <w:tcBorders>
+              <w:top w:val="none" w:sz="0" w:space="0" w:color="FFFFFF"/>
+              <w:left w:val="none" w:sz="0" w:space="0" w:color="FFFFFF"/>
+              <w:bottom w:val="none" w:sz="0" w:space="0" w:color="FFFFFF"/>
+              <w:right w:val="none" w:sz="0" w:space="0" w:color="FFFFFF"/>
+            </w:tcBorders>
+            <w:shd w:val="clear" w:color="auto" w:fill="1A1A2E"/>
+            <w:tcMar>
+              <w:top w:w="120" w:type="dxa"/>
+              <w:left w:w="200" w:type="dxa"/>
+              <w:bottom w:w="120" w:type="dxa"/>
+              <w:right w:w="200" w:type="dxa"/>
+            </w:tcMar>
+          </w:tcPr>
           <w:p>
             <w:r>
               <w:rPr>
@@ -21399,9 +19785,10 @@
                 <w:sz w:val="18"/>
                 <w:szCs w:val="18"/>
               </w:rPr>
-              <w:t>Fan speed range:     44</w:t>
-            </w:r>
-            <w:proofErr w:type="gramStart"/>
+              <w:t>------------------------------------------------------------</w:t>
+            </w:r>
+          </w:p>
+          <w:p>
             <w:r>
               <w:rPr>
                 <w:rFonts w:ascii="Courier New" w:eastAsia="Courier New" w:hAnsi="Courier New" w:cs="Courier New"/>
@@ -21409,9 +19796,10 @@
                 <w:sz w:val="18"/>
                 <w:szCs w:val="18"/>
               </w:rPr>
-              <w:t>%  -&gt;  80</w:t>
-            </w:r>
-            <w:proofErr w:type="gramEnd"/>
+              <w:t>STRESS SUMMARY</w:t>
+            </w:r>
+          </w:p>
+          <w:p>
             <w:r>
               <w:rPr>
                 <w:rFonts w:ascii="Courier New" w:eastAsia="Courier New" w:hAnsi="Courier New" w:cs="Courier New"/>
@@ -21419,7 +19807,7 @@
                 <w:sz w:val="18"/>
                 <w:szCs w:val="18"/>
               </w:rPr>
-              <w:t>%</w:t>
+              <w:t>------------------------------------------------------------</w:t>
             </w:r>
           </w:p>
           <w:p>
@@ -21430,7 +19818,7 @@
                 <w:sz w:val="18"/>
                 <w:szCs w:val="18"/>
               </w:rPr>
-              <w:t>Thermal abort (any): No</w:t>
+              <w:t>Total loops:         2</w:t>
             </w:r>
           </w:p>
           <w:p>
@@ -21441,11 +19829,10 @@
                 <w:sz w:val="18"/>
                 <w:szCs w:val="18"/>
               </w:rPr>
-              <w:t>CPU stress result:   PASS</w:t>
-            </w:r>
-          </w:p>
-          <w:p>
-            <w:proofErr w:type="gramStart"/>
+              <w:t>CPU temp range:      54 C  -&gt;  72 C</w:t>
+            </w:r>
+          </w:p>
+          <w:p>
             <w:r>
               <w:rPr>
                 <w:rFonts w:ascii="Courier New" w:eastAsia="Courier New" w:hAnsi="Courier New" w:cs="Courier New"/>
@@ -21453,9 +19840,10 @@
                 <w:sz w:val="18"/>
                 <w:szCs w:val="18"/>
               </w:rPr>
-              <w:t>RAM total</w:t>
-            </w:r>
-            <w:proofErr w:type="gramEnd"/>
+              <w:t>CPU avg peak temp:   71 C</w:t>
+            </w:r>
+          </w:p>
+          <w:p>
             <w:r>
               <w:rPr>
                 <w:rFonts w:ascii="Courier New" w:eastAsia="Courier New" w:hAnsi="Courier New" w:cs="Courier New"/>
@@ -21463,11 +19851,10 @@
                 <w:sz w:val="18"/>
                 <w:szCs w:val="18"/>
               </w:rPr>
-              <w:t xml:space="preserve"> sweeps:    6</w:t>
-            </w:r>
-          </w:p>
-          <w:p>
-            <w:proofErr w:type="gramStart"/>
+              <w:t>Fan speed range:     44%  -&gt;  80%</w:t>
+            </w:r>
+          </w:p>
+          <w:p>
             <w:r>
               <w:rPr>
                 <w:rFonts w:ascii="Courier New" w:eastAsia="Courier New" w:hAnsi="Courier New" w:cs="Courier New"/>
@@ -21475,9 +19862,10 @@
                 <w:sz w:val="18"/>
                 <w:szCs w:val="18"/>
               </w:rPr>
-              <w:t>RAM total</w:t>
-            </w:r>
-            <w:proofErr w:type="gramEnd"/>
+              <w:t>Thermal abort (any): No</w:t>
+            </w:r>
+          </w:p>
+          <w:p>
             <w:r>
               <w:rPr>
                 <w:rFonts w:ascii="Courier New" w:eastAsia="Courier New" w:hAnsi="Courier New" w:cs="Courier New"/>
@@ -21485,7 +19873,7 @@
                 <w:sz w:val="18"/>
                 <w:szCs w:val="18"/>
               </w:rPr>
-              <w:t xml:space="preserve"> errors:    0</w:t>
+              <w:t>CPU stress result:   PASS</w:t>
             </w:r>
           </w:p>
           <w:p>
@@ -21496,7 +19884,73 @@
                 <w:sz w:val="18"/>
                 <w:szCs w:val="18"/>
               </w:rPr>
+              <w:t>RAM total sweeps:    6</w:t>
+            </w:r>
+          </w:p>
+          <w:p>
+            <w:r>
+              <w:rPr>
+                <w:rFonts w:ascii="Courier New" w:eastAsia="Courier New" w:hAnsi="Courier New" w:cs="Courier New"/>
+                <w:color w:val="00FF88"/>
+                <w:sz w:val="18"/>
+                <w:szCs w:val="18"/>
+              </w:rPr>
+              <w:t>RAM total errors:    0</w:t>
+            </w:r>
+          </w:p>
+          <w:p>
+            <w:r>
+              <w:rPr>
+                <w:rFonts w:ascii="Courier New" w:eastAsia="Courier New" w:hAnsi="Courier New" w:cs="Courier New"/>
+                <w:color w:val="00FF88"/>
+                <w:sz w:val="18"/>
+                <w:szCs w:val="18"/>
+              </w:rPr>
               <w:t>RAM stress result:   PASS</w:t>
+            </w:r>
+          </w:p>
+          <w:p w14:paraId="40GPU0001">
+            <w:r>
+              <w:rPr>
+                <w:rFonts w:ascii="Courier New" w:eastAsia="Courier New" w:hAnsi="Courier New" w:cs="Courier New"/>
+                <w:color w:val="00FF88"/>
+                <w:sz w:val="18"/>
+                <w:szCs w:val="18"/>
+              </w:rPr>
+              <w:t>GPU scene loops:     14</w:t>
+            </w:r>
+          </w:p>
+          <w:p w14:paraId="40GPU0002">
+            <w:r>
+              <w:rPr>
+                <w:rFonts w:ascii="Courier New" w:eastAsia="Courier New" w:hAnsi="Courier New" w:cs="Courier New"/>
+                <w:color w:val="00FF88"/>
+                <w:sz w:val="18"/>
+                <w:szCs w:val="18"/>
+              </w:rPr>
+              <w:t>GPU peak FPS:        58 fps</w:t>
+            </w:r>
+          </w:p>
+          <w:p w14:paraId="40GPU0003">
+            <w:r>
+              <w:rPr>
+                <w:rFonts w:ascii="Courier New" w:eastAsia="Courier New" w:hAnsi="Courier New" w:cs="Courier New"/>
+                <w:color w:val="00FF88"/>
+                <w:sz w:val="18"/>
+                <w:szCs w:val="18"/>
+              </w:rPr>
+              <w:t>GPU min FPS:         42 fps</w:t>
+            </w:r>
+          </w:p>
+          <w:p w14:paraId="40GPU0004">
+            <w:r>
+              <w:rPr>
+                <w:rFonts w:ascii="Courier New" w:eastAsia="Courier New" w:hAnsi="Courier New" w:cs="Courier New"/>
+                <w:color w:val="00FF88"/>
+                <w:sz w:val="18"/>
+                <w:szCs w:val="18"/>
+              </w:rPr>
+              <w:t>GPU stress result:   PASS</w:t>
             </w:r>
           </w:p>
           <w:p/>
@@ -22017,23 +20471,7 @@
                 <w:sz w:val="20"/>
                 <w:szCs w:val="20"/>
               </w:rPr>
-              <w:t xml:space="preserve">Export sysinfo.txt to </w:t>
-            </w:r>
-            <w:proofErr w:type="spellStart"/>
-            <w:r>
-              <w:rPr>
-                <w:sz w:val="20"/>
-                <w:szCs w:val="20"/>
-              </w:rPr>
-              <w:t>XbDiag</w:t>
-            </w:r>
-            <w:proofErr w:type="spellEnd"/>
-            <w:r>
-              <w:rPr>
-                <w:sz w:val="20"/>
-                <w:szCs w:val="20"/>
-              </w:rPr>
-              <w:t xml:space="preserve"> folder</w:t>
+              <w:t>Export sysinfo.txt to XbDiag folder</w:t>
             </w:r>
           </w:p>
         </w:tc>
@@ -22165,23 +20603,7 @@
                 <w:sz w:val="20"/>
                 <w:szCs w:val="20"/>
               </w:rPr>
-              <w:t xml:space="preserve">Dump BIOS to </w:t>
-            </w:r>
-            <w:proofErr w:type="spellStart"/>
-            <w:r>
-              <w:rPr>
-                <w:sz w:val="20"/>
-                <w:szCs w:val="20"/>
-              </w:rPr>
-              <w:t>XbDiag</w:t>
-            </w:r>
-            <w:proofErr w:type="spellEnd"/>
-            <w:r>
-              <w:rPr>
-                <w:sz w:val="20"/>
-                <w:szCs w:val="20"/>
-              </w:rPr>
-              <w:t xml:space="preserve"> folder</w:t>
+              <w:t>Dump BIOS to XbDiag folder</w:t>
             </w:r>
           </w:p>
         </w:tc>
@@ -23077,14 +21499,9 @@
           <w:bottom w:val="single" w:sz="6" w:space="4" w:color="00ADEF"/>
         </w:pBdr>
       </w:pPr>
-      <w:proofErr w:type="spellStart"/>
       <w:r>
         <w:lastRenderedPageBreak/>
-        <w:t>SMBus</w:t>
-      </w:r>
-      <w:proofErr w:type="spellEnd"/>
-      <w:r>
-        <w:t xml:space="preserve"> Scan</w:t>
+        <w:t>SMBus Scan</w:t>
       </w:r>
     </w:p>
     <w:tbl>
@@ -23745,39 +22162,7 @@
                 <w:sz w:val="20"/>
                 <w:szCs w:val="20"/>
               </w:rPr>
-              <w:t xml:space="preserve">Save an </w:t>
-            </w:r>
-            <w:proofErr w:type="spellStart"/>
-            <w:r>
-              <w:rPr>
-                <w:sz w:val="20"/>
-                <w:szCs w:val="20"/>
-              </w:rPr>
-              <w:t>eeprom.bin</w:t>
-            </w:r>
-            <w:proofErr w:type="spellEnd"/>
-            <w:r>
-              <w:rPr>
-                <w:sz w:val="20"/>
-                <w:szCs w:val="20"/>
-              </w:rPr>
-              <w:t xml:space="preserve"> backup file in the </w:t>
-            </w:r>
-            <w:proofErr w:type="spellStart"/>
-            <w:r>
-              <w:rPr>
-                <w:sz w:val="20"/>
-                <w:szCs w:val="20"/>
-              </w:rPr>
-              <w:t>XbDiag</w:t>
-            </w:r>
-            <w:proofErr w:type="spellEnd"/>
-            <w:r>
-              <w:rPr>
-                <w:sz w:val="20"/>
-                <w:szCs w:val="20"/>
-              </w:rPr>
-              <w:t xml:space="preserve"> folder (Decoded and Hex views)</w:t>
+              <w:t>Save an eeprom.bin backup file in the XbDiag folder (Decoded and Hex views)</w:t>
             </w:r>
           </w:p>
         </w:tc>
@@ -24107,39 +22492,7 @@
                 <w:sz w:val="20"/>
                 <w:szCs w:val="20"/>
               </w:rPr>
-              <w:t xml:space="preserve">Open Restore tool (only if an </w:t>
-            </w:r>
-            <w:proofErr w:type="spellStart"/>
-            <w:r>
-              <w:rPr>
-                <w:sz w:val="20"/>
-                <w:szCs w:val="20"/>
-              </w:rPr>
-              <w:t>eeprom.bin</w:t>
-            </w:r>
-            <w:proofErr w:type="spellEnd"/>
-            <w:r>
-              <w:rPr>
-                <w:sz w:val="20"/>
-                <w:szCs w:val="20"/>
-              </w:rPr>
-              <w:t xml:space="preserve"> backup file in the </w:t>
-            </w:r>
-            <w:proofErr w:type="spellStart"/>
-            <w:r>
-              <w:rPr>
-                <w:sz w:val="20"/>
-                <w:szCs w:val="20"/>
-              </w:rPr>
-              <w:t>XbDiag</w:t>
-            </w:r>
-            <w:proofErr w:type="spellEnd"/>
-            <w:r>
-              <w:rPr>
-                <w:sz w:val="20"/>
-                <w:szCs w:val="20"/>
-              </w:rPr>
-              <w:t xml:space="preserve"> folder exists)</w:t>
+              <w:t>Open Restore tool (only if an eeprom.bin backup file in the XbDiag folder exists)</w:t>
             </w:r>
           </w:p>
         </w:tc>
@@ -24535,23 +22888,7 @@
                 <w:sz w:val="20"/>
                 <w:szCs w:val="20"/>
               </w:rPr>
-              <w:t xml:space="preserve">Confirm restore from </w:t>
-            </w:r>
-            <w:proofErr w:type="spellStart"/>
-            <w:r>
-              <w:rPr>
-                <w:sz w:val="20"/>
-                <w:szCs w:val="20"/>
-              </w:rPr>
-              <w:t>eeprom.bin</w:t>
-            </w:r>
-            <w:proofErr w:type="spellEnd"/>
-            <w:r>
-              <w:rPr>
-                <w:sz w:val="20"/>
-                <w:szCs w:val="20"/>
-              </w:rPr>
-              <w:t xml:space="preserve"> / re-scan after</w:t>
+              <w:t>Confirm restore from eeprom.bin / re-scan after</w:t>
             </w:r>
           </w:p>
         </w:tc>
@@ -24792,23 +23129,7 @@
                 <w:sz w:val="20"/>
                 <w:szCs w:val="20"/>
               </w:rPr>
-              <w:t xml:space="preserve">NTSC </w:t>
-            </w:r>
-            <w:proofErr w:type="spellStart"/>
-            <w:r>
-              <w:rPr>
-                <w:sz w:val="20"/>
-                <w:szCs w:val="20"/>
-              </w:rPr>
-              <w:t>colour</w:t>
-            </w:r>
-            <w:proofErr w:type="spellEnd"/>
-            <w:r>
-              <w:rPr>
-                <w:sz w:val="20"/>
-                <w:szCs w:val="20"/>
-              </w:rPr>
-              <w:t xml:space="preserve"> bars</w:t>
+              <w:t>NTSC colour bars</w:t>
             </w:r>
           </w:p>
         </w:tc>
@@ -24874,23 +23195,7 @@
                 <w:sz w:val="20"/>
                 <w:szCs w:val="20"/>
               </w:rPr>
-              <w:t xml:space="preserve">PAL </w:t>
-            </w:r>
-            <w:proofErr w:type="spellStart"/>
-            <w:r>
-              <w:rPr>
-                <w:sz w:val="20"/>
-                <w:szCs w:val="20"/>
-              </w:rPr>
-              <w:t>colour</w:t>
-            </w:r>
-            <w:proofErr w:type="spellEnd"/>
-            <w:r>
-              <w:rPr>
-                <w:sz w:val="20"/>
-                <w:szCs w:val="20"/>
-              </w:rPr>
-              <w:t xml:space="preserve"> bars</w:t>
+              <w:t>PAL colour bars</w:t>
             </w:r>
           </w:p>
         </w:tc>
@@ -26737,7 +25042,7 @@
                 <w:sz w:val="20"/>
                 <w:szCs w:val="20"/>
               </w:rPr>
-              <w:t>Switch CPU / RAM tab</w:t>
+              <w:t>Switch CPU / RAM / GPU tab</w:t>
             </w:r>
           </w:p>
         </w:tc>
@@ -29175,7 +27480,6 @@
             </w:tcMar>
           </w:tcPr>
           <w:p>
-            <w:proofErr w:type="spellStart"/>
             <w:r>
               <w:rPr>
                 <w:rFonts w:ascii="Courier New" w:eastAsia="Courier New" w:hAnsi="Courier New" w:cs="Courier New"/>
@@ -29187,7 +27491,6 @@
               </w:rPr>
               <w:t>Start+X</w:t>
             </w:r>
-            <w:proofErr w:type="spellEnd"/>
           </w:p>
         </w:tc>
         <w:tc>
@@ -29345,23 +27648,7 @@
                 <w:sz w:val="20"/>
                 <w:szCs w:val="20"/>
               </w:rPr>
-              <w:t xml:space="preserve">Dismiss </w:t>
-            </w:r>
-            <w:proofErr w:type="spellStart"/>
-            <w:r>
-              <w:rPr>
-                <w:sz w:val="20"/>
-                <w:szCs w:val="20"/>
-              </w:rPr>
-              <w:t>kbd</w:t>
-            </w:r>
-            <w:proofErr w:type="spellEnd"/>
-            <w:r>
-              <w:rPr>
-                <w:sz w:val="20"/>
-                <w:szCs w:val="20"/>
-              </w:rPr>
-              <w:t xml:space="preserve"> / exit</w:t>
+              <w:t>Dismiss kbd / exit</w:t>
             </w:r>
           </w:p>
         </w:tc>
@@ -29602,23 +27889,7 @@
                 <w:sz w:val="20"/>
                 <w:szCs w:val="20"/>
               </w:rPr>
-              <w:t xml:space="preserve">Force </w:t>
-            </w:r>
-            <w:proofErr w:type="gramStart"/>
-            <w:r>
-              <w:rPr>
-                <w:sz w:val="20"/>
-                <w:szCs w:val="20"/>
-              </w:rPr>
-              <w:t>download</w:t>
-            </w:r>
-            <w:proofErr w:type="gramEnd"/>
-            <w:r>
-              <w:rPr>
-                <w:sz w:val="20"/>
-                <w:szCs w:val="20"/>
-              </w:rPr>
-              <w:t xml:space="preserve"> when already up to date</w:t>
+              <w:t>Force download when already up to date</w:t>
             </w:r>
           </w:p>
         </w:tc>
@@ -29703,15 +27974,7 @@
         </w:pBdr>
       </w:pPr>
       <w:r>
-        <w:t>Automation (</w:t>
-      </w:r>
-      <w:proofErr w:type="spellStart"/>
-      <w:r>
-        <w:t>XbSet</w:t>
-      </w:r>
-      <w:proofErr w:type="spellEnd"/>
-      <w:r>
-        <w:t>)</w:t>
+        <w:t>Automation (XbSet)</w:t>
       </w:r>
     </w:p>
     <w:tbl>
@@ -30228,13 +28491,8 @@
       <w:pPr>
         <w:pStyle w:val="Heading3"/>
       </w:pPr>
-      <w:proofErr w:type="spellStart"/>
-      <w:r>
-        <w:t>XbDiag</w:t>
-      </w:r>
-      <w:proofErr w:type="spellEnd"/>
-      <w:r>
-        <w:t xml:space="preserve"> won't load</w:t>
+      <w:r>
+        <w:t>XbDiag won't load</w:t>
       </w:r>
     </w:p>
     <w:p>
@@ -30242,23 +28500,7 @@
         <w:spacing w:before="60" w:after="80"/>
       </w:pPr>
       <w:r>
-        <w:t xml:space="preserve">Make sure the XBE file is placed </w:t>
-      </w:r>
-      <w:proofErr w:type="gramStart"/>
-      <w:r>
-        <w:t>somewhere</w:t>
-      </w:r>
-      <w:proofErr w:type="gramEnd"/>
-      <w:r>
-        <w:t xml:space="preserve"> your dashboard can find it. Most dashboards have an Apps or Games folder — copy the </w:t>
-      </w:r>
-      <w:proofErr w:type="spellStart"/>
-      <w:r>
-        <w:t>XbDiag</w:t>
-      </w:r>
-      <w:proofErr w:type="spellEnd"/>
-      <w:r>
-        <w:t xml:space="preserve"> folder there. Some dashboards need to rescan for new applications after you copy files across.</w:t>
+        <w:t>Make sure the XBE file is placed somewhere your dashboard can find it. Most dashboards have an Apps or Games folder — copy the XbDiag folder there. Some dashboards need to rescan for new applications after you copy files across.</w:t>
       </w:r>
     </w:p>
     <w:p>
@@ -30300,31 +28542,7 @@
         <w:spacing w:before="60" w:after="80"/>
       </w:pPr>
       <w:r>
-        <w:t xml:space="preserve">Check that the Xbox has an ethernet cable plugged in and that the IP address shown in the FTP widget is on the same network as your PC. Username: </w:t>
-      </w:r>
-      <w:proofErr w:type="spellStart"/>
-      <w:r>
-        <w:t>xbox</w:t>
-      </w:r>
-      <w:proofErr w:type="spellEnd"/>
-      <w:r>
-        <w:t xml:space="preserve">, Password: </w:t>
-      </w:r>
-      <w:proofErr w:type="spellStart"/>
-      <w:r>
-        <w:t>xbox</w:t>
-      </w:r>
-      <w:proofErr w:type="spellEnd"/>
-      <w:r>
-        <w:t xml:space="preserve">, Port: 21. Make sure no firewall on your PC </w:t>
-      </w:r>
-      <w:proofErr w:type="gramStart"/>
-      <w:r>
-        <w:t>is blocking</w:t>
-      </w:r>
-      <w:proofErr w:type="gramEnd"/>
-      <w:r>
-        <w:t xml:space="preserve"> the connection.</w:t>
+        <w:t>Check that the Xbox has an ethernet cable plugged in and that the IP address shown in the FTP widget is on the same network as your PC. Username: xbox, Password: xbox, Port: 21. Make sure no firewall on your PC is blocking the connection.</w:t>
       </w:r>
     </w:p>
     <w:p>
@@ -30345,15 +28563,7 @@
         <w:spacing w:before="60" w:after="80"/>
       </w:pPr>
       <w:r>
-        <w:t xml:space="preserve">Back up anything important from that drive immediately. An attribute at or below its threshold means the </w:t>
-      </w:r>
-      <w:proofErr w:type="gramStart"/>
-      <w:r>
-        <w:t>drive's</w:t>
-      </w:r>
-      <w:proofErr w:type="gramEnd"/>
-      <w:r>
-        <w:t xml:space="preserve"> own self-monitoring considers that metric to be in a failing state.</w:t>
+        <w:t>Back up anything important from that drive immediately. An attribute at or below its threshold means the drive's own self-monitoring considers that metric to be in a failing state.</w:t>
       </w:r>
     </w:p>
     <w:p>
@@ -30374,15 +28584,7 @@
         <w:spacing w:before="60" w:after="80"/>
       </w:pPr>
       <w:r>
-        <w:t xml:space="preserve">Repeat the test to see whether errors appear in the same location. Persistent errors in the same bank across multiple runs typically mean that RAM </w:t>
-      </w:r>
-      <w:proofErr w:type="gramStart"/>
-      <w:r>
-        <w:t>chip is</w:t>
-      </w:r>
-      <w:proofErr w:type="gramEnd"/>
-      <w:r>
-        <w:t xml:space="preserve"> failing.</w:t>
+        <w:t>Repeat the test to see whether errors appear in the same location. Persistent errors in the same bank across multiple runs typically mean that RAM chip is failing.</w:t>
       </w:r>
     </w:p>
     <w:p>
@@ -30424,15 +28626,7 @@
         <w:spacing w:before="60" w:after="80"/>
       </w:pPr>
       <w:r>
-        <w:t xml:space="preserve">The report is saved to the </w:t>
-      </w:r>
-      <w:proofErr w:type="spellStart"/>
-      <w:r>
-        <w:t>XbDiag</w:t>
-      </w:r>
-      <w:proofErr w:type="spellEnd"/>
-      <w:r>
-        <w:t xml:space="preserve"> folder. Make sure you have enough free space. If the hint bar shows a save failure after pressing Y in the settings editor, check that the folder is accessible.</w:t>
+        <w:t>The report is saved to the XbDiag folder. Make sure you have enough free space. If the hint bar shows a save failure after pressing Y in the settings editor, check that the folder is accessible.</w:t>
       </w:r>
     </w:p>
     <w:p>
@@ -30447,69 +28641,13 @@
         </w:pBdr>
         <w:jc w:val="center"/>
       </w:pPr>
-      <w:proofErr w:type="spellStart"/>
-      <w:proofErr w:type="gramStart"/>
       <w:r>
         <w:rPr>
           <w:color w:val="555577"/>
           <w:sz w:val="18"/>
           <w:szCs w:val="18"/>
         </w:rPr>
-        <w:t>XbDiag</w:t>
-      </w:r>
-      <w:proofErr w:type="spellEnd"/>
-      <w:r>
-        <w:rPr>
-          <w:color w:val="555577"/>
-          <w:sz w:val="18"/>
-          <w:szCs w:val="18"/>
-        </w:rPr>
-        <w:t xml:space="preserve">  ·</w:t>
-      </w:r>
-      <w:proofErr w:type="gramEnd"/>
-      <w:r>
-        <w:rPr>
-          <w:color w:val="555577"/>
-          <w:sz w:val="18"/>
-          <w:szCs w:val="18"/>
-        </w:rPr>
-        <w:t xml:space="preserve">  Team </w:t>
-      </w:r>
-      <w:proofErr w:type="gramStart"/>
-      <w:r>
-        <w:rPr>
-          <w:color w:val="555577"/>
-          <w:sz w:val="18"/>
-          <w:szCs w:val="18"/>
-        </w:rPr>
-        <w:t>Resurgent  ·</w:t>
-      </w:r>
-      <w:proofErr w:type="gramEnd"/>
-      <w:r>
-        <w:rPr>
-          <w:color w:val="555577"/>
-          <w:sz w:val="18"/>
-          <w:szCs w:val="18"/>
-        </w:rPr>
-        <w:t xml:space="preserve">  </w:t>
-      </w:r>
-      <w:proofErr w:type="spellStart"/>
-      <w:r>
-        <w:rPr>
-          <w:color w:val="555577"/>
-          <w:sz w:val="18"/>
-          <w:szCs w:val="18"/>
-        </w:rPr>
-        <w:t>Darkone</w:t>
-      </w:r>
-      <w:proofErr w:type="spellEnd"/>
-      <w:r>
-        <w:rPr>
-          <w:color w:val="555577"/>
-          <w:sz w:val="18"/>
-          <w:szCs w:val="18"/>
-        </w:rPr>
-        <w:t xml:space="preserve"> Customs</w:t>
+        <w:t>XbDiag  ·  Team Resurgent  ·  Darkone Customs</w:t>
       </w:r>
     </w:p>
     <w:sectPr>

--- a/doc/XbDiag_User_Manual.docx
+++ b/doc/XbDiag_User_Manual.docx
@@ -139,7 +139,7 @@
         </w:rPr>
         <w:t>Main Menu Navigation</w:t>
         <w:tab/>
-        <w:t>3</w:t>
+        <w:t>4</w:t>
       </w:r>
     </w:p>
     <w:p>
@@ -185,7 +185,7 @@
           <w:color w:val="555577"/>
         </w:rPr>
         <w:tab/>
-        <w:t>5</w:t>
+        <w:t>6</w:t>
       </w:r>
     </w:p>
     <w:p>
@@ -208,7 +208,7 @@
           <w:color w:val="555577"/>
         </w:rPr>
         <w:tab/>
-        <w:t>6</w:t>
+        <w:t>7</w:t>
       </w:r>
     </w:p>
     <w:p>
@@ -254,7 +254,7 @@
           <w:color w:val="555577"/>
         </w:rPr>
         <w:tab/>
-        <w:t>8</w:t>
+        <w:t>9</w:t>
       </w:r>
     </w:p>
     <w:p>
@@ -277,7 +277,7 @@
           <w:color w:val="555577"/>
         </w:rPr>
         <w:tab/>
-        <w:t>11</w:t>
+        <w:t>12</w:t>
       </w:r>
     </w:p>
     <w:p>
@@ -323,7 +323,7 @@
           <w:color w:val="555577"/>
         </w:rPr>
         <w:tab/>
-        <w:t>14</w:t>
+        <w:t>15</w:t>
       </w:r>
     </w:p>
     <w:p>
@@ -346,7 +346,7 @@
           <w:color w:val="555577"/>
         </w:rPr>
         <w:tab/>
-        <w:t>16</w:t>
+        <w:t>17</w:t>
       </w:r>
     </w:p>
     <w:p>
@@ -369,7 +369,7 @@
           <w:color w:val="555577"/>
         </w:rPr>
         <w:tab/>
-        <w:t>17</w:t>
+        <w:t>18</w:t>
       </w:r>
     </w:p>
     <w:p>
@@ -392,7 +392,7 @@
           <w:color w:val="555577"/>
         </w:rPr>
         <w:tab/>
-        <w:t>20</w:t>
+        <w:t>21</w:t>
       </w:r>
     </w:p>
     <w:p>
@@ -418,6 +418,86 @@
         <w:t>21</w:t>
       </w:r>
     </w:p>
+    <w:p w14:paraId="AABBTOC1">
+      <w:pPr>
+        <w:tabs>
+          <w:tab w:val="right" w:leader="dot" w:pos="9360"/>
+        </w:tabs>
+        <w:spacing w:before="80"/>
+      </w:pPr>
+      <w:r>
+        <w:rPr>
+          <w:b/>
+          <w:bCs/>
+          <w:color w:val="0D1B3E"/>
+        </w:rPr>
+        <w:t>Web Dashboard</w:t>
+      </w:r>
+      <w:r>
+        <w:rPr>
+          <w:color w:val="555577"/>
+        </w:rPr>
+        <w:tab/>
+        <w:t>22</w:t>
+      </w:r>
+    </w:p>
+    <w:p w14:paraId="AABBTOC2">
+      <w:pPr>
+        <w:tabs>
+          <w:tab w:val="right" w:leader="dot" w:pos="9360"/>
+        </w:tabs>
+        <w:spacing w:before="30"/>
+        <w:ind w:left="360"/>
+      </w:pPr>
+      <w:r>
+        <w:rPr>
+          <w:color w:val="555577"/>
+          <w:sz w:val="20"/>
+          <w:szCs w:val="20"/>
+        </w:rPr>
+        <w:t>Pages</w:t>
+        <w:tab/>
+        <w:t>22</w:t>
+      </w:r>
+    </w:p>
+    <w:p w14:paraId="AABBTOC3">
+      <w:pPr>
+        <w:tabs>
+          <w:tab w:val="right" w:leader="dot" w:pos="9360"/>
+        </w:tabs>
+        <w:spacing w:before="30"/>
+        <w:ind w:left="360"/>
+      </w:pPr>
+      <w:r>
+        <w:rPr>
+          <w:color w:val="555577"/>
+          <w:sz w:val="20"/>
+          <w:szCs w:val="20"/>
+        </w:rPr>
+        <w:t>Finding your IP address</w:t>
+        <w:tab/>
+        <w:t>22</w:t>
+      </w:r>
+    </w:p>
+    <w:p w14:paraId="AABBTOC4">
+      <w:pPr>
+        <w:tabs>
+          <w:tab w:val="right" w:leader="dot" w:pos="9360"/>
+        </w:tabs>
+        <w:spacing w:before="30"/>
+        <w:ind w:left="360"/>
+      </w:pPr>
+      <w:r>
+        <w:rPr>
+          <w:color w:val="555577"/>
+          <w:sz w:val="20"/>
+          <w:szCs w:val="20"/>
+        </w:rPr>
+        <w:t>Notes</w:t>
+        <w:tab/>
+        <w:t>22</w:t>
+      </w:r>
+    </w:p>
     <w:p>
       <w:pPr>
         <w:tabs>
@@ -438,7 +518,7 @@
           <w:color w:val="555577"/>
         </w:rPr>
         <w:tab/>
-        <w:t>22</w:t>
+        <w:t>23</w:t>
       </w:r>
     </w:p>
     <w:p>
@@ -457,7 +537,7 @@
         </w:rPr>
         <w:t>The Automated Run Sequence</w:t>
         <w:tab/>
-        <w:t>22</w:t>
+        <w:t>23</w:t>
       </w:r>
     </w:p>
     <w:p>
@@ -476,7 +556,7 @@
         </w:rPr>
         <w:t>Settings Reference</w:t>
         <w:tab/>
-        <w:t>22</w:t>
+        <w:t>23</w:t>
       </w:r>
     </w:p>
     <w:p>
@@ -495,7 +575,7 @@
         </w:rPr>
         <w:t>Shutdown countdown</w:t>
         <w:tab/>
-        <w:t>23</w:t>
+        <w:t>24</w:t>
       </w:r>
     </w:p>
     <w:p>
@@ -514,7 +594,7 @@
         </w:rPr>
         <w:t>Settings screen controls</w:t>
         <w:tab/>
-        <w:t>23</w:t>
+        <w:t>24</w:t>
       </w:r>
     </w:p>
     <w:p>
@@ -537,7 +617,7 @@
           <w:color w:val="555577"/>
         </w:rPr>
         <w:tab/>
-        <w:t>24</w:t>
+        <w:t>25</w:t>
       </w:r>
     </w:p>
     <w:p>
@@ -560,7 +640,7 @@
           <w:color w:val="555577"/>
         </w:rPr>
         <w:tab/>
-        <w:t>25</w:t>
+        <w:t>26</w:t>
       </w:r>
     </w:p>
     <w:p>
@@ -579,7 +659,7 @@
         </w:rPr>
         <w:t>Report header</w:t>
         <w:tab/>
-        <w:t>25</w:t>
+        <w:t>26</w:t>
       </w:r>
     </w:p>
     <w:p>
@@ -598,7 +678,7 @@
         </w:rPr>
         <w:t>System Info section</w:t>
         <w:tab/>
-        <w:t>25</w:t>
+        <w:t>26</w:t>
       </w:r>
     </w:p>
     <w:p>
@@ -617,7 +697,7 @@
         </w:rPr>
         <w:t>HDD Info section</w:t>
         <w:tab/>
-        <w:t>25</w:t>
+        <w:t>26</w:t>
       </w:r>
     </w:p>
     <w:p>
@@ -636,7 +716,7 @@
         </w:rPr>
         <w:t>RAM Test section</w:t>
         <w:tab/>
-        <w:t>26</w:t>
+        <w:t>27</w:t>
       </w:r>
     </w:p>
     <w:p>
@@ -655,7 +735,7 @@
         </w:rPr>
         <w:t>CPU Stress Test section</w:t>
         <w:tab/>
-        <w:t>26</w:t>
+        <w:t>27</w:t>
       </w:r>
     </w:p>
     <w:p>
@@ -674,7 +754,26 @@
         </w:rPr>
         <w:t>RAM Stress Test section</w:t>
         <w:tab/>
-        <w:t>27</w:t>
+        <w:t>28</w:t>
+      </w:r>
+    </w:p>
+    <w:p w14:paraId="AABBTOC5">
+      <w:pPr>
+        <w:tabs>
+          <w:tab w:val="right" w:leader="dot" w:pos="9360"/>
+        </w:tabs>
+        <w:spacing w:before="30"/>
+        <w:ind w:left="360"/>
+      </w:pPr>
+      <w:r>
+        <w:rPr>
+          <w:color w:val="555577"/>
+          <w:sz w:val="20"/>
+          <w:szCs w:val="20"/>
+        </w:rPr>
+        <w:t>GPU Stress Test section</w:t>
+        <w:tab/>
+        <w:t>28</w:t>
       </w:r>
     </w:p>
     <w:p>
@@ -693,7 +792,7 @@
         </w:rPr>
         <w:t>Multi-loop summary</w:t>
         <w:tab/>
-        <w:t>27</w:t>
+        <w:t>28</w:t>
       </w:r>
     </w:p>
     <w:p>
@@ -716,7 +815,7 @@
           <w:color w:val="555577"/>
         </w:rPr>
         <w:tab/>
-        <w:t>28</w:t>
+        <w:t>29</w:t>
       </w:r>
     </w:p>
     <w:p>
@@ -735,7 +834,7 @@
         </w:rPr>
         <w:t>Main Menu</w:t>
         <w:tab/>
-        <w:t>28</w:t>
+        <w:t>29</w:t>
       </w:r>
     </w:p>
     <w:p>
@@ -754,7 +853,7 @@
         </w:rPr>
         <w:t>System Info</w:t>
         <w:tab/>
-        <w:t>28</w:t>
+        <w:t>29</w:t>
       </w:r>
     </w:p>
     <w:p>
@@ -773,7 +872,7 @@
         </w:rPr>
         <w:t>Memory Test</w:t>
         <w:tab/>
-        <w:t>28</w:t>
+        <w:t>29</w:t>
       </w:r>
     </w:p>
     <w:p>
@@ -792,7 +891,7 @@
         </w:rPr>
         <w:t>About</w:t>
         <w:tab/>
-        <w:t>28</w:t>
+        <w:t>29</w:t>
       </w:r>
     </w:p>
     <w:p>
@@ -811,7 +910,7 @@
         </w:rPr>
         <w:t>SMBus Scan</w:t>
         <w:tab/>
-        <w:t>29</w:t>
+        <w:t>30</w:t>
       </w:r>
     </w:p>
     <w:p>
@@ -830,7 +929,7 @@
         </w:rPr>
         <w:t>EEPROM Viewer</w:t>
         <w:tab/>
-        <w:t>29</w:t>
+        <w:t>30</w:t>
       </w:r>
     </w:p>
     <w:p>
@@ -849,7 +948,7 @@
         </w:rPr>
         <w:t>Video Info</w:t>
         <w:tab/>
-        <w:t>29</w:t>
+        <w:t>30</w:t>
       </w:r>
     </w:p>
     <w:p>
@@ -868,7 +967,7 @@
         </w:rPr>
         <w:t>HDD Info</w:t>
         <w:tab/>
-        <w:t>30</w:t>
+        <w:t>31</w:t>
       </w:r>
     </w:p>
     <w:p>
@@ -887,7 +986,7 @@
         </w:rPr>
         <w:t>Controller Test</w:t>
         <w:tab/>
-        <w:t>30</w:t>
+        <w:t>31</w:t>
       </w:r>
     </w:p>
     <w:p>
@@ -906,7 +1005,7 @@
         </w:rPr>
         <w:t>Stress Test</w:t>
         <w:tab/>
-        <w:t>31</w:t>
+        <w:t>32</w:t>
       </w:r>
     </w:p>
     <w:p>
@@ -925,7 +1024,7 @@
         </w:rPr>
         <w:t>File Explorer</w:t>
         <w:tab/>
-        <w:t>31</w:t>
+        <w:t>32</w:t>
       </w:r>
     </w:p>
     <w:p>
@@ -944,7 +1043,7 @@
         </w:rPr>
         <w:t>Update Check</w:t>
         <w:tab/>
-        <w:t>32</w:t>
+        <w:t>33</w:t>
       </w:r>
     </w:p>
     <w:p>
@@ -963,7 +1062,7 @@
         </w:rPr>
         <w:t>Automation (XbSet)</w:t>
         <w:tab/>
-        <w:t>32</w:t>
+        <w:t>33</w:t>
       </w:r>
     </w:p>
     <w:p>
@@ -986,7 +1085,7 @@
           <w:color w:val="555577"/>
         </w:rPr>
         <w:tab/>
-        <w:t>33</w:t>
+        <w:t>34</w:t>
       </w:r>
     </w:p>
     <w:p>
@@ -19979,6 +20078,703 @@
         </w:tc>
       </w:tr>
     </w:tbl>
+    <w:p>
+      <w:r>
+        <w:br w:type="page"/>
+      </w:r>
+    </w:p>
+    <w:p>
+      <w:pPr>
+        <w:pStyle w:val="Heading1"/>
+      </w:pPr>
+      <w:bookmarkStart w:id="50" w:name="webdashboard"/>
+      <w:r>
+        <w:lastRenderedPageBreak/>
+        <w:t>Web Dashboard</w:t>
+      </w:r>
+      <w:bookmarkEnd w:id="50"/>
+    </w:p>
+    <w:p>
+      <w:pPr>
+        <w:spacing w:after="80"/>
+      </w:pPr>
+    </w:p>
+    <w:p>
+      <w:pPr>
+        <w:spacing w:before="60" w:after="80"/>
+      </w:pPr>
+      <w:r>
+        <w:t xml:space="preserve">XbDiag includes a built-in web server that runs automatically in the background whenever XbDiag is running. Once your Xbox is connected to a network, you can open a browser on any phone, tablet, or PC on the same network and access a full dashboard showing live hardware data, diagnostic reports, and automation settings without touching the controller.</w:t>
+      </w:r>
+    </w:p>
+    <w:tbl>
+      <w:tblPr>
+        <w:tblW w:w="9360" w:type="dxa"/>
+        <w:tblBorders>
+          <w:top w:val="none" w:sz="0" w:space="0" w:color="FFFFFF"/>
+          <w:left w:val="none" w:sz="0" w:space="0" w:color="FFFFFF"/>
+          <w:bottom w:val="none" w:sz="0" w:space="0" w:color="FFFFFF"/>
+          <w:right w:val="none" w:sz="0" w:space="0" w:color="FFFFFF"/>
+          <w:insideH w:val="none" w:sz="0" w:space="0" w:color="FFFFFF"/>
+          <w:insideV w:val="none" w:sz="0" w:space="0" w:color="FFFFFF"/>
+        </w:tblBorders>
+        <w:tblCellMar>
+          <w:left w:w="10" w:type="dxa"/>
+          <w:right w:w="10" w:type="dxa"/>
+        </w:tblCellMar>
+      </w:tblPr>
+      <w:tblGrid>
+        <w:gridCol w:w="600"/>
+        <w:gridCol w:w="8760"/>
+      </w:tblGrid>
+      <w:tr>
+        <w:tc>
+          <w:tcPr>
+            <w:tcW w:w="600" w:type="dxa"/>
+            <w:tcBorders>
+              <w:top w:val="none" w:sz="0" w:space="0" w:color="FFFFFF"/>
+              <w:left w:val="none" w:sz="0" w:space="0" w:color="FFFFFF"/>
+              <w:bottom w:val="none" w:sz="0" w:space="0" w:color="FFFFFF"/>
+              <w:right w:val="none" w:sz="0" w:space="0" w:color="FFFFFF"/>
+            </w:tcBorders>
+            <w:shd w:val="clear" w:color="auto" w:fill="EBF4FB"/>
+            <w:tcMar>
+              <w:top w:w="100" w:type="dxa"/>
+              <w:left w:w="120" w:type="dxa"/>
+              <w:bottom w:w="100" w:type="dxa"/>
+              <w:right w:w="40" w:type="dxa"/>
+            </w:tcMar>
+          </w:tcPr>
+          <w:p>
+            <w:r>
+              <w:rPr>
+                <w:b/>
+                <w:bCs/>
+                <w:color w:val="1A3A6B"/>
+                <w:sz w:val="24"/>
+                <w:szCs w:val="24"/>
+              </w:rPr>
+              <w:t>💡</w:t>
+            </w:r>
+          </w:p>
+        </w:tc>
+        <w:tc>
+          <w:tcPr>
+            <w:tcW w:w="8760" w:type="dxa"/>
+            <w:tcBorders>
+              <w:top w:val="none" w:sz="0" w:space="0" w:color="FFFFFF"/>
+              <w:left w:val="none" w:sz="0" w:space="0" w:color="FFFFFF"/>
+              <w:bottom w:val="none" w:sz="0" w:space="0" w:color="FFFFFF"/>
+              <w:right w:val="none" w:sz="0" w:space="0" w:color="FFFFFF"/>
+            </w:tcBorders>
+            <w:shd w:val="clear" w:color="auto" w:fill="EBF4FB"/>
+            <w:tcMar>
+              <w:top w:w="100" w:type="dxa"/>
+              <w:left w:w="60" w:type="dxa"/>
+              <w:bottom w:w="100" w:type="dxa"/>
+              <w:right w:w="120" w:type="dxa"/>
+            </w:tcMar>
+          </w:tcPr>
+          <w:p>
+            <w:r>
+              <w:rPr>
+                <w:sz w:val="20"/>
+                <w:szCs w:val="20"/>
+              </w:rPr>
+              <w:t xml:space="preserve">No setup is required. The server starts automatically at boot and is always available on port 80. Your Xbox’s IP address is shown in System Info under Network, and on the LCD display if one is fitted.</w:t>
+            </w:r>
+          </w:p>
+        </w:tc>
+      </w:tr>
+    </w:tbl>
+    <w:p>
+      <w:pPr>
+        <w:spacing w:after="120"/>
+      </w:pPr>
+    </w:p>
+    <w:p>
+      <w:pPr>
+        <w:pStyle w:val="Heading3"/>
+      </w:pPr>
+      <w:r>
+        <w:t>Pages</w:t>
+      </w:r>
+    </w:p>
+    <w:p>
+      <w:pPr>
+        <w:spacing w:after="60"/>
+      </w:pPr>
+    </w:p>
+    <w:tbl>
+      <w:tblPr>
+        <w:tblW w:w="9360" w:type="dxa"/>
+        <w:tblBorders>
+          <w:top w:val="single" w:sz="4" w:space="0" w:color="auto"/>
+          <w:left w:val="single" w:sz="4" w:space="0" w:color="auto"/>
+          <w:bottom w:val="single" w:sz="4" w:space="0" w:color="auto"/>
+          <w:right w:val="single" w:sz="4" w:space="0" w:color="auto"/>
+          <w:insideH w:val="single" w:sz="4" w:space="0" w:color="auto"/>
+          <w:insideV w:val="single" w:sz="4" w:space="0" w:color="auto"/>
+        </w:tblBorders>
+        <w:tblCellMar>
+          <w:left w:w="10" w:type="dxa"/>
+          <w:right w:w="10" w:type="dxa"/>
+        </w:tblCellMar>
+        <w:tblLook w:val="04A0" w:firstRow="1" w:lastRow="0" w:firstColumn="1" w:lastColumn="0" w:noHBand="0" w:noVBand="1"/>
+      </w:tblPr>
+      <w:tblGrid>
+        <w:gridCol w:w="1600"/>
+        <w:gridCol w:w="2600"/>
+        <w:gridCol w:w="5160"/>
+      </w:tblGrid>
+      <w:tr>
+        <w:tblPrEx>
+          <w:tblCellMar>
+            <w:top w:w="0" w:type="dxa"/>
+            <w:bottom w:w="0" w:type="dxa"/>
+          </w:tblCellMar>
+        </w:tblPrEx>
+        <w:trPr>
+          <w:tblHeader/>
+        </w:trPr>
+        <w:tc>
+          <w:tcPr>
+            <w:tcW w:w="1600" w:type="dxa"/>
+            <w:tcBorders>
+              <w:top w:val="single" w:sz="4" w:space="0" w:color="BBCCDD"/>
+              <w:left w:val="single" w:sz="4" w:space="0" w:color="BBCCDD"/>
+              <w:bottom w:val="single" w:sz="4" w:space="0" w:color="BBCCDD"/>
+              <w:right w:val="single" w:sz="4" w:space="0" w:color="BBCCDD"/>
+            </w:tcBorders>
+            <w:shd w:val="clear" w:color="auto" w:fill="1A3A6B"/>
+            <w:tcMar>
+              <w:top w:w="80" w:type="dxa"/>
+              <w:left w:w="120" w:type="dxa"/>
+              <w:bottom w:w="80" w:type="dxa"/>
+              <w:right w:w="120" w:type="dxa"/>
+            </w:tcMar>
+          </w:tcPr>
+          <w:p>
+            <w:r>
+              <w:rPr>
+                <w:b/>
+                <w:bCs/>
+                <w:color w:val="FFFFFF"/>
+                <w:sz w:val="20"/>
+                <w:szCs w:val="20"/>
+              </w:rPr>
+              <w:t>Page</w:t>
+            </w:r>
+          </w:p>
+        </w:tc>
+        <w:tc>
+          <w:tcPr>
+            <w:tcW w:w="2600" w:type="dxa"/>
+            <w:tcBorders>
+              <w:top w:val="single" w:sz="4" w:space="0" w:color="BBCCDD"/>
+              <w:left w:val="single" w:sz="4" w:space="0" w:color="BBCCDD"/>
+              <w:bottom w:val="single" w:sz="4" w:space="0" w:color="BBCCDD"/>
+              <w:right w:val="single" w:sz="4" w:space="0" w:color="BBCCDD"/>
+            </w:tcBorders>
+            <w:shd w:val="clear" w:color="auto" w:fill="1A3A6B"/>
+            <w:tcMar>
+              <w:top w:w="80" w:type="dxa"/>
+              <w:left w:w="120" w:type="dxa"/>
+              <w:bottom w:w="80" w:type="dxa"/>
+              <w:right w:w="120" w:type="dxa"/>
+            </w:tcMar>
+          </w:tcPr>
+          <w:p>
+            <w:r>
+              <w:rPr>
+                <w:b/>
+                <w:bCs/>
+                <w:color w:val="FFFFFF"/>
+                <w:sz w:val="20"/>
+                <w:szCs w:val="20"/>
+              </w:rPr>
+              <w:t>URL</w:t>
+            </w:r>
+          </w:p>
+        </w:tc>
+        <w:tc>
+          <w:tcPr>
+            <w:tcW w:w="5160" w:type="dxa"/>
+            <w:tcBorders>
+              <w:top w:val="single" w:sz="4" w:space="0" w:color="BBCCDD"/>
+              <w:left w:val="single" w:sz="4" w:space="0" w:color="BBCCDD"/>
+              <w:bottom w:val="single" w:sz="4" w:space="0" w:color="BBCCDD"/>
+              <w:right w:val="single" w:sz="4" w:space="0" w:color="BBCCDD"/>
+            </w:tcBorders>
+            <w:shd w:val="clear" w:color="auto" w:fill="1A3A6B"/>
+            <w:tcMar>
+              <w:top w:w="80" w:type="dxa"/>
+              <w:left w:w="120" w:type="dxa"/>
+              <w:bottom w:w="80" w:type="dxa"/>
+              <w:right w:w="120" w:type="dxa"/>
+            </w:tcMar>
+          </w:tcPr>
+          <w:p>
+            <w:r>
+              <w:rPr>
+                <w:b/>
+                <w:bCs/>
+                <w:color w:val="FFFFFF"/>
+                <w:sz w:val="20"/>
+                <w:szCs w:val="20"/>
+              </w:rPr>
+              <w:t>Description</w:t>
+            </w:r>
+          </w:p>
+        </w:tc>
+      </w:tr>
+      <w:tr>
+        <w:tblPrEx>
+          <w:tblCellMar>
+            <w:top w:w="0" w:type="dxa"/>
+            <w:bottom w:w="0" w:type="dxa"/>
+          </w:tblCellMar>
+        </w:tblPrEx>
+        <w:tc>
+          <w:tcPr>
+            <w:tcW w:w="1600" w:type="dxa"/>
+            <w:tcBorders>
+              <w:top w:val="single" w:sz="4" w:space="0" w:color="BBCCDD"/>
+              <w:left w:val="single" w:sz="4" w:space="0" w:color="BBCCDD"/>
+              <w:bottom w:val="single" w:sz="4" w:space="0" w:color="BBCCDD"/>
+              <w:right w:val="single" w:sz="4" w:space="0" w:color="BBCCDD"/>
+            </w:tcBorders>
+            <w:shd w:val="clear" w:color="auto" w:fill="EEF4F9"/>
+            <w:tcMar>
+              <w:top w:w="80" w:type="dxa"/>
+              <w:left w:w="120" w:type="dxa"/>
+              <w:bottom w:w="80" w:type="dxa"/>
+              <w:right w:w="120" w:type="dxa"/>
+            </w:tcMar>
+          </w:tcPr>
+          <w:p>
+            <w:r>
+              <w:rPr>
+                <w:sz w:val="20"/>
+                <w:szCs w:val="20"/>
+              </w:rPr>
+              <w:t xml:space="preserve">System Info</w:t>
+            </w:r>
+          </w:p>
+        </w:tc>
+        <w:tc>
+          <w:tcPr>
+            <w:tcW w:w="2600" w:type="dxa"/>
+            <w:tcBorders>
+              <w:top w:val="single" w:sz="4" w:space="0" w:color="BBCCDD"/>
+              <w:left w:val="single" w:sz="4" w:space="0" w:color="BBCCDD"/>
+              <w:bottom w:val="single" w:sz="4" w:space="0" w:color="BBCCDD"/>
+              <w:right w:val="single" w:sz="4" w:space="0" w:color="BBCCDD"/>
+            </w:tcBorders>
+            <w:shd w:val="clear" w:color="auto" w:fill="EEF4F9"/>
+            <w:tcMar>
+              <w:top w:w="80" w:type="dxa"/>
+              <w:left w:w="120" w:type="dxa"/>
+              <w:bottom w:w="80" w:type="dxa"/>
+              <w:right w:w="120" w:type="dxa"/>
+            </w:tcMar>
+          </w:tcPr>
+          <w:p>
+            <w:r>
+              <w:rPr>
+                <w:rFonts w:ascii="Courier New" w:hAnsi="Courier New"/>
+                <w:sz w:val="20"/>
+                <w:szCs w:val="20"/>
+              </w:rPr>
+              <w:t xml:space="preserve">http://&lt;xbox-ip&gt;/sysinfo</w:t>
+            </w:r>
+          </w:p>
+        </w:tc>
+        <w:tc>
+          <w:tcPr>
+            <w:tcW w:w="5160" w:type="dxa"/>
+            <w:tcBorders>
+              <w:top w:val="single" w:sz="4" w:space="0" w:color="BBCCDD"/>
+              <w:left w:val="single" w:sz="4" w:space="0" w:color="BBCCDD"/>
+              <w:bottom w:val="single" w:sz="4" w:space="0" w:color="BBCCDD"/>
+              <w:right w:val="single" w:sz="4" w:space="0" w:color="BBCCDD"/>
+            </w:tcBorders>
+            <w:shd w:val="clear" w:color="auto" w:fill="EEF4F9"/>
+            <w:tcMar>
+              <w:top w:w="80" w:type="dxa"/>
+              <w:left w:w="120" w:type="dxa"/>
+              <w:bottom w:w="80" w:type="dxa"/>
+              <w:right w:w="120" w:type="dxa"/>
+            </w:tcMar>
+          </w:tcPr>
+          <w:p>
+            <w:r>
+              <w:rPr>
+                <w:sz w:val="20"/>
+                <w:szCs w:val="20"/>
+              </w:rPr>
+              <w:t xml:space="preserve">Live hardware snapshot — CPU, memory, board, video, thermal, storage, and network. Shows live stress test data when a stress run is active. Page auto-refreshes every 30 seconds.</w:t>
+            </w:r>
+          </w:p>
+        </w:tc>
+      </w:tr>
+      <w:tr>
+        <w:tblPrEx>
+          <w:tblCellMar>
+            <w:top w:w="0" w:type="dxa"/>
+            <w:bottom w:w="0" w:type="dxa"/>
+          </w:tblCellMar>
+        </w:tblPrEx>
+        <w:tc>
+          <w:tcPr>
+            <w:tcW w:w="1600" w:type="dxa"/>
+            <w:tcBorders>
+              <w:top w:val="single" w:sz="4" w:space="0" w:color="BBCCDD"/>
+              <w:left w:val="single" w:sz="4" w:space="0" w:color="BBCCDD"/>
+              <w:bottom w:val="single" w:sz="4" w:space="0" w:color="BBCCDD"/>
+              <w:right w:val="single" w:sz="4" w:space="0" w:color="BBCCDD"/>
+            </w:tcBorders>
+            <w:shd w:val="clear" w:color="auto" w:fill="FFFFFF"/>
+            <w:tcMar>
+              <w:top w:w="80" w:type="dxa"/>
+              <w:left w:w="120" w:type="dxa"/>
+              <w:bottom w:w="80" w:type="dxa"/>
+              <w:right w:w="120" w:type="dxa"/>
+            </w:tcMar>
+          </w:tcPr>
+          <w:p>
+            <w:r>
+              <w:rPr>
+                <w:sz w:val="20"/>
+                <w:szCs w:val="20"/>
+              </w:rPr>
+              <w:t xml:space="preserve">Report</w:t>
+            </w:r>
+          </w:p>
+        </w:tc>
+        <w:tc>
+          <w:tcPr>
+            <w:tcW w:w="2600" w:type="dxa"/>
+            <w:tcBorders>
+              <w:top w:val="single" w:sz="4" w:space="0" w:color="BBCCDD"/>
+              <w:left w:val="single" w:sz="4" w:space="0" w:color="BBCCDD"/>
+              <w:bottom w:val="single" w:sz="4" w:space="0" w:color="BBCCDD"/>
+              <w:right w:val="single" w:sz="4" w:space="0" w:color="BBCCDD"/>
+            </w:tcBorders>
+            <w:shd w:val="clear" w:color="auto" w:fill="FFFFFF"/>
+            <w:tcMar>
+              <w:top w:w="80" w:type="dxa"/>
+              <w:left w:w="120" w:type="dxa"/>
+              <w:bottom w:w="80" w:type="dxa"/>
+              <w:right w:w="120" w:type="dxa"/>
+            </w:tcMar>
+          </w:tcPr>
+          <w:p>
+            <w:r>
+              <w:rPr>
+                <w:rFonts w:ascii="Courier New" w:hAnsi="Courier New"/>
+                <w:sz w:val="20"/>
+                <w:szCs w:val="20"/>
+              </w:rPr>
+              <w:t xml:space="preserve">http://&lt;xbox-ip&gt;/report</w:t>
+            </w:r>
+          </w:p>
+        </w:tc>
+        <w:tc>
+          <w:tcPr>
+            <w:tcW w:w="5160" w:type="dxa"/>
+            <w:tcBorders>
+              <w:top w:val="single" w:sz="4" w:space="0" w:color="BBCCDD"/>
+              <w:left w:val="single" w:sz="4" w:space="0" w:color="BBCCDD"/>
+              <w:bottom w:val="single" w:sz="4" w:space="0" w:color="BBCCDD"/>
+              <w:right w:val="single" w:sz="4" w:space="0" w:color="BBCCDD"/>
+            </w:tcBorders>
+            <w:shd w:val="clear" w:color="auto" w:fill="FFFFFF"/>
+            <w:tcMar>
+              <w:top w:w="80" w:type="dxa"/>
+              <w:left w:w="120" w:type="dxa"/>
+              <w:bottom w:w="80" w:type="dxa"/>
+              <w:right w:w="120" w:type="dxa"/>
+            </w:tcMar>
+          </w:tcPr>
+          <w:p>
+            <w:r>
+              <w:rPr>
+                <w:sz w:val="20"/>
+                <w:szCs w:val="20"/>
+              </w:rPr>
+              <w:t xml:space="preserve">Views diagnostic report files saved to the XbDiag folder. Auto-detects the most recent report. File selector links to all text exports.</w:t>
+            </w:r>
+          </w:p>
+        </w:tc>
+      </w:tr>
+      <w:tr>
+        <w:tblPrEx>
+          <w:tblCellMar>
+            <w:top w:w="0" w:type="dxa"/>
+            <w:bottom w:w="0" w:type="dxa"/>
+          </w:tblCellMar>
+        </w:tblPrEx>
+        <w:tc>
+          <w:tcPr>
+            <w:tcW w:w="1600" w:type="dxa"/>
+            <w:tcBorders>
+              <w:top w:val="single" w:sz="4" w:space="0" w:color="BBCCDD"/>
+              <w:left w:val="single" w:sz="4" w:space="0" w:color="BBCCDD"/>
+              <w:bottom w:val="single" w:sz="4" w:space="0" w:color="BBCCDD"/>
+              <w:right w:val="single" w:sz="4" w:space="0" w:color="BBCCDD"/>
+            </w:tcBorders>
+            <w:shd w:val="clear" w:color="auto" w:fill="EEF4F9"/>
+            <w:tcMar>
+              <w:top w:w="80" w:type="dxa"/>
+              <w:left w:w="120" w:type="dxa"/>
+              <w:bottom w:w="80" w:type="dxa"/>
+              <w:right w:w="120" w:type="dxa"/>
+            </w:tcMar>
+          </w:tcPr>
+          <w:p>
+            <w:r>
+              <w:rPr>
+                <w:sz w:val="20"/>
+                <w:szCs w:val="20"/>
+              </w:rPr>
+              <w:t xml:space="preserve">Settings</w:t>
+            </w:r>
+          </w:p>
+        </w:tc>
+        <w:tc>
+          <w:tcPr>
+            <w:tcW w:w="2600" w:type="dxa"/>
+            <w:tcBorders>
+              <w:top w:val="single" w:sz="4" w:space="0" w:color="BBCCDD"/>
+              <w:left w:val="single" w:sz="4" w:space="0" w:color="BBCCDD"/>
+              <w:bottom w:val="single" w:sz="4" w:space="0" w:color="BBCCDD"/>
+              <w:right w:val="single" w:sz="4" w:space="0" w:color="BBCCDD"/>
+            </w:tcBorders>
+            <w:shd w:val="clear" w:color="auto" w:fill="EEF4F9"/>
+            <w:tcMar>
+              <w:top w:w="80" w:type="dxa"/>
+              <w:left w:w="120" w:type="dxa"/>
+              <w:bottom w:w="80" w:type="dxa"/>
+              <w:right w:w="120" w:type="dxa"/>
+            </w:tcMar>
+          </w:tcPr>
+          <w:p>
+            <w:r>
+              <w:rPr>
+                <w:rFonts w:ascii="Courier New" w:hAnsi="Courier New"/>
+                <w:sz w:val="20"/>
+                <w:szCs w:val="20"/>
+              </w:rPr>
+              <w:t xml:space="preserve">http://&lt;xbox-ip&gt;/settings</w:t>
+            </w:r>
+          </w:p>
+        </w:tc>
+        <w:tc>
+          <w:tcPr>
+            <w:tcW w:w="5160" w:type="dxa"/>
+            <w:tcBorders>
+              <w:top w:val="single" w:sz="4" w:space="0" w:color="BBCCDD"/>
+              <w:left w:val="single" w:sz="4" w:space="0" w:color="BBCCDD"/>
+              <w:bottom w:val="single" w:sz="4" w:space="0" w:color="BBCCDD"/>
+              <w:right w:val="single" w:sz="4" w:space="0" w:color="BBCCDD"/>
+            </w:tcBorders>
+            <w:shd w:val="clear" w:color="auto" w:fill="EEF4F9"/>
+            <w:tcMar>
+              <w:top w:w="80" w:type="dxa"/>
+              <w:left w:w="120" w:type="dxa"/>
+              <w:bottom w:w="80" w:type="dxa"/>
+              <w:right w:w="120" w:type="dxa"/>
+            </w:tcMar>
+          </w:tcPr>
+          <w:p>
+            <w:r>
+              <w:rPr>
+                <w:sz w:val="20"/>
+                <w:szCs w:val="20"/>
+              </w:rPr>
+              <w:t xml:space="preserve">Full automation settings editor. All module toggles, stress test durations, loop count, and run options. Changes save directly to the settings file using the same write path as the on-screen editor. Binary export files (bios.bin, eeprom.bin) can be downloaded from here without needing an FTP client.</w:t>
+            </w:r>
+          </w:p>
+        </w:tc>
+      </w:tr>
+      <w:tr>
+        <w:tblPrEx>
+          <w:tblCellMar>
+            <w:top w:w="0" w:type="dxa"/>
+            <w:bottom w:w="0" w:type="dxa"/>
+          </w:tblCellMar>
+        </w:tblPrEx>
+        <w:tc>
+          <w:tcPr>
+            <w:tcW w:w="1600" w:type="dxa"/>
+            <w:tcBorders>
+              <w:top w:val="single" w:sz="4" w:space="0" w:color="BBCCDD"/>
+              <w:left w:val="single" w:sz="4" w:space="0" w:color="BBCCDD"/>
+              <w:bottom w:val="single" w:sz="4" w:space="0" w:color="BBCCDD"/>
+              <w:right w:val="single" w:sz="4" w:space="0" w:color="BBCCDD"/>
+            </w:tcBorders>
+            <w:shd w:val="clear" w:color="auto" w:fill="FFFFFF"/>
+            <w:tcMar>
+              <w:top w:w="80" w:type="dxa"/>
+              <w:left w:w="120" w:type="dxa"/>
+              <w:bottom w:w="80" w:type="dxa"/>
+              <w:right w:w="120" w:type="dxa"/>
+            </w:tcMar>
+          </w:tcPr>
+          <w:p>
+            <w:r>
+              <w:rPr>
+                <w:sz w:val="20"/>
+                <w:szCs w:val="20"/>
+              </w:rPr>
+              <w:t xml:space="preserve">About</w:t>
+            </w:r>
+          </w:p>
+        </w:tc>
+        <w:tc>
+          <w:tcPr>
+            <w:tcW w:w="2600" w:type="dxa"/>
+            <w:tcBorders>
+              <w:top w:val="single" w:sz="4" w:space="0" w:color="BBCCDD"/>
+              <w:left w:val="single" w:sz="4" w:space="0" w:color="BBCCDD"/>
+              <w:bottom w:val="single" w:sz="4" w:space="0" w:color="BBCCDD"/>
+              <w:right w:val="single" w:sz="4" w:space="0" w:color="BBCCDD"/>
+            </w:tcBorders>
+            <w:shd w:val="clear" w:color="auto" w:fill="FFFFFF"/>
+            <w:tcMar>
+              <w:top w:w="80" w:type="dxa"/>
+              <w:left w:w="120" w:type="dxa"/>
+              <w:bottom w:w="80" w:type="dxa"/>
+              <w:right w:w="120" w:type="dxa"/>
+            </w:tcMar>
+          </w:tcPr>
+          <w:p>
+            <w:r>
+              <w:rPr>
+                <w:rFonts w:ascii="Courier New" w:hAnsi="Courier New"/>
+                <w:sz w:val="20"/>
+                <w:szCs w:val="20"/>
+              </w:rPr>
+              <w:t xml:space="preserve">http://&lt;xbox-ip&gt;/about</w:t>
+            </w:r>
+          </w:p>
+        </w:tc>
+        <w:tc>
+          <w:tcPr>
+            <w:tcW w:w="5160" w:type="dxa"/>
+            <w:tcBorders>
+              <w:top w:val="single" w:sz="4" w:space="0" w:color="BBCCDD"/>
+              <w:left w:val="single" w:sz="4" w:space="0" w:color="BBCCDD"/>
+              <w:bottom w:val="single" w:sz="4" w:space="0" w:color="BBCCDD"/>
+              <w:right w:val="single" w:sz="4" w:space="0" w:color="BBCCDD"/>
+            </w:tcBorders>
+            <w:shd w:val="clear" w:color="auto" w:fill="FFFFFF"/>
+            <w:tcMar>
+              <w:top w:w="80" w:type="dxa"/>
+              <w:left w:w="120" w:type="dxa"/>
+              <w:bottom w:w="80" w:type="dxa"/>
+              <w:right w:w="120" w:type="dxa"/>
+            </w:tcMar>
+          </w:tcPr>
+          <w:p>
+            <w:r>
+              <w:rPr>
+                <w:sz w:val="20"/>
+                <w:szCs w:val="20"/>
+              </w:rPr>
+              <w:t xml:space="preserve">Version information and team credits.</w:t>
+            </w:r>
+          </w:p>
+        </w:tc>
+      </w:tr>
+    </w:tbl>
+    <w:p>
+      <w:pPr>
+        <w:spacing w:after="120"/>
+      </w:pPr>
+    </w:p>
+    <w:p>
+      <w:pPr>
+        <w:pStyle w:val="Heading3"/>
+      </w:pPr>
+      <w:r>
+        <w:t>Finding your IP address</w:t>
+      </w:r>
+    </w:p>
+    <w:p>
+      <w:pPr>
+        <w:spacing w:before="60" w:after="80"/>
+      </w:pPr>
+      <w:r>
+        <w:t xml:space="preserve">Open System Info from the main menu. The IP address is shown in the Network section on the right side of the screen. If the Network section shows no address, check that an Ethernet cable is connected and your router is assigning addresses via DHCP. Once you have the IP, enter it in your browser as shown in the table above.</w:t>
+      </w:r>
+    </w:p>
+    <w:p>
+      <w:pPr>
+        <w:pStyle w:val="Heading3"/>
+      </w:pPr>
+      <w:r>
+        <w:t>Notes</w:t>
+      </w:r>
+    </w:p>
+    <w:p>
+      <w:pPr>
+        <w:pStyle w:val="ListParagraph"/>
+        <w:numPr>
+          <w:ilvl w:val="0"/>
+          <w:numId w:val="2"/>
+        </w:numPr>
+        <w:spacing w:before="40" w:after="40"/>
+      </w:pPr>
+      <w:r>
+        <w:t xml:space="preserve">The server runs on port 80 with no authentication. Use it on trusted networks only.</w:t>
+      </w:r>
+    </w:p>
+    <w:p>
+      <w:pPr>
+        <w:pStyle w:val="ListParagraph"/>
+        <w:numPr>
+          <w:ilvl w:val="0"/>
+          <w:numId w:val="2"/>
+        </w:numPr>
+        <w:spacing w:before="40" w:after="40"/>
+      </w:pPr>
+      <w:r>
+        <w:t xml:space="preserve">System Info hardware data populates after the first visit to the System Info module on the Xbox. The web page will prompt you to open System Info if no data is available yet.</w:t>
+      </w:r>
+    </w:p>
+    <w:p>
+      <w:pPr>
+        <w:pStyle w:val="ListParagraph"/>
+        <w:numPr>
+          <w:ilvl w:val="0"/>
+          <w:numId w:val="2"/>
+        </w:numPr>
+        <w:spacing w:before="40" w:after="40"/>
+      </w:pPr>
+      <w:r>
+        <w:t xml:space="preserve">The server serves one connection at a time and never blocks the Xbox UI. All pages load quickly from the Xbox's RAM with no filesystem reads during serving.</w:t>
+      </w:r>
+    </w:p>
+    <w:p>
+      <w:pPr>
+        <w:pStyle w:val="ListParagraph"/>
+        <w:numPr>
+          <w:ilvl w:val="0"/>
+          <w:numId w:val="2"/>
+        </w:numPr>
+        <w:spacing w:before="40" w:after="40"/>
+      </w:pPr>
+      <w:r>
+        <w:t xml:space="preserve">Saving settings from the web browser updates the automation settings file and the running settings immediately — the change takes effect without restarting XbDiag.</w:t>
+      </w:r>
+    </w:p>
+    <w:p>
+      <w:pPr>
+        <w:spacing w:after="120"/>
+      </w:pPr>
+    </w:p>
     <w:p>
       <w:r>
         <w:br w:type="page"/>

--- a/doc/XbDiag_User_Manual.docx
+++ b/doc/XbDiag_User_Manual.docx
@@ -1597,6 +1597,72 @@
           </w:p>
         </w:tc>
       </w:tr>
+      <w:tr>
+        <w:tblPrEx>
+          <w:tblCellMar>
+            <w:top w:w="0" w:type="dxa"/>
+            <w:bottom w:w="0" w:type="dxa"/>
+          </w:tblCellMar>
+        </w:tblPrEx>
+        <w:tc>
+          <w:tcPr>
+            <w:tcW w:w="2800" w:type="dxa"/>
+            <w:tcBorders>
+              <w:top w:val="single" w:sz="4" w:space="0" w:color="BBCCDD"/>
+              <w:left w:val="single" w:sz="4" w:space="0" w:color="BBCCDD"/>
+              <w:bottom w:val="single" w:sz="4" w:space="0" w:color="BBCCDD"/>
+              <w:right w:val="single" w:sz="4" w:space="0" w:color="BBCCDD"/>
+            </w:tcBorders>
+            <w:shd w:val="clear" w:color="auto" w:fill="F0F7FC"/>
+            <w:tcMar>
+              <w:top w:w="80" w:type="dxa"/>
+              <w:left w:w="120" w:type="dxa"/>
+              <w:bottom w:w="80" w:type="dxa"/>
+              <w:right w:w="120" w:type="dxa"/>
+            </w:tcMar>
+          </w:tcPr>
+          <w:p>
+            <w:r>
+              <w:rPr>
+                <w:rFonts w:ascii="Courier New" w:eastAsia="Courier New" w:hAnsi="Courier New" w:cs="Courier New"/>
+                <w:b/>
+                <w:bCs/>
+                <w:color w:val="0D1B3E"/>
+                <w:sz w:val="19"/>
+                <w:szCs w:val="19"/>
+              </w:rPr>
+              <w:t>Black</w:t>
+            </w:r>
+          </w:p>
+        </w:tc>
+        <w:tc>
+          <w:tcPr>
+            <w:tcW w:w="6560" w:type="dxa"/>
+            <w:tcBorders>
+              <w:top w:val="single" w:sz="4" w:space="0" w:color="BBCCDD"/>
+              <w:left w:val="single" w:sz="4" w:space="0" w:color="BBCCDD"/>
+              <w:bottom w:val="single" w:sz="4" w:space="0" w:color="BBCCDD"/>
+              <w:right w:val="single" w:sz="4" w:space="0" w:color="BBCCDD"/>
+            </w:tcBorders>
+            <w:shd w:val="clear" w:color="auto" w:fill="F0F7FC"/>
+            <w:tcMar>
+              <w:top w:w="80" w:type="dxa"/>
+              <w:left w:w="120" w:type="dxa"/>
+              <w:bottom w:w="80" w:type="dxa"/>
+              <w:right w:w="120" w:type="dxa"/>
+            </w:tcMar>
+          </w:tcPr>
+          <w:p>
+            <w:r>
+              <w:rPr>
+                <w:sz w:val="20"/>
+                <w:szCs w:val="20"/>
+              </w:rPr>
+              <w:t>Open screen calibration (adjust display margins for CRT overscan)</w:t>
+            </w:r>
+          </w:p>
+        </w:tc>
+      </w:tr>
     </w:tbl>
     <w:p>
       <w:pPr>
@@ -1695,6 +1761,464 @@
         <w:br w:type="page"/>
       </w:r>
     </w:p>
+    <w:p w14:paraId="SC100001">
+      <w:pPr>
+        <w:pStyle w:val="Heading1"/>
+      </w:pPr>
+      <w:r>
+        <w:t>Screen Calibration</w:t>
+      </w:r>
+    </w:p>
+    <w:p w14:paraId="SC100002">
+      <w:pPr>
+        <w:spacing w:before="60" w:after="80"/>
+      </w:pPr>
+      <w:r>
+        <w:t>On the first boot after installation, if no screen.set file is found, XbDiag automatically runs a screen calibration before the update check. The calibration lets you adjust display margins so the interface sits correctly within your screen’s visible area. This is most useful on CRT displays where overscan can push the edges of the picture off-screen. On modern flat panel displays the defaults are correct and you can press A immediately.</w:t>
+      </w:r>
+    </w:p>
+    <w:p w14:paraId="SC100003">
+      <w:pPr>
+        <w:spacing w:before="60" w:after="80"/>
+      </w:pPr>
+      <w:r>
+        <w:t>The calibration screen shows pulsing corner brackets at the display boundary edges. Adjust the margins until all four brackets are fully visible, then press A to save. Press Black from the main menu at any time to re-run calibration.</w:t>
+      </w:r>
+    </w:p>
+    <w:p w14:paraId="SC100004">
+      <w:pPr>
+        <w:pStyle w:val="Heading3"/>
+      </w:pPr>
+      <w:r>
+        <w:t>Controls</w:t>
+      </w:r>
+    </w:p>
+    <w:tbl>
+      <w:tblPr>
+        <w:tblW w:w="9360" w:type="dxa"/>
+        <w:tblBorders>
+          <w:top w:val="single" w:sz="4" w:space="0" w:color="auto"/>
+          <w:left w:val="single" w:sz="4" w:space="0" w:color="auto"/>
+          <w:bottom w:val="single" w:sz="4" w:space="0" w:color="auto"/>
+          <w:right w:val="single" w:sz="4" w:space="0" w:color="auto"/>
+          <w:insideH w:val="single" w:sz="4" w:space="0" w:color="auto"/>
+          <w:insideV w:val="single" w:sz="4" w:space="0" w:color="auto"/>
+        </w:tblBorders>
+        <w:tblCellMar>
+          <w:left w:w="10" w:type="dxa"/>
+          <w:right w:w="10" w:type="dxa"/>
+        </w:tblCellMar>
+      </w:tblPr>
+      <w:tblGrid>
+        <w:gridCol w:w="2800"/>
+        <w:gridCol w:w="6560"/>
+      </w:tblGrid>
+      <w:tr>
+        <w:tc>
+          <w:tcPr>
+            <w:tcW w:w="2800" w:type="dxa"/>
+            <w:shd w:val="clear" w:color="auto" w:fill="D5E8F0"/>
+            <w:tcMar>
+              <w:top w:w="80" w:type="dxa"/>
+              <w:left w:w="120" w:type="dxa"/>
+              <w:bottom w:w="80" w:type="dxa"/>
+              <w:right w:w="120" w:type="dxa"/>
+            </w:tcMar>
+          </w:tcPr>
+          <w:p w14:paraId="SC100010">
+            <w:r>
+              <w:rPr>
+                <w:b/>
+                <w:sz w:val="20"/>
+                <w:szCs w:val="20"/>
+              </w:rPr>
+              <w:t>Button / Control</w:t>
+            </w:r>
+          </w:p>
+        </w:tc>
+        <w:tc>
+          <w:tcPr>
+            <w:tcW w:w="6560" w:type="dxa"/>
+            <w:shd w:val="clear" w:color="auto" w:fill="D5E8F0"/>
+            <w:tcMar>
+              <w:top w:w="80" w:type="dxa"/>
+              <w:left w:w="120" w:type="dxa"/>
+              <w:bottom w:w="80" w:type="dxa"/>
+              <w:right w:w="120" w:type="dxa"/>
+            </w:tcMar>
+          </w:tcPr>
+          <w:p w14:paraId="SC100011">
+            <w:r>
+              <w:rPr>
+                <w:b/>
+                <w:sz w:val="20"/>
+                <w:szCs w:val="20"/>
+              </w:rPr>
+              <w:t>What it does</w:t>
+            </w:r>
+          </w:p>
+        </w:tc>
+      </w:tr>
+      <w:tr>
+        <w:tc>
+          <w:tcPr>
+            <w:tcW w:w="2800" w:type="dxa"/>
+            <w:tcBorders>
+              <w:top w:val="single" w:sz="4" w:space="0" w:color="BBCCDD"/>
+              <w:left w:val="single" w:sz="4" w:space="0" w:color="BBCCDD"/>
+              <w:bottom w:val="single" w:sz="4" w:space="0" w:color="BBCCDD"/>
+              <w:right w:val="single" w:sz="4" w:space="0" w:color="BBCCDD"/>
+            </w:tcBorders>
+            <w:shd w:val="clear" w:color="auto" w:fill="F0F7FC"/>
+            <w:tcMar>
+              <w:top w:w="80" w:type="dxa"/>
+              <w:left w:w="120" w:type="dxa"/>
+              <w:bottom w:w="80" w:type="dxa"/>
+              <w:right w:w="120" w:type="dxa"/>
+            </w:tcMar>
+          </w:tcPr>
+          <w:p w14:paraId="SC100020">
+            <w:r>
+              <w:rPr>
+                <w:rFonts w:ascii="Courier New" w:hAnsi="Courier New"/>
+                <w:b/>
+                <w:color w:val="0D1B3E"/>
+                <w:sz w:val="19"/>
+                <w:szCs w:val="19"/>
+              </w:rPr>
+              <w:t>D-Pad Left / Right</w:t>
+            </w:r>
+          </w:p>
+        </w:tc>
+        <w:tc>
+          <w:tcPr>
+            <w:tcW w:w="6560" w:type="dxa"/>
+            <w:tcBorders>
+              <w:top w:val="single" w:sz="4" w:space="0" w:color="BBCCDD"/>
+              <w:left w:val="single" w:sz="4" w:space="0" w:color="BBCCDD"/>
+              <w:bottom w:val="single" w:sz="4" w:space="0" w:color="BBCCDD"/>
+              <w:right w:val="single" w:sz="4" w:space="0" w:color="BBCCDD"/>
+            </w:tcBorders>
+            <w:shd w:val="clear" w:color="auto" w:fill="F0F7FC"/>
+            <w:tcMar>
+              <w:top w:w="80" w:type="dxa"/>
+              <w:left w:w="120" w:type="dxa"/>
+              <w:bottom w:w="80" w:type="dxa"/>
+              <w:right w:w="120" w:type="dxa"/>
+            </w:tcMar>
+          </w:tcPr>
+          <w:p w14:paraId="SC100021">
+            <w:r>
+              <w:rPr>
+                <w:sz w:val="20"/>
+                <w:szCs w:val="20"/>
+              </w:rPr>
+              <w:t>Adjust left and right margins</w:t>
+            </w:r>
+          </w:p>
+        </w:tc>
+      </w:tr>
+      <w:tr>
+        <w:tc>
+          <w:tcPr>
+            <w:tcW w:w="2800" w:type="dxa"/>
+            <w:tcBorders>
+              <w:top w:val="single" w:sz="4" w:space="0" w:color="BBCCDD"/>
+              <w:left w:val="single" w:sz="4" w:space="0" w:color="BBCCDD"/>
+              <w:bottom w:val="single" w:sz="4" w:space="0" w:color="BBCCDD"/>
+              <w:right w:val="single" w:sz="4" w:space="0" w:color="BBCCDD"/>
+            </w:tcBorders>
+            <w:shd w:val="clear" w:color="auto" w:fill="F0F7FC"/>
+            <w:tcMar>
+              <w:top w:w="80" w:type="dxa"/>
+              <w:left w:w="120" w:type="dxa"/>
+              <w:bottom w:w="80" w:type="dxa"/>
+              <w:right w:w="120" w:type="dxa"/>
+            </w:tcMar>
+          </w:tcPr>
+          <w:p w14:paraId="SC100030">
+            <w:r>
+              <w:rPr>
+                <w:rFonts w:ascii="Courier New" w:hAnsi="Courier New"/>
+                <w:b/>
+                <w:color w:val="0D1B3E"/>
+                <w:sz w:val="19"/>
+                <w:szCs w:val="19"/>
+              </w:rPr>
+              <w:t>D-Pad Up / Down</w:t>
+            </w:r>
+          </w:p>
+        </w:tc>
+        <w:tc>
+          <w:tcPr>
+            <w:tcW w:w="6560" w:type="dxa"/>
+            <w:tcBorders>
+              <w:top w:val="single" w:sz="4" w:space="0" w:color="BBCCDD"/>
+              <w:left w:val="single" w:sz="4" w:space="0" w:color="BBCCDD"/>
+              <w:bottom w:val="single" w:sz="4" w:space="0" w:color="BBCCDD"/>
+              <w:right w:val="single" w:sz="4" w:space="0" w:color="BBCCDD"/>
+            </w:tcBorders>
+            <w:shd w:val="clear" w:color="auto" w:fill="F0F7FC"/>
+            <w:tcMar>
+              <w:top w:w="80" w:type="dxa"/>
+              <w:left w:w="120" w:type="dxa"/>
+              <w:bottom w:w="80" w:type="dxa"/>
+              <w:right w:w="120" w:type="dxa"/>
+            </w:tcMar>
+          </w:tcPr>
+          <w:p w14:paraId="SC100031">
+            <w:r>
+              <w:rPr>
+                <w:sz w:val="20"/>
+                <w:szCs w:val="20"/>
+              </w:rPr>
+              <w:t>Adjust top and bottom margins symmetrically</w:t>
+            </w:r>
+          </w:p>
+        </w:tc>
+      </w:tr>
+      <w:tr>
+        <w:tc>
+          <w:tcPr>
+            <w:tcW w:w="2800" w:type="dxa"/>
+            <w:tcBorders>
+              <w:top w:val="single" w:sz="4" w:space="0" w:color="BBCCDD"/>
+              <w:left w:val="single" w:sz="4" w:space="0" w:color="BBCCDD"/>
+              <w:bottom w:val="single" w:sz="4" w:space="0" w:color="BBCCDD"/>
+              <w:right w:val="single" w:sz="4" w:space="0" w:color="BBCCDD"/>
+            </w:tcBorders>
+            <w:shd w:val="clear" w:color="auto" w:fill="F0F7FC"/>
+            <w:tcMar>
+              <w:top w:w="80" w:type="dxa"/>
+              <w:left w:w="120" w:type="dxa"/>
+              <w:bottom w:w="80" w:type="dxa"/>
+              <w:right w:w="120" w:type="dxa"/>
+            </w:tcMar>
+          </w:tcPr>
+          <w:p w14:paraId="SC100040">
+            <w:r>
+              <w:rPr>
+                <w:rFonts w:ascii="Courier New" w:hAnsi="Courier New"/>
+                <w:b/>
+                <w:color w:val="0D1B3E"/>
+                <w:sz w:val="19"/>
+                <w:szCs w:val="19"/>
+              </w:rPr>
+              <w:t>RT (held)</w:t>
+            </w:r>
+          </w:p>
+        </w:tc>
+        <w:tc>
+          <w:tcPr>
+            <w:tcW w:w="6560" w:type="dxa"/>
+            <w:tcBorders>
+              <w:top w:val="single" w:sz="4" w:space="0" w:color="BBCCDD"/>
+              <w:left w:val="single" w:sz="4" w:space="0" w:color="BBCCDD"/>
+              <w:bottom w:val="single" w:sz="4" w:space="0" w:color="BBCCDD"/>
+              <w:right w:val="single" w:sz="4" w:space="0" w:color="BBCCDD"/>
+            </w:tcBorders>
+            <w:shd w:val="clear" w:color="auto" w:fill="F0F7FC"/>
+            <w:tcMar>
+              <w:top w:w="80" w:type="dxa"/>
+              <w:left w:w="120" w:type="dxa"/>
+              <w:bottom w:w="80" w:type="dxa"/>
+              <w:right w:w="120" w:type="dxa"/>
+            </w:tcMar>
+          </w:tcPr>
+          <w:p w14:paraId="SC100041">
+            <w:r>
+              <w:rPr>
+                <w:sz w:val="20"/>
+                <w:szCs w:val="20"/>
+              </w:rPr>
+              <w:t>Coarse step (4px) — default is fine step (1px)</w:t>
+            </w:r>
+          </w:p>
+        </w:tc>
+      </w:tr>
+      <w:tr>
+        <w:tc>
+          <w:tcPr>
+            <w:tcW w:w="2800" w:type="dxa"/>
+            <w:tcBorders>
+              <w:top w:val="single" w:sz="4" w:space="0" w:color="BBCCDD"/>
+              <w:left w:val="single" w:sz="4" w:space="0" w:color="BBCCDD"/>
+              <w:bottom w:val="single" w:sz="4" w:space="0" w:color="BBCCDD"/>
+              <w:right w:val="single" w:sz="4" w:space="0" w:color="BBCCDD"/>
+            </w:tcBorders>
+            <w:shd w:val="clear" w:color="auto" w:fill="F0F7FC"/>
+            <w:tcMar>
+              <w:top w:w="80" w:type="dxa"/>
+              <w:left w:w="120" w:type="dxa"/>
+              <w:bottom w:w="80" w:type="dxa"/>
+              <w:right w:w="120" w:type="dxa"/>
+            </w:tcMar>
+          </w:tcPr>
+          <w:p w14:paraId="SC100050">
+            <w:r>
+              <w:rPr>
+                <w:rFonts w:ascii="Courier New" w:hAnsi="Courier New"/>
+                <w:b/>
+                <w:color w:val="0D1B3E"/>
+                <w:sz w:val="19"/>
+                <w:szCs w:val="19"/>
+              </w:rPr>
+              <w:t>Black</w:t>
+            </w:r>
+          </w:p>
+        </w:tc>
+        <w:tc>
+          <w:tcPr>
+            <w:tcW w:w="6560" w:type="dxa"/>
+            <w:tcBorders>
+              <w:top w:val="single" w:sz="4" w:space="0" w:color="BBCCDD"/>
+              <w:left w:val="single" w:sz="4" w:space="0" w:color="BBCCDD"/>
+              <w:bottom w:val="single" w:sz="4" w:space="0" w:color="BBCCDD"/>
+              <w:right w:val="single" w:sz="4" w:space="0" w:color="BBCCDD"/>
+            </w:tcBorders>
+            <w:shd w:val="clear" w:color="auto" w:fill="F0F7FC"/>
+            <w:tcMar>
+              <w:top w:w="80" w:type="dxa"/>
+              <w:left w:w="120" w:type="dxa"/>
+              <w:bottom w:w="80" w:type="dxa"/>
+              <w:right w:w="120" w:type="dxa"/>
+            </w:tcMar>
+          </w:tcPr>
+          <w:p w14:paraId="SC100051">
+            <w:r>
+              <w:rPr>
+                <w:sz w:val="20"/>
+                <w:szCs w:val="20"/>
+              </w:rPr>
+              <w:t>Reverse direction — allows backing off an overshoot</w:t>
+            </w:r>
+          </w:p>
+        </w:tc>
+      </w:tr>
+      <w:tr>
+        <w:tc>
+          <w:tcPr>
+            <w:tcW w:w="2800" w:type="dxa"/>
+            <w:tcBorders>
+              <w:top w:val="single" w:sz="4" w:space="0" w:color="BBCCDD"/>
+              <w:left w:val="single" w:sz="4" w:space="0" w:color="BBCCDD"/>
+              <w:bottom w:val="single" w:sz="4" w:space="0" w:color="BBCCDD"/>
+              <w:right w:val="single" w:sz="4" w:space="0" w:color="BBCCDD"/>
+            </w:tcBorders>
+            <w:shd w:val="clear" w:color="auto" w:fill="F0F7FC"/>
+            <w:tcMar>
+              <w:top w:w="80" w:type="dxa"/>
+              <w:left w:w="120" w:type="dxa"/>
+              <w:bottom w:w="80" w:type="dxa"/>
+              <w:right w:w="120" w:type="dxa"/>
+            </w:tcMar>
+          </w:tcPr>
+          <w:p w14:paraId="SC100060">
+            <w:r>
+              <w:rPr>
+                <w:rFonts w:ascii="Courier New" w:hAnsi="Courier New"/>
+                <w:b/>
+                <w:color w:val="0D1B3E"/>
+                <w:sz w:val="19"/>
+                <w:szCs w:val="19"/>
+              </w:rPr>
+              <w:t>A</w:t>
+            </w:r>
+          </w:p>
+        </w:tc>
+        <w:tc>
+          <w:tcPr>
+            <w:tcW w:w="6560" w:type="dxa"/>
+            <w:tcBorders>
+              <w:top w:val="single" w:sz="4" w:space="0" w:color="BBCCDD"/>
+              <w:left w:val="single" w:sz="4" w:space="0" w:color="BBCCDD"/>
+              <w:bottom w:val="single" w:sz="4" w:space="0" w:color="BBCCDD"/>
+              <w:right w:val="single" w:sz="4" w:space="0" w:color="BBCCDD"/>
+            </w:tcBorders>
+            <w:shd w:val="clear" w:color="auto" w:fill="F0F7FC"/>
+            <w:tcMar>
+              <w:top w:w="80" w:type="dxa"/>
+              <w:left w:w="120" w:type="dxa"/>
+              <w:bottom w:w="80" w:type="dxa"/>
+              <w:right w:w="120" w:type="dxa"/>
+            </w:tcMar>
+          </w:tcPr>
+          <w:p w14:paraId="SC100061">
+            <w:r>
+              <w:rPr>
+                <w:sz w:val="20"/>
+                <w:szCs w:val="20"/>
+              </w:rPr>
+              <w:t>Confirm and save settings to screen.set</w:t>
+            </w:r>
+          </w:p>
+        </w:tc>
+      </w:tr>
+      <w:tr>
+        <w:tc>
+          <w:tcPr>
+            <w:tcW w:w="2800" w:type="dxa"/>
+            <w:tcBorders>
+              <w:top w:val="single" w:sz="4" w:space="0" w:color="BBCCDD"/>
+              <w:left w:val="single" w:sz="4" w:space="0" w:color="BBCCDD"/>
+              <w:bottom w:val="single" w:sz="4" w:space="0" w:color="BBCCDD"/>
+              <w:right w:val="single" w:sz="4" w:space="0" w:color="BBCCDD"/>
+            </w:tcBorders>
+            <w:shd w:val="clear" w:color="auto" w:fill="F0F7FC"/>
+            <w:tcMar>
+              <w:top w:w="80" w:type="dxa"/>
+              <w:left w:w="120" w:type="dxa"/>
+              <w:bottom w:w="80" w:type="dxa"/>
+              <w:right w:w="120" w:type="dxa"/>
+            </w:tcMar>
+          </w:tcPr>
+          <w:p w14:paraId="SC100070">
+            <w:r>
+              <w:rPr>
+                <w:rFonts w:ascii="Courier New" w:hAnsi="Courier New"/>
+                <w:b/>
+                <w:color w:val="0D1B3E"/>
+                <w:sz w:val="19"/>
+                <w:szCs w:val="19"/>
+              </w:rPr>
+              <w:t>B</w:t>
+            </w:r>
+          </w:p>
+        </w:tc>
+        <w:tc>
+          <w:tcPr>
+            <w:tcW w:w="6560" w:type="dxa"/>
+            <w:tcBorders>
+              <w:top w:val="single" w:sz="4" w:space="0" w:color="BBCCDD"/>
+              <w:left w:val="single" w:sz="4" w:space="0" w:color="BBCCDD"/>
+              <w:bottom w:val="single" w:sz="4" w:space="0" w:color="BBCCDD"/>
+              <w:right w:val="single" w:sz="4" w:space="0" w:color="BBCCDD"/>
+            </w:tcBorders>
+            <w:shd w:val="clear" w:color="auto" w:fill="F0F7FC"/>
+            <w:tcMar>
+              <w:top w:w="80" w:type="dxa"/>
+              <w:left w:w="120" w:type="dxa"/>
+              <w:bottom w:w="80" w:type="dxa"/>
+              <w:right w:w="120" w:type="dxa"/>
+            </w:tcMar>
+          </w:tcPr>
+          <w:p w14:paraId="SC100071">
+            <w:r>
+              <w:rPr>
+                <w:sz w:val="20"/>
+                <w:szCs w:val="20"/>
+              </w:rPr>
+              <w:t>Cancel and exit without saving</w:t>
+            </w:r>
+          </w:p>
+        </w:tc>
+      </w:tr>
+    </w:tbl>
+    <w:p w14:paraId="SC100080">
+      <w:pPr>
+        <w:spacing w:after="120"/>
+      </w:pPr>
+    </w:p>
     <w:p>
       <w:pPr>
         <w:pStyle w:val="Heading1"/>
@@ -1849,7 +2373,7 @@
         <w:spacing w:before="60" w:after="80"/>
       </w:pPr>
       <w:r>
-        <w:t>System Info also gives you access to two BIOS-related tools via X and Y. These are advanced functions — the flash info panel (X) tells you about the flash chip installed on the board, and Y dumps a copy of the currently running BIOS as bios.bin in the XbDiag folder. The X button also gives access to a BIOS flash tool if your flash chip is writeable.</w:t>
+        <w:t>System Info gives you access to TSOP and BIOS tools via X and Y. The TSOP Info panel (X) shows the flash chip type and capacity, and provides a flash tool if the chip is writeable. Y dumps a copy of the currently running BIOS as bios.bin in the XbDiag folder.</w:t>
       </w:r>
     </w:p>
     <w:p>
@@ -1949,6 +2473,30 @@
         <w:spacing w:after="120"/>
       </w:pPr>
     </w:p>
+    <w:p w14:paraId="XV000001">
+      <w:pPr>
+        <w:pStyle w:val="Heading3"/>
+      </w:pPr>
+      <w:r>
+        <w:t>X-Volt power rail monitor (optional)</w:t>
+      </w:r>
+    </w:p>
+    <w:p w14:paraId="XV000002">
+      <w:pPr>
+        <w:spacing w:before="60" w:after="80"/>
+      </w:pPr>
+      <w:r>
+        <w:t>If an X-Volt Xbox power rail monitor is present on the same network as your Xbox, XbDiag will discover it automatically with no configuration required. When a device is found a compact X-VOLT POWER RAILS section appears at the bottom of the right column in System Info showing live voltage readings for all three power rails, colour-coded per rail. This section only appears when an X-Volt device is active — it disappears automatically if the device goes offline.</w:t>
+      </w:r>
+    </w:p>
+    <w:p w14:paraId="XV000003">
+      <w:pPr>
+        <w:spacing w:before="60" w:after="80"/>
+      </w:pPr>
+      <w:r>
+        <w:t>Pressing White when X-Volt data is available opens a full-screen overlay with per-rail bar graphs, current draw values, source IP address, and a RAIL FAULT banner if any rail is outside tolerance. Press B to close the overlay and return to System Info. The White option is only shown in the hint bar when an X-Volt device has been discovered.</w:t>
+      </w:r>
+    </w:p>
     <w:tbl>
       <w:tblPr>
         <w:tblW w:w="9360" w:type="dxa"/>
@@ -2168,7 +2716,7 @@
                 <w:sz w:val="20"/>
                 <w:szCs w:val="20"/>
               </w:rPr>
-              <w:t>Open flash chip info panel (shows chip type, capacity, and flash tool if supported)</w:t>
+              <w:t>Open TSOP Info panel (chip type, capacity, and flash tool if writeable)</w:t>
             </w:r>
           </w:p>
         </w:tc>
@@ -6840,7 +7388,7 @@
         <w:spacing w:before="60" w:after="80"/>
       </w:pPr>
       <w:r>
-        <w:t>Pressing White enters the video mode test cycle, which steps through each resolution and refresh rate the connected AV cable supports. The console switches to each mode in turn — if you can see the screen normally, that mode works. The mode test auto-restores the original video mode after a short countdown if you don't press anything, so you won't get stuck on a mode your TV can't display.</w:t>
+        <w:t>Pressing White enters the video mode test. An informational warning card is shown first — it explains that the test directly programs the video encoder hardware, that your display may go blank during a mode switch (this is normal), that not all modes are supported by every adapter, and that the display auto-reverts after 10 seconds if it does not recover. Press A to continue or B to cancel. If NKPatcher is detected a second amber warning card advises that the 480i-to-480p patch may cause issues during the test — you can still proceed with A or cancel with B. Once in the test the console steps through each resolution the connected AV cable supports and auto-restores the original mode after a short countdown if you do not press anything.</w:t>
       </w:r>
     </w:p>
     <w:p>
@@ -8941,7 +9489,7 @@
         <w:spacing w:before="60" w:after="80"/>
       </w:pPr>
       <w:r>
-        <w:t>Opens the Stick Test card, which has four sub-tests selectable with D-Pad Left/Right:</w:t>
+        <w:t>Opens the Stick Test card, which has five sub-tests selectable with D-Pad Left/Right:</w:t>
       </w:r>
     </w:p>
     <w:p>
@@ -8998,7 +9546,7 @@
         <w:spacing w:before="40" w:after="40"/>
       </w:pPr>
       <w:r>
-        <w:t>Triggers — shows the live raw value (0–255) for each trigger with min/max tracking, useful for checking dead-zone and full-travel range. Press X to reset the min/max statistics</w:t>
+        <w:t>Triggers — shows the live raw value (0–255) for each trigger with min/max tracking, useful for checking dead-zone and full-travel range. Press X to reset the min/max statistics. Analog — displays six vertical VU bars showing live 0–255 pressure readings for the A, B, X, Y, Black, and White analog buttons. A green line at 240 marks the expected full-press threshold. Min/max tracked per button, reset with X. Because B is under test on this card, press Back to exit instead of B.</w:t>
       </w:r>
     </w:p>
     <w:p>
@@ -10391,7 +10939,7 @@
         <w:spacing w:before="60" w:after="80"/>
       </w:pPr>
       <w:r>
-        <w:t>The File Explorer lets you browse all storage on your Xbox — the internal hard drive, any Memory Units plugged into the controller ports, and the DVD drive. You can copy, move, delete, and launch files, view and edit text files, and transfer files over the network using the built-in FTP server.</w:t>
+        <w:t>The File Explorer lets you browse all storage on your Xbox — the internal hard drive (including cache partitions X, Y, and Z), any Memory Units plugged into the controller ports, and the DVD drive. On Rocky5 softmod consoles with ShadowC active, File Explorer detects this automatically and adds N: (Real C) to the drive list so you can browse the real physical C partition. You can copy, move, delete, and launch files, view and edit text files, and transfer files over the network using the built-in FTP server.</w:t>
       </w:r>
     </w:p>
     <w:p>
@@ -13292,7 +13840,7 @@
         <w:spacing w:before="60" w:after="80"/>
       </w:pPr>
       <w:r>
-        <w:t>When you open this screen your current version and the server's version are shown side by side. Below that a CHANGE LOG panel fetches and auto-scrolls the latest release notes from the server whenever a version is known — you don't need to do anything to see it.</w:t>
+        <w:t>When you open this screen your current version and the server’s version are shown side by side. Below that a CHANGE LOG panel fetches and auto-scrolls the latest release notes from the server whenever a version is known. You can control the scroll speed with the left thumbstick — push up to increase speed up to 8x, pull down to reverse. Black toggles pause and resume.</w:t>
       </w:r>
     </w:p>
     <w:p>
@@ -18221,6 +18769,93 @@
           </w:p>
         </w:tc>
       </w:tr>
+      <w:tr>
+        <w:tc>
+          <w:tcPr>
+            <w:tcW w:w="2200" w:type="dxa"/>
+            <w:tcBorders>
+              <w:top w:val="single" w:sz="4" w:space="0" w:color="BBCCDD"/>
+              <w:left w:val="single" w:sz="4" w:space="0" w:color="BBCCDD"/>
+              <w:bottom w:val="single" w:sz="4" w:space="0" w:color="BBCCDD"/>
+              <w:right w:val="single" w:sz="4" w:space="0" w:color="BBCCDD"/>
+            </w:tcBorders>
+            <w:shd w:val="clear" w:color="auto" w:fill="FFFFFF"/>
+            <w:tcMar>
+              <w:top w:w="80" w:type="dxa"/>
+              <w:left w:w="120" w:type="dxa"/>
+              <w:bottom w:w="80" w:type="dxa"/>
+              <w:right w:w="120" w:type="dxa"/>
+            </w:tcMar>
+          </w:tcPr>
+          <w:p>
+            <w:r>
+              <w:rPr>
+                <w:rFonts w:ascii="Courier New" w:eastAsia="Courier New" w:hAnsi="Courier New" w:cs="Courier New"/>
+                <w:b/>
+                <w:bCs/>
+                <w:color w:val="0D1B3E"/>
+                <w:sz w:val="18"/>
+                <w:szCs w:val="18"/>
+              </w:rPr>
+              <w:t>screen.set</w:t>
+            </w:r>
+          </w:p>
+        </w:tc>
+        <w:tc>
+          <w:tcPr>
+            <w:tcW w:w="2000" w:type="dxa"/>
+            <w:tcBorders>
+              <w:top w:val="single" w:sz="4" w:space="0" w:color="BBCCDD"/>
+              <w:left w:val="single" w:sz="4" w:space="0" w:color="BBCCDD"/>
+              <w:bottom w:val="single" w:sz="4" w:space="0" w:color="BBCCDD"/>
+              <w:right w:val="single" w:sz="4" w:space="0" w:color="BBCCDD"/>
+            </w:tcBorders>
+            <w:shd w:val="clear" w:color="auto" w:fill="FFFFFF"/>
+            <w:tcMar>
+              <w:top w:w="80" w:type="dxa"/>
+              <w:left w:w="120" w:type="dxa"/>
+              <w:bottom w:w="80" w:type="dxa"/>
+              <w:right w:w="120" w:type="dxa"/>
+            </w:tcMar>
+          </w:tcPr>
+          <w:p>
+            <w:r>
+              <w:rPr>
+                <w:sz w:val="19"/>
+                <w:szCs w:val="19"/>
+              </w:rPr>
+              <w:t>Screen Calibration</w:t>
+            </w:r>
+          </w:p>
+        </w:tc>
+        <w:tc>
+          <w:tcPr>
+            <w:tcW w:w="5160" w:type="dxa"/>
+            <w:tcBorders>
+              <w:top w:val="single" w:sz="4" w:space="0" w:color="BBCCDD"/>
+              <w:left w:val="single" w:sz="4" w:space="0" w:color="BBCCDD"/>
+              <w:bottom w:val="single" w:sz="4" w:space="0" w:color="BBCCDD"/>
+              <w:right w:val="single" w:sz="4" w:space="0" w:color="BBCCDD"/>
+            </w:tcBorders>
+            <w:shd w:val="clear" w:color="auto" w:fill="FFFFFF"/>
+            <w:tcMar>
+              <w:top w:w="80" w:type="dxa"/>
+              <w:left w:w="120" w:type="dxa"/>
+              <w:bottom w:w="80" w:type="dxa"/>
+              <w:right w:w="120" w:type="dxa"/>
+            </w:tcMar>
+          </w:tcPr>
+          <w:p>
+            <w:r>
+              <w:rPr>
+                <w:sz w:val="19"/>
+                <w:szCs w:val="19"/>
+              </w:rPr>
+              <w:t>Screen calibration margin settings. Saved when you confirm in the calibration screen. Loaded automatically on every boot. Delete to reset to full-screen defaults.</w:t>
+            </w:r>
+          </w:p>
+        </w:tc>
+      </w:tr>
     </w:tbl>
     <w:p>
       <w:pPr>
@@ -20688,6 +21323,174 @@
           </w:p>
         </w:tc>
       </w:tr>
+      <w:tr>
+        <w:tc>
+          <w:tcPr>
+            <w:tcW w:w="1440" w:type="dxa"/>
+            <w:tcBorders>
+              <w:top w:val="single" w:sz="4" w:space="0" w:color="BBCCDD"/>
+              <w:left w:val="single" w:sz="4" w:space="0" w:color="BBCCDD"/>
+              <w:bottom w:val="single" w:sz="4" w:space="0" w:color="BBCCDD"/>
+              <w:right w:val="single" w:sz="4" w:space="0" w:color="BBCCDD"/>
+            </w:tcBorders>
+            <w:shd w:val="clear" w:color="auto" w:fill="F0F4FA"/>
+            <w:tcMar>
+              <w:top w:w="80" w:type="dxa"/>
+              <w:left w:w="120" w:type="dxa"/>
+              <w:bottom w:w="80" w:type="dxa"/>
+              <w:right w:w="120" w:type="dxa"/>
+            </w:tcMar>
+          </w:tcPr>
+          <w:p>
+            <w:r>
+              <w:rPr>
+                <w:sz w:val="20"/>
+                <w:szCs w:val="20"/>
+              </w:rPr>
+              <w:t>Files</w:t>
+            </w:r>
+          </w:p>
+        </w:tc>
+        <w:tc>
+          <w:tcPr>
+            <w:tcW w:w="2760" w:type="dxa"/>
+            <w:tcBorders>
+              <w:top w:val="single" w:sz="4" w:space="0" w:color="BBCCDD"/>
+              <w:left w:val="single" w:sz="4" w:space="0" w:color="BBCCDD"/>
+              <w:bottom w:val="single" w:sz="4" w:space="0" w:color="BBCCDD"/>
+              <w:right w:val="single" w:sz="4" w:space="0" w:color="BBCCDD"/>
+            </w:tcBorders>
+            <w:shd w:val="clear" w:color="auto" w:fill="F0F4FA"/>
+            <w:tcMar>
+              <w:top w:w="80" w:type="dxa"/>
+              <w:left w:w="120" w:type="dxa"/>
+              <w:bottom w:w="80" w:type="dxa"/>
+              <w:right w:w="120" w:type="dxa"/>
+            </w:tcMar>
+          </w:tcPr>
+          <w:p>
+            <w:r>
+              <w:rPr>
+                <w:rFonts w:ascii="Courier New" w:hAnsi="Courier New"/>
+                <w:sz w:val="20"/>
+                <w:szCs w:val="20"/>
+              </w:rPr>
+              <w:t xml:space="preserve">http://&lt;xbox-ip&gt;/files</w:t>
+            </w:r>
+          </w:p>
+        </w:tc>
+        <w:tc>
+          <w:tcPr>
+            <w:tcW w:w="5160" w:type="dxa"/>
+            <w:tcBorders>
+              <w:top w:val="single" w:sz="4" w:space="0" w:color="BBCCDD"/>
+              <w:left w:val="single" w:sz="4" w:space="0" w:color="BBCCDD"/>
+              <w:bottom w:val="single" w:sz="4" w:space="0" w:color="BBCCDD"/>
+              <w:right w:val="single" w:sz="4" w:space="0" w:color="BBCCDD"/>
+            </w:tcBorders>
+            <w:shd w:val="clear" w:color="auto" w:fill="F0F4FA"/>
+            <w:tcMar>
+              <w:top w:w="80" w:type="dxa"/>
+              <w:left w:w="120" w:type="dxa"/>
+              <w:bottom w:w="80" w:type="dxa"/>
+              <w:right w:w="120" w:type="dxa"/>
+            </w:tcMar>
+          </w:tcPr>
+          <w:p>
+            <w:r>
+              <w:rPr>
+                <w:sz w:val="20"/>
+                <w:szCs w:val="20"/>
+              </w:rPr>
+              <w:t>Browser-based file manager. Browse all drives, upload files and folders from your PC, download files, create folders, and delete files or folders. No FTP client required.</w:t>
+            </w:r>
+          </w:p>
+        </w:tc>
+      </w:tr>
+      <w:tr>
+        <w:tc>
+          <w:tcPr>
+            <w:tcW w:w="1440" w:type="dxa"/>
+            <w:tcBorders>
+              <w:top w:val="single" w:sz="4" w:space="0" w:color="BBCCDD"/>
+              <w:left w:val="single" w:sz="4" w:space="0" w:color="BBCCDD"/>
+              <w:bottom w:val="single" w:sz="4" w:space="0" w:color="BBCCDD"/>
+              <w:right w:val="single" w:sz="4" w:space="0" w:color="BBCCDD"/>
+            </w:tcBorders>
+            <w:shd w:val="clear" w:color="auto" w:fill="FFFFFF"/>
+            <w:tcMar>
+              <w:top w:w="80" w:type="dxa"/>
+              <w:left w:w="120" w:type="dxa"/>
+              <w:bottom w:w="80" w:type="dxa"/>
+              <w:right w:w="120" w:type="dxa"/>
+            </w:tcMar>
+          </w:tcPr>
+          <w:p>
+            <w:r>
+              <w:rPr>
+                <w:sz w:val="20"/>
+                <w:szCs w:val="20"/>
+              </w:rPr>
+              <w:t>Live</w:t>
+            </w:r>
+          </w:p>
+        </w:tc>
+        <w:tc>
+          <w:tcPr>
+            <w:tcW w:w="2760" w:type="dxa"/>
+            <w:tcBorders>
+              <w:top w:val="single" w:sz="4" w:space="0" w:color="BBCCDD"/>
+              <w:left w:val="single" w:sz="4" w:space="0" w:color="BBCCDD"/>
+              <w:bottom w:val="single" w:sz="4" w:space="0" w:color="BBCCDD"/>
+              <w:right w:val="single" w:sz="4" w:space="0" w:color="BBCCDD"/>
+            </w:tcBorders>
+            <w:shd w:val="clear" w:color="auto" w:fill="FFFFFF"/>
+            <w:tcMar>
+              <w:top w:w="80" w:type="dxa"/>
+              <w:left w:w="120" w:type="dxa"/>
+              <w:bottom w:w="80" w:type="dxa"/>
+              <w:right w:w="120" w:type="dxa"/>
+            </w:tcMar>
+          </w:tcPr>
+          <w:p>
+            <w:r>
+              <w:rPr>
+                <w:rFonts w:ascii="Courier New" w:hAnsi="Courier New"/>
+                <w:sz w:val="20"/>
+                <w:szCs w:val="20"/>
+              </w:rPr>
+              <w:t xml:space="preserve">http://&lt;xbox-ip&gt;/live</w:t>
+            </w:r>
+          </w:p>
+        </w:tc>
+        <w:tc>
+          <w:tcPr>
+            <w:tcW w:w="5160" w:type="dxa"/>
+            <w:tcBorders>
+              <w:top w:val="single" w:sz="4" w:space="0" w:color="BBCCDD"/>
+              <w:left w:val="single" w:sz="4" w:space="0" w:color="BBCCDD"/>
+              <w:bottom w:val="single" w:sz="4" w:space="0" w:color="BBCCDD"/>
+              <w:right w:val="single" w:sz="4" w:space="0" w:color="BBCCDD"/>
+            </w:tcBorders>
+            <w:shd w:val="clear" w:color="auto" w:fill="FFFFFF"/>
+            <w:tcMar>
+              <w:top w:w="80" w:type="dxa"/>
+              <w:left w:w="120" w:type="dxa"/>
+              <w:bottom w:w="80" w:type="dxa"/>
+              <w:right w:w="120" w:type="dxa"/>
+            </w:tcMar>
+          </w:tcPr>
+          <w:p>
+            <w:r>
+              <w:rPr>
+                <w:sz w:val="20"/>
+                <w:szCs w:val="20"/>
+              </w:rPr>
+              <w:t>Live framebuffer snapshot of the Xbox display. Toggle Live ON for 5-second auto-refresh or click Capture Now for a single snapshot. Useful for remote monitoring without a TV.</w:t>
+            </w:r>
+          </w:p>
+        </w:tc>
+      </w:tr>
     </w:tbl>
     <w:p>
       <w:pPr>
@@ -21333,7 +22136,7 @@
                 <w:sz w:val="20"/>
                 <w:szCs w:val="20"/>
               </w:rPr>
-              <w:t>Flash chip info / flash tool</w:t>
+              <w:t>TSOP Info panel / flash tool</w:t>
             </w:r>
           </w:p>
         </w:tc>
@@ -25464,7 +26267,7 @@
                 <w:sz w:val="20"/>
                 <w:szCs w:val="20"/>
               </w:rPr>
-              <w:t>Switch sub-test (Dead-Zone/Circularity/Drift/Triggers)</w:t>
+              <w:t>Switch sub-test (Dead-Zone/Circularity/Drift/Triggers/Analog)</w:t>
             </w:r>
           </w:p>
         </w:tc>
